--- a/docs/RESEARCH_PAPER_FULL_MANUSCRIPT.docx
+++ b/docs/RESEARCH_PAPER_FULL_MANUSCRIPT.docx
@@ -4,7 +4,7 @@
   <w:body>
     <w:p>
       <w:pPr>
-        <w:spacing w:before="240" w:after="240"/>
+        <w:spacing w:before="320" w:after="160"/>
         <w:jc w:val="center"/>
       </w:pPr>
       <w:r>
@@ -12,7 +12,7 @@
           <w:rFonts w:ascii="Times New Roman" w:hAnsi="Times New Roman"/>
           <w:b/>
           <w:color w:val="0F172A"/>
-          <w:sz w:val="36"/>
+          <w:sz w:val="34"/>
         </w:rPr>
         <w:t>On the Limitations of Multi-Objective Neuro-Evolutionary Traffic Classification in SDWNs: A Negative Result and Lessons Learned</w:t>
       </w:r>
@@ -23,24 +23,47 @@
         <w:rPr>
           <w:b/>
         </w:rPr>
+        <w:t>Sai Rithvik Mahankali</w:t>
+      </w:r>
+      <w:r>
+        <w:t xml:space="preserve">, </w:t>
+      </w:r>
+      <w:r>
+        <w:rPr>
+          <w:b/>
+        </w:rPr>
+        <w:t>Akshay Kumar Pudi</w:t>
+      </w:r>
+      <w:r>
+        <w:t xml:space="preserve">, and </w:t>
+      </w:r>
+      <w:r>
+        <w:rPr>
+          <w:b/>
+        </w:rPr>
+        <w:t>Budithi Supraja</w:t>
       </w:r>
       <w:r/>
     </w:p>
     <w:p>
+      <w:r/>
       <w:r>
         <w:rPr>
           <w:i/>
         </w:rPr>
-        <w:t>School of Computer Science and Engineering (SCOPE), Vellore Institute of Technology (VIT), Vellore, India</w:t>
+        <w:t>School of Computer Science and Engineering (SCOPE), Vellore Institute of Technology (VIT), Vellore, Tamil Nadu, India</w:t>
       </w:r>
+      <w:r/>
     </w:p>
     <w:p>
+      <w:r/>
       <w:r>
         <w:rPr>
           <w:i/>
         </w:rPr>
-        <w:t xml:space="preserve">Registration Numbers: </w:t>
+        <w:t>Corresponding Emails: rikkumahan07@gmail.com, akshaykumarpudi@gmail.com</w:t>
       </w:r>
+      <w:r/>
     </w:p>
     <w:p>
       <w:r/>
@@ -51,7 +74,7 @@
         <w:t>Target Submission</w:t>
       </w:r>
       <w:r>
-        <w:t>: Q2 Journal Submission (Merged Senior &amp; Team Work)</w:t>
+        <w:t>: IEEE Transactions on Network and Service Management / Elsevier Computer Networks (Q2/Q1 Special Issue on Reproducibility and Negative Results in Network AI)</w:t>
       </w:r>
     </w:p>
     <w:p>
@@ -62,7 +85,7 @@
         <w:rPr>
           <w:rFonts w:ascii="Times New Roman" w:hAnsi="Times New Roman"/>
           <w:b/>
-          <w:color w:val="1E293B"/>
+          <w:color w:val="1E3A8A"/>
           <w:sz w:val="27"/>
         </w:rPr>
         <w:t>Abstract</w:t>
@@ -115,8 +138,15 @@
         <w:pStyle w:val="ListNumber"/>
         <w:spacing w:after="40" w:line="276" w:lineRule="auto"/>
       </w:pPr>
+      <w:r/>
       <w:r>
-        <w:t>The weight-magnitude overhead proxies ($|w| &gt; 0.3, |w| &gt; 0.05, L_1$ norm) do not reflect actual hardware cost, as deep learning models regularized with weight decay and batch normalization naturally yield small weights without optimization pressure.</w:t>
+        <w:rPr>
+          <w:b/>
+        </w:rPr>
+        <w:t>Flawed Proxy Metrics</w:t>
+      </w:r>
+      <w:r>
+        <w:t>: The weight-magnitude overhead proxies ($|w| &gt; 0.3, |w| &gt; 0.05, L_1$ norm) do not reflect actual hardware cost, as deep learning models regularized with weight decay and batch normalization naturally yield small weights without optimization pressure.</w:t>
       </w:r>
     </w:p>
     <w:p>
@@ -124,8 +154,15 @@
         <w:pStyle w:val="ListNumber"/>
         <w:spacing w:after="40" w:line="276" w:lineRule="auto"/>
       </w:pPr>
+      <w:r/>
       <w:r>
-        <w:t>A 325-parameter FFNN has insufficient representational capacity to resolve complex, encrypted traffic manifolds.</w:t>
+        <w:rPr>
+          <w:b/>
+        </w:rPr>
+        <w:t>Representational Bottleneck</w:t>
+      </w:r>
+      <w:r>
+        <w:t>: A 325-parameter FFNN has insufficient representational capacity to resolve complex, encrypted traffic manifolds.</w:t>
       </w:r>
     </w:p>
     <w:p>
@@ -133,8 +170,31 @@
         <w:pStyle w:val="ListNumber"/>
         <w:spacing w:after="40" w:line="276" w:lineRule="auto"/>
       </w:pPr>
+      <w:r/>
       <w:r>
-        <w:t>Standard 8-feature representations suffer from port 443 multiplexing (rendering destination ports useless) and topology-dependent TTL artifacts.</w:t>
+        <w:rPr>
+          <w:b/>
+        </w:rPr>
+        <w:t>Feature Vulnerabilities</w:t>
+      </w:r>
+      <w:r>
+        <w:t>: Standard 8-feature representations suffer from port 443 multiplexing (rendering destination ports useless) and topology-dependent TTL artifacts.</w:t>
+      </w:r>
+    </w:p>
+    <w:p>
+      <w:pPr>
+        <w:pStyle w:val="ListNumber"/>
+        <w:spacing w:after="40" w:line="276" w:lineRule="auto"/>
+      </w:pPr>
+      <w:r/>
+      <w:r>
+        <w:rPr>
+          <w:b/>
+        </w:rPr>
+        <w:t>Synthetic Data Illusion</w:t>
+      </w:r>
+      <w:r>
+        <w:t>: The previously reported $94.33\%$ accuracy was an artifact of synthetic Gaussian clusters that collapse on real captured traffic.</w:t>
       </w:r>
     </w:p>
     <w:p>
@@ -180,7 +240,7 @@
         <w:rPr>
           <w:rFonts w:ascii="Times New Roman" w:hAnsi="Times New Roman"/>
           <w:b/>
-          <w:color w:val="1E293B"/>
+          <w:color w:val="1E3A8A"/>
           <w:sz w:val="27"/>
         </w:rPr>
         <w:t>I. Introduction</w:t>
@@ -308,7 +368,7 @@
     </w:p>
     <w:p>
       <w:pPr>
-        <w:spacing w:before="200" w:after="40"/>
+        <w:spacing w:before="200" w:after="60"/>
       </w:pPr>
       <w:r>
         <w:rPr>
@@ -381,7 +441,7 @@
         <w:t>Methodological Fix for Temporal Leakage</w:t>
       </w:r>
       <w:r>
-        <w:t>: We implement time-based blocking cross-validation, demonstrating that conventional random 10-fold CV artificially inflates accuracy by $7\% - 9\%$ due to temporal session autocorrelation.</w:t>
+        <w:t>: We implement time-based blocking cross-validation, demonstrating that conventional random 10-fold CV artificially inflates accuracy by $4\% - 9\%$ due to temporal session autocorrelation.</w:t>
       </w:r>
     </w:p>
     <w:p>
@@ -397,7 +457,7 @@
         <w:t>Feature Set Post-Mortem &amp; Robustness Analysis</w:t>
       </w:r>
       <w:r>
-        <w:t>: We demonstrate via perturbation experiments that destination port (`dst_port`) contributes zero signal under port 443 multiplexing, that `ttl` is an unreliable topology artifact, and that higher-order IAT moments (variance and skewness) are required for encrypted traffic.</w:t>
+        <w:t>: We demonstrate via perturbation experiments that destination port (`dst_port`) contributes negligible signal under port 443 multiplexing, that `ttl` is an unreliable topology artifact, and that higher-order IAT moments (variance and skewness) are required for encrypted traffic.</w:t>
       </w:r>
     </w:p>
     <w:p>
@@ -424,628 +484,72 @@
         <w:rPr>
           <w:rFonts w:ascii="Times New Roman" w:hAnsi="Times New Roman"/>
           <w:b/>
-          <w:color w:val="1E293B"/>
+          <w:color w:val="1E3A8A"/>
           <w:sz w:val="27"/>
         </w:rPr>
-        <w:t>II. Related Work &amp; Literature Gap (2020–2026)</w:t>
-      </w:r>
-    </w:p>
-    <w:p>
-      <w:r>
-        <w:t>```</w:t>
-      </w:r>
-    </w:p>
-    <w:p>
-      <w:r>
-        <w:t>+------------------------------------------------------------------+</w:t>
-      </w:r>
-    </w:p>
-    <w:tbl>
-      <w:tblPr>
-        <w:tblW w:type="auto" w:w="0"/>
-        <w:jc w:val="center"/>
-        <w:tblLook w:firstColumn="1" w:firstRow="1" w:lastColumn="0" w:lastRow="0" w:noHBand="0" w:noVBand="1" w:val="04A0"/>
-        <w:tblBorders>
-          <w:top w:val="single" w:sz="6" w:space="0" w:color="CCCCCC"/>
-          <w:bottom w:val="single" w:sz="6" w:space="0" w:color="CCCCCC"/>
-          <w:insideH w:val="single" w:sz="4" w:space="0" w:color="E0E0E0"/>
-          <w:insideV w:val="none"/>
-          <w:left w:val="none"/>
-          <w:right w:val="none"/>
-        </w:tblBorders>
-      </w:tblPr>
-      <w:tblGrid>
-        <w:gridCol w:w="9360"/>
-      </w:tblGrid>
-      <w:tr>
-        <w:tc>
-          <w:tcPr>
-            <w:tcW w:type="dxa" w:w="9360"/>
-            <w:tcMar>
-              <w:top w:w="100" w:type="dxa"/>
-              <w:bottom w:w="100" w:type="dxa"/>
-              <w:left w:w="120" w:type="dxa"/>
-              <w:right w:w="120" w:type="dxa"/>
-            </w:tcMar>
-            <w:shd w:fill="F0F4F8"/>
-          </w:tcPr>
-          <w:p>
-            <w:pPr>
-              <w:spacing w:after="40" w:line="252" w:lineRule="auto"/>
-            </w:pPr>
-            <w:r>
-              <w:rPr>
-                <w:rFonts w:ascii="Times New Roman" w:hAnsi="Times New Roman"/>
-                <w:b/>
-                <w:color w:val="111827"/>
-                <w:sz w:val="19"/>
-              </w:rPr>
-              <w:t>Comparative Evolution of SDWN Systems</w:t>
-            </w:r>
-          </w:p>
-        </w:tc>
-      </w:tr>
-    </w:tbl>
-    <w:p/>
-    <w:p>
-      <w:r>
-        <w:t>+------------------------------------------------------------------+</w:t>
-      </w:r>
-    </w:p>
-    <w:tbl>
-      <w:tblPr>
-        <w:tblW w:type="auto" w:w="0"/>
-        <w:jc w:val="center"/>
-        <w:tblLook w:firstColumn="1" w:firstRow="1" w:lastColumn="0" w:lastRow="0" w:noHBand="0" w:noVBand="1" w:val="04A0"/>
-        <w:tblBorders>
-          <w:top w:val="single" w:sz="6" w:space="0" w:color="CCCCCC"/>
-          <w:bottom w:val="single" w:sz="6" w:space="0" w:color="CCCCCC"/>
-          <w:insideH w:val="single" w:sz="4" w:space="0" w:color="E0E0E0"/>
-          <w:insideV w:val="none"/>
-          <w:left w:val="none"/>
-          <w:right w:val="none"/>
-        </w:tblBorders>
-      </w:tblPr>
-      <w:tblGrid>
-        <w:gridCol w:w="4680"/>
-        <w:gridCol w:w="4680"/>
-      </w:tblGrid>
-      <w:tr>
-        <w:tc>
-          <w:tcPr>
-            <w:tcW w:type="dxa" w:w="4680"/>
-            <w:tcMar>
-              <w:top w:w="100" w:type="dxa"/>
-              <w:bottom w:w="100" w:type="dxa"/>
-              <w:left w:w="120" w:type="dxa"/>
-              <w:right w:w="120" w:type="dxa"/>
-            </w:tcMar>
-            <w:shd w:fill="F0F4F8"/>
-          </w:tcPr>
-          <w:p>
-            <w:pPr>
-              <w:spacing w:after="40" w:line="252" w:lineRule="auto"/>
-            </w:pPr>
-            <w:r>
-              <w:rPr>
-                <w:rFonts w:ascii="Times New Roman" w:hAnsi="Times New Roman"/>
-                <w:b/>
-                <w:color w:val="111827"/>
-                <w:sz w:val="19"/>
-              </w:rPr>
-              <w:t>Tier A (Pradhan et al., IET 2022 [2])</w:t>
-            </w:r>
-          </w:p>
-        </w:tc>
-        <w:tc>
-          <w:tcPr>
-            <w:tcW w:type="dxa" w:w="4680"/>
-            <w:tcMar>
-              <w:top w:w="100" w:type="dxa"/>
-              <w:bottom w:w="100" w:type="dxa"/>
-              <w:left w:w="120" w:type="dxa"/>
-              <w:right w:w="120" w:type="dxa"/>
-            </w:tcMar>
-            <w:shd w:fill="F0F4F8"/>
-          </w:tcPr>
-          <w:p>
-            <w:pPr>
-              <w:spacing w:after="40" w:line="252" w:lineRule="auto"/>
-            </w:pPr>
-            <w:r>
-              <w:rPr>
-                <w:rFonts w:ascii="Times New Roman" w:hAnsi="Times New Roman"/>
-                <w:b/>
-                <w:color w:val="111827"/>
-                <w:sz w:val="19"/>
-              </w:rPr>
-            </w:r>
-          </w:p>
-        </w:tc>
-      </w:tr>
-      <w:tr>
-        <w:tc>
-          <w:tcPr>
-            <w:tcW w:type="dxa" w:w="4680"/>
-            <w:tcMar>
-              <w:top w:w="100" w:type="dxa"/>
-              <w:bottom w:w="100" w:type="dxa"/>
-              <w:left w:w="120" w:type="dxa"/>
-              <w:right w:w="120" w:type="dxa"/>
-            </w:tcMar>
-            <w:shd w:fill="FAFAFA"/>
-          </w:tcPr>
-          <w:p>
-            <w:pPr>
-              <w:spacing w:after="40" w:line="252" w:lineRule="auto"/>
-            </w:pPr>
-            <w:r>
-              <w:rPr>
-                <w:rFonts w:ascii="Times New Roman" w:hAnsi="Times New Roman"/>
-                <w:color w:val="333333"/>
-                <w:sz w:val="19"/>
-              </w:rPr>
-              <w:t>• Single-Objective PSO (Accuracy only)</w:t>
-            </w:r>
-          </w:p>
-        </w:tc>
-        <w:tc>
-          <w:tcPr>
-            <w:tcW w:type="dxa" w:w="4680"/>
-            <w:tcMar>
-              <w:top w:w="100" w:type="dxa"/>
-              <w:bottom w:w="100" w:type="dxa"/>
-              <w:left w:w="120" w:type="dxa"/>
-              <w:right w:w="120" w:type="dxa"/>
-            </w:tcMar>
-            <w:shd w:fill="FAFAFA"/>
-          </w:tcPr>
-          <w:p>
-            <w:pPr>
-              <w:spacing w:after="40" w:line="252" w:lineRule="auto"/>
-            </w:pPr>
-            <w:r>
-              <w:rPr>
-                <w:rFonts w:ascii="Times New Roman" w:hAnsi="Times New Roman"/>
-                <w:color w:val="333333"/>
-                <w:sz w:val="19"/>
-              </w:rPr>
-            </w:r>
-          </w:p>
-        </w:tc>
-      </w:tr>
-      <w:tr>
-        <w:tc>
-          <w:tcPr>
-            <w:tcW w:type="dxa" w:w="4680"/>
-            <w:tcMar>
-              <w:top w:w="100" w:type="dxa"/>
-              <w:bottom w:w="100" w:type="dxa"/>
-              <w:left w:w="120" w:type="dxa"/>
-              <w:right w:w="120" w:type="dxa"/>
-            </w:tcMar>
-          </w:tcPr>
-          <w:p>
-            <w:pPr>
-              <w:spacing w:after="40" w:line="252" w:lineRule="auto"/>
-            </w:pPr>
-            <w:r>
-              <w:rPr>
-                <w:rFonts w:ascii="Times New Roman" w:hAnsi="Times New Roman"/>
-                <w:color w:val="333333"/>
-                <w:sz w:val="19"/>
-              </w:rPr>
-              <w:t>• 325-Parameter FFNN</w:t>
-            </w:r>
-          </w:p>
-        </w:tc>
-        <w:tc>
-          <w:tcPr>
-            <w:tcW w:type="dxa" w:w="4680"/>
-            <w:tcMar>
-              <w:top w:w="100" w:type="dxa"/>
-              <w:bottom w:w="100" w:type="dxa"/>
-              <w:left w:w="120" w:type="dxa"/>
-              <w:right w:w="120" w:type="dxa"/>
-            </w:tcMar>
-          </w:tcPr>
-          <w:p>
-            <w:pPr>
-              <w:spacing w:after="40" w:line="252" w:lineRule="auto"/>
-            </w:pPr>
-            <w:r>
-              <w:rPr>
-                <w:rFonts w:ascii="Times New Roman" w:hAnsi="Times New Roman"/>
-                <w:color w:val="333333"/>
-                <w:sz w:val="19"/>
-              </w:rPr>
-              <w:t>Evaluated on historical/synthetic data</w:t>
-            </w:r>
-          </w:p>
-        </w:tc>
-      </w:tr>
-    </w:tbl>
-    <w:p/>
-    <w:p>
-      <w:r>
-        <w:t>+------------------------------------------------------------------+</w:t>
-      </w:r>
-    </w:p>
-    <w:p>
-      <w:r>
-        <w:t>|</w:t>
-      </w:r>
-    </w:p>
-    <w:p>
-      <w:r>
-        <w:t>v</w:t>
-      </w:r>
-    </w:p>
-    <w:p>
-      <w:r>
-        <w:t>+------------------------------------------------------------------+</w:t>
-      </w:r>
-    </w:p>
-    <w:tbl>
-      <w:tblPr>
-        <w:tblW w:type="auto" w:w="0"/>
-        <w:jc w:val="center"/>
-        <w:tblLook w:firstColumn="1" w:firstRow="1" w:lastColumn="0" w:lastRow="0" w:noHBand="0" w:noVBand="1" w:val="04A0"/>
-        <w:tblBorders>
-          <w:top w:val="single" w:sz="6" w:space="0" w:color="CCCCCC"/>
-          <w:bottom w:val="single" w:sz="6" w:space="0" w:color="CCCCCC"/>
-          <w:insideH w:val="single" w:sz="4" w:space="0" w:color="E0E0E0"/>
-          <w:insideV w:val="none"/>
-          <w:left w:val="none"/>
-          <w:right w:val="none"/>
-        </w:tblBorders>
-      </w:tblPr>
-      <w:tblGrid>
-        <w:gridCol w:w="4680"/>
-        <w:gridCol w:w="4680"/>
-      </w:tblGrid>
-      <w:tr>
-        <w:tc>
-          <w:tcPr>
-            <w:tcW w:type="dxa" w:w="4680"/>
-            <w:tcMar>
-              <w:top w:w="100" w:type="dxa"/>
-              <w:bottom w:w="100" w:type="dxa"/>
-              <w:left w:w="120" w:type="dxa"/>
-              <w:right w:w="120" w:type="dxa"/>
-            </w:tcMar>
-            <w:shd w:fill="F0F4F8"/>
-          </w:tcPr>
-          <w:p>
-            <w:pPr>
-              <w:spacing w:after="40" w:line="252" w:lineRule="auto"/>
-            </w:pPr>
-            <w:r>
-              <w:rPr>
-                <w:rFonts w:ascii="Times New Roman" w:hAnsi="Times New Roman"/>
-                <w:b/>
-                <w:color w:val="111827"/>
-                <w:sz w:val="19"/>
-              </w:rPr>
-              <w:t>Tier B (Budithi Supraja, 2024/2025 [1])</w:t>
-            </w:r>
-          </w:p>
-        </w:tc>
-        <w:tc>
-          <w:tcPr>
-            <w:tcW w:type="dxa" w:w="4680"/>
-            <w:tcMar>
-              <w:top w:w="100" w:type="dxa"/>
-              <w:bottom w:w="100" w:type="dxa"/>
-              <w:left w:w="120" w:type="dxa"/>
-              <w:right w:w="120" w:type="dxa"/>
-            </w:tcMar>
-            <w:shd w:fill="F0F4F8"/>
-          </w:tcPr>
-          <w:p>
-            <w:pPr>
-              <w:spacing w:after="40" w:line="252" w:lineRule="auto"/>
-            </w:pPr>
-            <w:r>
-              <w:rPr>
-                <w:rFonts w:ascii="Times New Roman" w:hAnsi="Times New Roman"/>
-                <w:b/>
-                <w:color w:val="111827"/>
-                <w:sz w:val="19"/>
-              </w:rPr>
-            </w:r>
-          </w:p>
-        </w:tc>
-      </w:tr>
-      <w:tr>
-        <w:tc>
-          <w:tcPr>
-            <w:tcW w:type="dxa" w:w="4680"/>
-            <w:tcMar>
-              <w:top w:w="100" w:type="dxa"/>
-              <w:bottom w:w="100" w:type="dxa"/>
-              <w:left w:w="120" w:type="dxa"/>
-              <w:right w:w="120" w:type="dxa"/>
-            </w:tcMar>
-            <w:shd w:fill="FAFAFA"/>
-          </w:tcPr>
-          <w:p>
-            <w:pPr>
-              <w:spacing w:after="40" w:line="252" w:lineRule="auto"/>
-            </w:pPr>
-            <w:r>
-              <w:rPr>
-                <w:rFonts w:ascii="Times New Roman" w:hAnsi="Times New Roman"/>
-                <w:color w:val="333333"/>
-                <w:sz w:val="19"/>
-              </w:rPr>
-              <w:t>• Bi-Objective MOPSO (Accuracy vs. Overhead F)</w:t>
-            </w:r>
-          </w:p>
-        </w:tc>
-        <w:tc>
-          <w:tcPr>
-            <w:tcW w:type="dxa" w:w="4680"/>
-            <w:tcMar>
-              <w:top w:w="100" w:type="dxa"/>
-              <w:bottom w:w="100" w:type="dxa"/>
-              <w:left w:w="120" w:type="dxa"/>
-              <w:right w:w="120" w:type="dxa"/>
-            </w:tcMar>
-            <w:shd w:fill="FAFAFA"/>
-          </w:tcPr>
-          <w:p>
-            <w:pPr>
-              <w:spacing w:after="40" w:line="252" w:lineRule="auto"/>
-            </w:pPr>
-            <w:r>
-              <w:rPr>
-                <w:rFonts w:ascii="Times New Roman" w:hAnsi="Times New Roman"/>
-                <w:color w:val="333333"/>
-                <w:sz w:val="19"/>
-              </w:rPr>
-            </w:r>
-          </w:p>
-        </w:tc>
-      </w:tr>
-      <w:tr>
-        <w:tc>
-          <w:tcPr>
-            <w:tcW w:type="dxa" w:w="4680"/>
-            <w:tcMar>
-              <w:top w:w="100" w:type="dxa"/>
-              <w:bottom w:w="100" w:type="dxa"/>
-              <w:left w:w="120" w:type="dxa"/>
-              <w:right w:w="120" w:type="dxa"/>
-            </w:tcMar>
-          </w:tcPr>
-          <w:p>
-            <w:pPr>
-              <w:spacing w:after="40" w:line="252" w:lineRule="auto"/>
-            </w:pPr>
-            <w:r>
-              <w:rPr>
-                <w:rFonts w:ascii="Times New Roman" w:hAnsi="Times New Roman"/>
-                <w:color w:val="333333"/>
-                <w:sz w:val="19"/>
-              </w:rPr>
-              <w:t>• Page-Hinkley Drift Detector</w:t>
-            </w:r>
-          </w:p>
-        </w:tc>
-        <w:tc>
-          <w:tcPr>
-            <w:tcW w:type="dxa" w:w="4680"/>
-            <w:tcMar>
-              <w:top w:w="100" w:type="dxa"/>
-              <w:bottom w:w="100" w:type="dxa"/>
-              <w:left w:w="120" w:type="dxa"/>
-              <w:right w:w="120" w:type="dxa"/>
-            </w:tcMar>
-          </w:tcPr>
-          <w:p>
-            <w:pPr>
-              <w:spacing w:after="40" w:line="252" w:lineRule="auto"/>
-            </w:pPr>
-            <w:r>
-              <w:rPr>
-                <w:rFonts w:ascii="Times New Roman" w:hAnsi="Times New Roman"/>
-                <w:color w:val="333333"/>
-                <w:sz w:val="19"/>
-              </w:rPr>
-              <w:t>Evaluated on Synthetic Gaussian</w:t>
-            </w:r>
-          </w:p>
-        </w:tc>
-      </w:tr>
-    </w:tbl>
-    <w:p/>
-    <w:p>
-      <w:r>
-        <w:t>+------------------------------------------------------------------+</w:t>
-      </w:r>
-    </w:p>
-    <w:p>
-      <w:r>
-        <w:t>|</w:t>
-      </w:r>
-    </w:p>
-    <w:p>
-      <w:r>
-        <w:t>v</w:t>
-      </w:r>
-    </w:p>
-    <w:p>
-      <w:r>
-        <w:t>+------------------------------------------------------------------+</w:t>
-      </w:r>
-    </w:p>
-    <w:tbl>
-      <w:tblPr>
-        <w:tblW w:type="auto" w:w="0"/>
-        <w:jc w:val="center"/>
-        <w:tblLook w:firstColumn="1" w:firstRow="1" w:lastColumn="0" w:lastRow="0" w:noHBand="0" w:noVBand="1" w:val="04A0"/>
-        <w:tblBorders>
-          <w:top w:val="single" w:sz="6" w:space="0" w:color="CCCCCC"/>
-          <w:bottom w:val="single" w:sz="6" w:space="0" w:color="CCCCCC"/>
-          <w:insideH w:val="single" w:sz="4" w:space="0" w:color="E0E0E0"/>
-          <w:insideV w:val="none"/>
-          <w:left w:val="none"/>
-          <w:right w:val="none"/>
-        </w:tblBorders>
-      </w:tblPr>
-      <w:tblGrid>
-        <w:gridCol w:w="9360"/>
-      </w:tblGrid>
-      <w:tr>
-        <w:tc>
-          <w:tcPr>
-            <w:tcW w:type="dxa" w:w="9360"/>
-            <w:tcMar>
-              <w:top w:w="100" w:type="dxa"/>
-              <w:bottom w:w="100" w:type="dxa"/>
-              <w:left w:w="120" w:type="dxa"/>
-              <w:right w:w="120" w:type="dxa"/>
-            </w:tcMar>
-            <w:shd w:fill="F0F4F8"/>
-          </w:tcPr>
-          <w:p>
-            <w:pPr>
-              <w:spacing w:after="40" w:line="252" w:lineRule="auto"/>
-            </w:pPr>
-            <w:r>
-              <w:rPr>
-                <w:rFonts w:ascii="Times New Roman" w:hAnsi="Times New Roman"/>
-                <w:b/>
-                <w:color w:val="111827"/>
-                <w:sz w:val="19"/>
-              </w:rPr>
-              <w:t>Tier C (This Work: Rigorous Empirical Post-Mortem)</w:t>
-            </w:r>
-          </w:p>
-        </w:tc>
-      </w:tr>
-      <w:tr>
-        <w:tc>
-          <w:tcPr>
-            <w:tcW w:type="dxa" w:w="9360"/>
-            <w:tcMar>
-              <w:top w:w="100" w:type="dxa"/>
-              <w:bottom w:w="100" w:type="dxa"/>
-              <w:left w:w="120" w:type="dxa"/>
-              <w:right w:w="120" w:type="dxa"/>
-            </w:tcMar>
-            <w:shd w:fill="FAFAFA"/>
-          </w:tcPr>
-          <w:p>
-            <w:pPr>
-              <w:spacing w:after="40" w:line="252" w:lineRule="auto"/>
-            </w:pPr>
-            <w:r>
-              <w:rPr>
-                <w:rFonts w:ascii="Times New Roman" w:hAnsi="Times New Roman"/>
-                <w:color w:val="333333"/>
-                <w:sz w:val="19"/>
-              </w:rPr>
-              <w:t>• Real PCAP Benchmarks (ISCX VPN 2016 &amp; USTC-TFC 2016)</w:t>
-            </w:r>
-          </w:p>
-        </w:tc>
-      </w:tr>
-      <w:tr>
-        <w:tc>
-          <w:tcPr>
-            <w:tcW w:type="dxa" w:w="9360"/>
-            <w:tcMar>
-              <w:top w:w="100" w:type="dxa"/>
-              <w:bottom w:w="100" w:type="dxa"/>
-              <w:left w:w="120" w:type="dxa"/>
-              <w:right w:w="120" w:type="dxa"/>
-            </w:tcMar>
-          </w:tcPr>
-          <w:p>
-            <w:pPr>
-              <w:spacing w:after="40" w:line="252" w:lineRule="auto"/>
-            </w:pPr>
-            <w:r>
-              <w:rPr>
-                <w:rFonts w:ascii="Times New Roman" w:hAnsi="Times New Roman"/>
-                <w:color w:val="333333"/>
-                <w:sz w:val="19"/>
-              </w:rPr>
-              <w:t>• Deep Learning Baselines (1D-CNN, LSTM, Transformer)</w:t>
-            </w:r>
-          </w:p>
-        </w:tc>
-      </w:tr>
-      <w:tr>
-        <w:tc>
-          <w:tcPr>
-            <w:tcW w:type="dxa" w:w="9360"/>
-            <w:tcMar>
-              <w:top w:w="100" w:type="dxa"/>
-              <w:bottom w:w="100" w:type="dxa"/>
-              <w:left w:w="120" w:type="dxa"/>
-              <w:right w:w="120" w:type="dxa"/>
-            </w:tcMar>
-            <w:shd w:fill="FAFAFA"/>
-          </w:tcPr>
-          <w:p>
-            <w:pPr>
-              <w:spacing w:after="40" w:line="252" w:lineRule="auto"/>
-            </w:pPr>
-            <w:r>
-              <w:rPr>
-                <w:rFonts w:ascii="Times New Roman" w:hAnsi="Times New Roman"/>
-                <w:color w:val="333333"/>
-                <w:sz w:val="19"/>
-              </w:rPr>
-              <w:t>• Time-Based Blocking Cross-Validation (Leakage-Free)</w:t>
-            </w:r>
-          </w:p>
-        </w:tc>
-      </w:tr>
-      <w:tr>
-        <w:tc>
-          <w:tcPr>
-            <w:tcW w:type="dxa" w:w="9360"/>
-            <w:tcMar>
-              <w:top w:w="100" w:type="dxa"/>
-              <w:bottom w:w="100" w:type="dxa"/>
-              <w:left w:w="120" w:type="dxa"/>
-              <w:right w:w="120" w:type="dxa"/>
-            </w:tcMar>
-          </w:tcPr>
-          <w:p>
-            <w:pPr>
-              <w:spacing w:after="40" w:line="252" w:lineRule="auto"/>
-            </w:pPr>
-            <w:r>
-              <w:rPr>
-                <w:rFonts w:ascii="Times New Roman" w:hAnsi="Times New Roman"/>
-                <w:color w:val="333333"/>
-                <w:sz w:val="19"/>
-              </w:rPr>
-              <w:t>• Formal Proofs in Appendix A; Negative Result &amp; Lessons</w:t>
-            </w:r>
-          </w:p>
-        </w:tc>
-      </w:tr>
-    </w:tbl>
-    <w:p/>
-    <w:p>
-      <w:r>
-        <w:t>+------------------------------------------------------------------+</w:t>
-      </w:r>
-    </w:p>
-    <w:p>
-      <w:r>
-        <w:t>```</w:t>
+        <w:t>II. Related Work &amp; Literature Gap (2019–2026)</w:t>
       </w:r>
     </w:p>
     <w:p>
       <w:pPr>
-        <w:spacing w:before="200" w:after="40"/>
+        <w:spacing w:before="120" w:after="120"/>
+      </w:pPr>
+      <w:r>
+        <w:rPr>
+          <w:rFonts w:ascii="Consolas" w:hAnsi="Consolas"/>
+          <w:color w:val="1F2937"/>
+          <w:sz w:val="17"/>
+        </w:rPr>
+        <w:t xml:space="preserve">       +------------------------------------------------------------------+</w:t>
+        <w:br/>
+        <w:t xml:space="preserve">       |               Comparative Evolution of SDWN Systems              |</w:t>
+        <w:br/>
+        <w:t xml:space="preserve">       +------------------------------------------------------------------+</w:t>
+        <w:br/>
+        <w:t xml:space="preserve">       |  Tier A (Pradhan et al., IET 2022 [2])                           |</w:t>
+        <w:br/>
+        <w:t xml:space="preserve">       |  • Single-Objective PSO (Accuracy only)                          |</w:t>
+        <w:br/>
+        <w:t xml:space="preserve">       |  • 325-Parameter FFNN | Evaluated on historical/synthetic data   |</w:t>
+        <w:br/>
+        <w:t xml:space="preserve">       +------------------------------------------------------------------+</w:t>
+        <w:br/>
+        <w:t xml:space="preserve">                                        |</w:t>
+        <w:br/>
+        <w:t xml:space="preserve">                                        v</w:t>
+        <w:br/>
+        <w:t xml:space="preserve">       +------------------------------------------------------------------+</w:t>
+        <w:br/>
+        <w:t xml:space="preserve">       |  Tier B (Budithi Supraja, 2024/2025 [1])                         |</w:t>
+        <w:br/>
+        <w:t xml:space="preserve">       |  • Bi-Objective MOPSO (Accuracy vs. Overhead F)                  |</w:t>
+        <w:br/>
+        <w:t xml:space="preserve">       |  • Page-Hinkley Drift Detector | Evaluated on Synthetic Gaussian |</w:t>
+        <w:br/>
+        <w:t xml:space="preserve">       +------------------------------------------------------------------+</w:t>
+        <w:br/>
+        <w:t xml:space="preserve">                                        |</w:t>
+        <w:br/>
+        <w:t xml:space="preserve">                                        v</w:t>
+        <w:br/>
+        <w:t xml:space="preserve">       +------------------------------------------------------------------+</w:t>
+        <w:br/>
+        <w:t xml:space="preserve">       |  Tier C (This Work: Rigorous Empirical Post-Mortem)              |</w:t>
+        <w:br/>
+        <w:t xml:space="preserve">       |  • Real PCAP Benchmarks (ISCX VPN 2016 &amp; USTC-TFC 2016)          |</w:t>
+        <w:br/>
+        <w:t xml:space="preserve">       |  • Deep Learning Baselines (1D-CNN, LSTM, Transformer)           |</w:t>
+        <w:br/>
+        <w:t xml:space="preserve">       |  • Time-Based Blocking Cross-Validation (Leakage-Free)           |</w:t>
+        <w:br/>
+        <w:t xml:space="preserve">       |  • Formal Proofs in Appendix A; Negative Result &amp; Lessons        |</w:t>
+        <w:br/>
+        <w:t xml:space="preserve">       +------------------------------------------------------------------+</w:t>
+      </w:r>
+    </w:p>
+    <w:p>
+      <w:pPr>
+        <w:spacing w:before="200" w:after="60"/>
       </w:pPr>
       <w:r>
         <w:rPr>
@@ -1133,12 +637,12 @@
     </w:p>
     <w:p>
       <w:r>
-        <w:t>While these models achieve near-perfect classification, their parameter counts ($\approx 2\text{M} - 50\text{M}$) necessitate high-end GPU acceleration on centralized controllers, making them unsuitable for direct execution inside resource-constrained SDWN edge switches.</w:t>
+        <w:t>While these models achieve high classification accuracy, their parameter counts ($\approx 2\text{M} - 50\text{M}$) necessitate high-end GPU acceleration on centralized controllers, making them unsuitable for direct execution inside resource-constrained SDWN edge switches.</w:t>
       </w:r>
     </w:p>
     <w:p>
       <w:pPr>
-        <w:spacing w:before="200" w:after="40"/>
+        <w:spacing w:before="200" w:after="60"/>
       </w:pPr>
       <w:r>
         <w:rPr>
@@ -1202,7 +706,7 @@
     </w:p>
     <w:p>
       <w:pPr>
-        <w:spacing w:before="200" w:after="40"/>
+        <w:spacing w:before="200" w:after="60"/>
       </w:pPr>
       <w:r>
         <w:rPr>
@@ -1248,7 +752,7 @@
     </w:p>
     <w:p>
       <w:pPr>
-        <w:spacing w:before="200" w:after="40"/>
+        <w:spacing w:before="200" w:after="60"/>
       </w:pPr>
       <w:r>
         <w:rPr>
@@ -1309,7 +813,7 @@
         <w:rPr>
           <w:rFonts w:ascii="Times New Roman" w:hAnsi="Times New Roman"/>
           <w:b/>
-          <w:color w:val="1E293B"/>
+          <w:color w:val="1E3A8A"/>
           <w:sz w:val="27"/>
         </w:rPr>
         <w:t>III. System Architecture &amp; Problem Formulation</w:t>
@@ -1317,7 +821,7 @@
     </w:p>
     <w:p>
       <w:pPr>
-        <w:spacing w:before="200" w:after="40"/>
+        <w:spacing w:before="200" w:after="60"/>
       </w:pPr>
       <w:r>
         <w:rPr>
@@ -1335,474 +839,63 @@
       </w:r>
     </w:p>
     <w:p>
+      <w:pPr>
+        <w:spacing w:before="240" w:after="80"/>
+        <w:jc w:val="center"/>
+      </w:pPr>
       <w:r>
-        <w:t>```</w:t>
-      </w:r>
-    </w:p>
-    <w:p>
-      <w:r>
-        <w:t>+-------------------------------------------------------------+</w:t>
-      </w:r>
-    </w:p>
-    <w:tbl>
-      <w:tblPr>
-        <w:tblW w:type="auto" w:w="0"/>
-        <w:jc w:val="center"/>
-        <w:tblLook w:firstColumn="1" w:firstRow="1" w:lastColumn="0" w:lastRow="0" w:noHBand="0" w:noVBand="1" w:val="04A0"/>
-        <w:tblBorders>
-          <w:top w:val="single" w:sz="6" w:space="0" w:color="CCCCCC"/>
-          <w:bottom w:val="single" w:sz="6" w:space="0" w:color="CCCCCC"/>
-          <w:insideH w:val="single" w:sz="4" w:space="0" w:color="E0E0E0"/>
-          <w:insideV w:val="none"/>
-          <w:left w:val="none"/>
-          <w:right w:val="none"/>
-        </w:tblBorders>
-      </w:tblPr>
-      <w:tblGrid>
-        <w:gridCol w:w="3120"/>
-        <w:gridCol w:w="3120"/>
-        <w:gridCol w:w="3120"/>
-      </w:tblGrid>
-      <w:tr>
-        <w:tc>
-          <w:tcPr>
-            <w:tcW w:type="dxa" w:w="3120"/>
-            <w:tcMar>
-              <w:top w:w="100" w:type="dxa"/>
-              <w:bottom w:w="100" w:type="dxa"/>
-              <w:left w:w="120" w:type="dxa"/>
-              <w:right w:w="120" w:type="dxa"/>
-            </w:tcMar>
-            <w:shd w:fill="F0F4F8"/>
-          </w:tcPr>
-          <w:p>
-            <w:pPr>
-              <w:spacing w:after="40" w:line="252" w:lineRule="auto"/>
-            </w:pPr>
-            <w:r>
-              <w:rPr>
-                <w:rFonts w:ascii="Times New Roman" w:hAnsi="Times New Roman"/>
-                <w:b/>
-                <w:color w:val="111827"/>
-                <w:sz w:val="19"/>
-              </w:rPr>
-              <w:t>SDWN Central Controller</w:t>
-            </w:r>
-          </w:p>
-        </w:tc>
-        <w:tc>
-          <w:tcPr>
-            <w:tcW w:type="dxa" w:w="3120"/>
-            <w:tcMar>
-              <w:top w:w="100" w:type="dxa"/>
-              <w:bottom w:w="100" w:type="dxa"/>
-              <w:left w:w="120" w:type="dxa"/>
-              <w:right w:w="120" w:type="dxa"/>
-            </w:tcMar>
-            <w:shd w:fill="F0F4F8"/>
-          </w:tcPr>
-          <w:p>
-            <w:pPr>
-              <w:spacing w:after="40" w:line="252" w:lineRule="auto"/>
-            </w:pPr>
-            <w:r>
-              <w:rPr>
-                <w:rFonts w:ascii="Times New Roman" w:hAnsi="Times New Roman"/>
-                <w:b/>
-                <w:color w:val="111827"/>
-                <w:sz w:val="19"/>
-              </w:rPr>
-            </w:r>
-          </w:p>
-        </w:tc>
-        <w:tc>
-          <w:tcPr>
-            <w:tcW w:type="dxa" w:w="3120"/>
-            <w:tcMar>
-              <w:top w:w="100" w:type="dxa"/>
-              <w:bottom w:w="100" w:type="dxa"/>
-              <w:left w:w="120" w:type="dxa"/>
-              <w:right w:w="120" w:type="dxa"/>
-            </w:tcMar>
-            <w:shd w:fill="F0F4F8"/>
-          </w:tcPr>
-          <w:p>
-            <w:pPr>
-              <w:spacing w:after="40" w:line="252" w:lineRule="auto"/>
-            </w:pPr>
-            <w:r>
-              <w:rPr>
-                <w:rFonts w:ascii="Times New Roman" w:hAnsi="Times New Roman"/>
-                <w:b/>
-                <w:color w:val="111827"/>
-                <w:sz w:val="19"/>
-              </w:rPr>
-            </w:r>
-          </w:p>
-        </w:tc>
-      </w:tr>
-      <w:tr>
-        <w:tc>
-          <w:tcPr>
-            <w:tcW w:type="dxa" w:w="3120"/>
-            <w:tcMar>
-              <w:top w:w="100" w:type="dxa"/>
-              <w:bottom w:w="100" w:type="dxa"/>
-              <w:left w:w="120" w:type="dxa"/>
-              <w:right w:w="120" w:type="dxa"/>
-            </w:tcMar>
-            <w:shd w:fill="FAFAFA"/>
-          </w:tcPr>
-          <w:p>
-            <w:pPr>
-              <w:spacing w:after="40" w:line="252" w:lineRule="auto"/>
-            </w:pPr>
-            <w:r>
-              <w:rPr>
-                <w:rFonts w:ascii="Times New Roman" w:hAnsi="Times New Roman"/>
-                <w:color w:val="333333"/>
-                <w:sz w:val="19"/>
-              </w:rPr>
-              <w:t>+-------------------------------------------------------+</w:t>
-            </w:r>
-          </w:p>
-        </w:tc>
-        <w:tc>
-          <w:tcPr>
-            <w:tcW w:type="dxa" w:w="3120"/>
-            <w:tcMar>
-              <w:top w:w="100" w:type="dxa"/>
-              <w:bottom w:w="100" w:type="dxa"/>
-              <w:left w:w="120" w:type="dxa"/>
-              <w:right w:w="120" w:type="dxa"/>
-            </w:tcMar>
-            <w:shd w:fill="FAFAFA"/>
-          </w:tcPr>
-          <w:p>
-            <w:pPr>
-              <w:spacing w:after="40" w:line="252" w:lineRule="auto"/>
-            </w:pPr>
-            <w:r>
-              <w:rPr>
-                <w:rFonts w:ascii="Times New Roman" w:hAnsi="Times New Roman"/>
-                <w:color w:val="333333"/>
-                <w:sz w:val="19"/>
-              </w:rPr>
-            </w:r>
-          </w:p>
-        </w:tc>
-        <w:tc>
-          <w:tcPr>
-            <w:tcW w:type="dxa" w:w="3120"/>
-            <w:tcMar>
-              <w:top w:w="100" w:type="dxa"/>
-              <w:bottom w:w="100" w:type="dxa"/>
-              <w:left w:w="120" w:type="dxa"/>
-              <w:right w:w="120" w:type="dxa"/>
-            </w:tcMar>
-            <w:shd w:fill="FAFAFA"/>
-          </w:tcPr>
-          <w:p>
-            <w:pPr>
-              <w:spacing w:after="40" w:line="252" w:lineRule="auto"/>
-            </w:pPr>
-            <w:r>
-              <w:rPr>
-                <w:rFonts w:ascii="Times New Roman" w:hAnsi="Times New Roman"/>
-                <w:color w:val="333333"/>
-                <w:sz w:val="19"/>
-              </w:rPr>
-            </w:r>
-          </w:p>
-        </w:tc>
-      </w:tr>
-      <w:tr>
-        <w:tc>
-          <w:tcPr>
-            <w:tcW w:type="dxa" w:w="3120"/>
-            <w:tcMar>
-              <w:top w:w="100" w:type="dxa"/>
-              <w:bottom w:w="100" w:type="dxa"/>
-              <w:left w:w="120" w:type="dxa"/>
-              <w:right w:w="120" w:type="dxa"/>
-            </w:tcMar>
-          </w:tcPr>
-          <w:p>
-            <w:pPr>
-              <w:spacing w:after="40" w:line="252" w:lineRule="auto"/>
-            </w:pPr>
-            <w:r>
-              <w:rPr>
-                <w:rFonts w:ascii="Times New Roman" w:hAnsi="Times New Roman"/>
-                <w:color w:val="333333"/>
-                <w:sz w:val="19"/>
-              </w:rPr>
-            </w:r>
-          </w:p>
-        </w:tc>
-        <w:tc>
-          <w:tcPr>
-            <w:tcW w:type="dxa" w:w="3120"/>
-            <w:tcMar>
-              <w:top w:w="100" w:type="dxa"/>
-              <w:bottom w:w="100" w:type="dxa"/>
-              <w:left w:w="120" w:type="dxa"/>
-              <w:right w:w="120" w:type="dxa"/>
-            </w:tcMar>
-          </w:tcPr>
-          <w:p>
-            <w:pPr>
-              <w:spacing w:after="40" w:line="252" w:lineRule="auto"/>
-            </w:pPr>
-            <w:r>
-              <w:rPr>
-                <w:rFonts w:ascii="Times New Roman" w:hAnsi="Times New Roman"/>
-                <w:color w:val="333333"/>
-                <w:sz w:val="19"/>
-              </w:rPr>
-              <w:t>Neural Network Forward Pass &amp; Page-Hinkley Detector</w:t>
-            </w:r>
-          </w:p>
-        </w:tc>
-        <w:tc>
-          <w:tcPr>
-            <w:tcW w:type="dxa" w:w="3120"/>
-            <w:tcMar>
-              <w:top w:w="100" w:type="dxa"/>
-              <w:bottom w:w="100" w:type="dxa"/>
-              <w:left w:w="120" w:type="dxa"/>
-              <w:right w:w="120" w:type="dxa"/>
-            </w:tcMar>
-          </w:tcPr>
-          <w:p>
-            <w:pPr>
-              <w:spacing w:after="40" w:line="252" w:lineRule="auto"/>
-            </w:pPr>
-            <w:r>
-              <w:rPr>
-                <w:rFonts w:ascii="Times New Roman" w:hAnsi="Times New Roman"/>
-                <w:color w:val="333333"/>
-                <w:sz w:val="19"/>
-              </w:rPr>
-            </w:r>
-          </w:p>
-        </w:tc>
-      </w:tr>
-      <w:tr>
-        <w:tc>
-          <w:tcPr>
-            <w:tcW w:type="dxa" w:w="3120"/>
-            <w:tcMar>
-              <w:top w:w="100" w:type="dxa"/>
-              <w:bottom w:w="100" w:type="dxa"/>
-              <w:left w:w="120" w:type="dxa"/>
-              <w:right w:w="120" w:type="dxa"/>
-            </w:tcMar>
-            <w:shd w:fill="FAFAFA"/>
-          </w:tcPr>
-          <w:p>
-            <w:pPr>
-              <w:spacing w:after="40" w:line="252" w:lineRule="auto"/>
-            </w:pPr>
-            <w:r>
-              <w:rPr>
-                <w:rFonts w:ascii="Times New Roman" w:hAnsi="Times New Roman"/>
-                <w:color w:val="333333"/>
-                <w:sz w:val="19"/>
-              </w:rPr>
-              <w:t>+-------------------------------------------------------+</w:t>
-            </w:r>
-          </w:p>
-        </w:tc>
-        <w:tc>
-          <w:tcPr>
-            <w:tcW w:type="dxa" w:w="3120"/>
-            <w:tcMar>
-              <w:top w:w="100" w:type="dxa"/>
-              <w:bottom w:w="100" w:type="dxa"/>
-              <w:left w:w="120" w:type="dxa"/>
-              <w:right w:w="120" w:type="dxa"/>
-            </w:tcMar>
-            <w:shd w:fill="FAFAFA"/>
-          </w:tcPr>
-          <w:p>
-            <w:pPr>
-              <w:spacing w:after="40" w:line="252" w:lineRule="auto"/>
-            </w:pPr>
-            <w:r>
-              <w:rPr>
-                <w:rFonts w:ascii="Times New Roman" w:hAnsi="Times New Roman"/>
-                <w:color w:val="333333"/>
-                <w:sz w:val="19"/>
-              </w:rPr>
-            </w:r>
-          </w:p>
-        </w:tc>
-        <w:tc>
-          <w:tcPr>
-            <w:tcW w:type="dxa" w:w="3120"/>
-            <w:tcMar>
-              <w:top w:w="100" w:type="dxa"/>
-              <w:bottom w:w="100" w:type="dxa"/>
-              <w:left w:w="120" w:type="dxa"/>
-              <w:right w:w="120" w:type="dxa"/>
-            </w:tcMar>
-            <w:shd w:fill="FAFAFA"/>
-          </w:tcPr>
-          <w:p>
-            <w:pPr>
-              <w:spacing w:after="40" w:line="252" w:lineRule="auto"/>
-            </w:pPr>
-            <w:r>
-              <w:rPr>
-                <w:rFonts w:ascii="Times New Roman" w:hAnsi="Times New Roman"/>
-                <w:color w:val="333333"/>
-                <w:sz w:val="19"/>
-              </w:rPr>
-            </w:r>
-          </w:p>
-        </w:tc>
-      </w:tr>
-    </w:tbl>
-    <w:p/>
-    <w:p>
-      <w:r>
-        <w:t>+-------------------------------------------------------------+</w:t>
-      </w:r>
-    </w:p>
-    <w:p>
-      <w:r>
-        <w:t>| Southbound Interface</w:t>
-      </w:r>
-    </w:p>
-    <w:p>
-      <w:r>
-        <w:t>OpenFlow      | (FLOW_MOD / PACKET_IN)</w:t>
-      </w:r>
-    </w:p>
-    <w:p>
-      <w:r>
-        <w:t>v</w:t>
-      </w:r>
-    </w:p>
-    <w:p>
-      <w:r>
-        <w:t>+-------------------------------------------------------------+</w:t>
-      </w:r>
-    </w:p>
-    <w:tbl>
-      <w:tblPr>
-        <w:tblW w:type="auto" w:w="0"/>
-        <w:jc w:val="center"/>
-        <w:tblLook w:firstColumn="1" w:firstRow="1" w:lastColumn="0" w:lastRow="0" w:noHBand="0" w:noVBand="1" w:val="04A0"/>
-        <w:tblBorders>
-          <w:top w:val="single" w:sz="6" w:space="0" w:color="CCCCCC"/>
-          <w:bottom w:val="single" w:sz="6" w:space="0" w:color="CCCCCC"/>
-          <w:insideH w:val="single" w:sz="4" w:space="0" w:color="E0E0E0"/>
-          <w:insideV w:val="none"/>
-          <w:left w:val="none"/>
-          <w:right w:val="none"/>
-        </w:tblBorders>
-      </w:tblPr>
-      <w:tblGrid>
-        <w:gridCol w:w="9360"/>
-      </w:tblGrid>
-      <w:tr>
-        <w:tc>
-          <w:tcPr>
-            <w:tcW w:type="dxa" w:w="9360"/>
-            <w:tcMar>
-              <w:top w:w="100" w:type="dxa"/>
-              <w:bottom w:w="100" w:type="dxa"/>
-              <w:left w:w="120" w:type="dxa"/>
-              <w:right w:w="120" w:type="dxa"/>
-            </w:tcMar>
-            <w:shd w:fill="F0F4F8"/>
-          </w:tcPr>
-          <w:p>
-            <w:pPr>
-              <w:spacing w:after="40" w:line="252" w:lineRule="auto"/>
-            </w:pPr>
-            <w:r>
-              <w:rPr>
-                <w:rFonts w:ascii="Times New Roman" w:hAnsi="Times New Roman"/>
-                <w:b/>
-                <w:color w:val="111827"/>
-                <w:sz w:val="19"/>
-              </w:rPr>
-              <w:t>Data Plane (OpenFlow Switches)</w:t>
-            </w:r>
-          </w:p>
-        </w:tc>
-      </w:tr>
-      <w:tr>
-        <w:tc>
-          <w:tcPr>
-            <w:tcW w:type="dxa" w:w="9360"/>
-            <w:tcMar>
-              <w:top w:w="100" w:type="dxa"/>
-              <w:bottom w:w="100" w:type="dxa"/>
-              <w:left w:w="120" w:type="dxa"/>
-              <w:right w:w="120" w:type="dxa"/>
-            </w:tcMar>
-            <w:shd w:fill="FAFAFA"/>
-          </w:tcPr>
-          <w:p>
-            <w:pPr>
-              <w:spacing w:after="40" w:line="252" w:lineRule="auto"/>
-            </w:pPr>
-            <w:r>
-              <w:rPr>
-                <w:rFonts w:ascii="Times New Roman" w:hAnsi="Times New Roman"/>
-                <w:color w:val="333333"/>
-                <w:sz w:val="19"/>
-              </w:rPr>
-              <w:t>[ TCAM Table 0 ] ---&gt; [ TCAM Table 1 ] ---&gt; [ Fast Action ]</w:t>
-            </w:r>
-          </w:p>
-        </w:tc>
-      </w:tr>
-      <w:tr>
-        <w:tc>
-          <w:tcPr>
-            <w:tcW w:type="dxa" w:w="9360"/>
-            <w:tcMar>
-              <w:top w:w="100" w:type="dxa"/>
-              <w:bottom w:w="100" w:type="dxa"/>
-              <w:left w:w="120" w:type="dxa"/>
-              <w:right w:w="120" w:type="dxa"/>
-            </w:tcMar>
-          </w:tcPr>
-          <w:p>
-            <w:pPr>
-              <w:spacing w:after="40" w:line="252" w:lineRule="auto"/>
-            </w:pPr>
-            <w:r>
-              <w:rPr>
-                <w:rFonts w:ascii="Times New Roman" w:hAnsi="Times New Roman"/>
-                <w:color w:val="333333"/>
-                <w:sz w:val="19"/>
-              </w:rPr>
-              <w:t>(Flow Rules)          (QoS Queues)         (Forward/Drop)</w:t>
-            </w:r>
-          </w:p>
-        </w:tc>
-      </w:tr>
-    </w:tbl>
-    <w:p/>
-    <w:p>
-      <w:r>
-        <w:t>+-------------------------------------------------------------+</w:t>
-      </w:r>
-    </w:p>
-    <w:p>
-      <w:r>
-        <w:t>```</w:t>
+        <w:drawing>
+          <wp:inline xmlns:a="http://schemas.openxmlformats.org/drawingml/2006/main" xmlns:pic="http://schemas.openxmlformats.org/drawingml/2006/picture">
+            <wp:extent cx="5303520" cy="2651760"/>
+            <wp:docPr id="1" name="Picture 1"/>
+            <wp:cNvGraphicFramePr>
+              <a:graphicFrameLocks noChangeAspect="1"/>
+            </wp:cNvGraphicFramePr>
+            <a:graphic>
+              <a:graphicData uri="http://schemas.openxmlformats.org/drawingml/2006/picture">
+                <pic:pic>
+                  <pic:nvPicPr>
+                    <pic:cNvPr id="0" name="fig_inst8_system_pipeline.png"/>
+                    <pic:cNvPicPr/>
+                  </pic:nvPicPr>
+                  <pic:blipFill>
+                    <a:blip r:embed="rId9"/>
+                    <a:stretch>
+                      <a:fillRect/>
+                    </a:stretch>
+                  </pic:blipFill>
+                  <pic:spPr>
+                    <a:xfrm>
+                      <a:off x="0" y="0"/>
+                      <a:ext cx="5303520" cy="2651760"/>
+                    </a:xfrm>
+                    <a:prstGeom prst="rect"/>
+                  </pic:spPr>
+                </pic:pic>
+              </a:graphicData>
+            </a:graphic>
+          </wp:inline>
+        </w:drawing>
       </w:r>
     </w:p>
     <w:p>
       <w:pPr>
-        <w:spacing w:before="200" w:after="40"/>
+        <w:spacing w:before="40" w:after="240"/>
+        <w:jc w:val="center"/>
+      </w:pPr>
+      <w:r>
+        <w:rPr>
+          <w:rFonts w:ascii="Times New Roman" w:hAnsi="Times New Roman"/>
+          <w:i/>
+          <w:color w:val="4B5563"/>
+          <w:sz w:val="19"/>
+        </w:rPr>
+        <w:t>Figure 1: Software-Defined Wireless Network (SDWN) control plane and data plane interaction. Packet arrivals trigger OpenFlow `PACKET_IN` messages to the controller, which executes feature extraction, neural inference, and Page-Hinkley drift monitoring, installing proactive `FLOW_MOD` rules into switch TCAM.</w:t>
+      </w:r>
+    </w:p>
+    <w:p>
+      <w:pPr>
+        <w:spacing w:before="200" w:after="60"/>
       </w:pPr>
       <w:r>
         <w:rPr>
@@ -1826,7 +919,7 @@
     </w:p>
     <w:p>
       <w:pPr>
-        <w:spacing w:before="200" w:after="40"/>
+        <w:spacing w:before="200" w:after="60"/>
       </w:pPr>
       <w:r>
         <w:rPr>
@@ -1850,7 +943,7 @@
     </w:p>
     <w:p>
       <w:r>
-        <w:t>where $\alpha + \beta + \gamma + \delta + \epsilon = 1.0$, and the individual terms are:</w:t>
+        <w:t>where $\alpha + \beta + \gamma + \delta + \epsilon = 1.0$ (default policy: $0.45, 0.20, 0.15, 0.10, 0.10$), and the individual terms are:</w:t>
       </w:r>
     </w:p>
     <w:p>
@@ -1961,7 +1054,7 @@
         <w:rPr>
           <w:rFonts w:ascii="Times New Roman" w:hAnsi="Times New Roman"/>
           <w:b/>
-          <w:color w:val="1E293B"/>
+          <w:color w:val="1E3A8A"/>
           <w:sz w:val="27"/>
         </w:rPr>
         <w:t>IV. Methodology &amp; Swarm Optimization</w:t>
@@ -1969,7 +1062,7 @@
     </w:p>
     <w:p>
       <w:pPr>
-        <w:spacing w:before="200" w:after="40"/>
+        <w:spacing w:before="200" w:after="60"/>
       </w:pPr>
       <w:r>
         <w:rPr>
@@ -2007,7 +1100,7 @@
     </w:p>
     <w:p>
       <w:pPr>
-        <w:spacing w:before="200" w:after="40"/>
+        <w:spacing w:before="200" w:after="60"/>
       </w:pPr>
       <w:r>
         <w:rPr>
@@ -2026,7 +1119,7 @@
     </w:p>
     <w:p>
       <w:pPr>
-        <w:spacing w:before="200" w:after="40"/>
+        <w:spacing w:before="200" w:after="60"/>
       </w:pPr>
       <w:r>
         <w:rPr>
@@ -2076,37 +1169,105 @@
       </w:r>
     </w:p>
     <w:p>
+      <w:pPr>
+        <w:spacing w:before="240" w:after="80"/>
+        <w:jc w:val="center"/>
+      </w:pPr>
       <w:r>
-        <w:t xml:space="preserve">&gt; </w:t>
+        <w:drawing>
+          <wp:inline xmlns:a="http://schemas.openxmlformats.org/drawingml/2006/main" xmlns:pic="http://schemas.openxmlformats.org/drawingml/2006/picture">
+            <wp:extent cx="5303520" cy="2272937"/>
+            <wp:docPr id="2" name="Picture 2"/>
+            <wp:cNvGraphicFramePr>
+              <a:graphicFrameLocks noChangeAspect="1"/>
+            </wp:cNvGraphicFramePr>
+            <a:graphic>
+              <a:graphicData uri="http://schemas.openxmlformats.org/drawingml/2006/picture">
+                <pic:pic>
+                  <pic:nvPicPr>
+                    <pic:cNvPr id="0" name="08_swarm_stability_vs_classifier_accuracy.png"/>
+                    <pic:cNvPicPr/>
+                  </pic:nvPicPr>
+                  <pic:blipFill>
+                    <a:blip r:embed="rId10"/>
+                    <a:stretch>
+                      <a:fillRect/>
+                    </a:stretch>
+                  </pic:blipFill>
+                  <pic:spPr>
+                    <a:xfrm>
+                      <a:off x="0" y="0"/>
+                      <a:ext cx="5303520" cy="2272937"/>
+                    </a:xfrm>
+                    <a:prstGeom prst="rect"/>
+                  </pic:spPr>
+                </pic:pic>
+              </a:graphicData>
+            </a:graphic>
+          </wp:inline>
+        </w:drawing>
       </w:r>
+    </w:p>
+    <w:p>
+      <w:pPr>
+        <w:spacing w:before="40" w:after="240"/>
+        <w:jc w:val="center"/>
+      </w:pPr>
       <w:r>
         <w:rPr>
-          <w:b/>
+          <w:rFonts w:ascii="Times New Roman" w:hAnsi="Times New Roman"/>
+          <w:i/>
+          <w:color w:val="4B5563"/>
+          <w:sz w:val="19"/>
         </w:rPr>
-        <w:t>Critical Scientific Caveat</w:t>
-      </w:r>
-      <w:r>
-        <w:t xml:space="preserve">: While Lemmas 1 and 2 are mathematically sound, </w:t>
-      </w:r>
-      <w:r>
-        <w:rPr>
-          <w:b/>
-        </w:rPr>
-        <w:t>swarm stability is a property of optimization dynamics, not classifier efficacy</w:t>
-      </w:r>
-      <w:r>
-        <w:t xml:space="preserve">. A stable swarm converging smoothly to a local minimum within an inadequate 325-parameter search space simply produces an ineffective classifier with high stability. To maintain scientific integrity, the complete mathematical proofs of Lemmas 1 and 2 are provided in </w:t>
-      </w:r>
-      <w:r>
-        <w:rPr>
-          <w:b/>
-        </w:rPr>
-        <w:t>Appendix A</w:t>
-      </w:r>
-      <w:r>
-        <w:t>.</w:t>
+        <w:t>Figure 9: Mathematical swarm stability versus classifier accuracy. (Left) Complex plane eigenvalue locus demonstrating asymptotic first-order stability ($\rho = 0.8543 &lt; 1.0$) and second-order variance convergence (safety margin $+0.3550$). (Right) Loss surface schematic illustrating how a stable swarm becomes trapped in a suboptimal local minimum due to insufficient neural capacity.</w:t>
       </w:r>
     </w:p>
+    <w:tbl>
+      <w:tblPr>
+        <w:tblW w:type="auto" w:w="0"/>
+        <w:jc w:val="center"/>
+        <w:tblLook w:firstColumn="1" w:firstRow="1" w:lastColumn="0" w:lastRow="0" w:noHBand="0" w:noVBand="1" w:val="04A0"/>
+      </w:tblPr>
+      <w:tblGrid>
+        <w:gridCol w:w="9360"/>
+      </w:tblGrid>
+      <w:tr>
+        <w:tc>
+          <w:tcPr>
+            <w:tcW w:type="dxa" w:w="9360"/>
+            <w:shd w:fill="F8FAFC"/>
+            <w:tcMar>
+              <w:top w:w="140" w:type="dxa"/>
+              <w:bottom w:w="140" w:type="dxa"/>
+              <w:left w:w="200" w:type="dxa"/>
+              <w:right w:w="160" w:type="dxa"/>
+            </w:tcMar>
+            <w:tcBorders>
+              <w:top w:val="none"/>
+              <w:left w:val="single" w:sz="24" w:space="0" w:color="1E3A8A"/>
+              <w:bottom w:val="none"/>
+              <w:right w:val="none"/>
+            </w:tcBorders>
+          </w:tcPr>
+          <w:p>
+            <w:pPr>
+              <w:spacing w:before="40" w:after="40" w:line="276" w:lineRule="auto"/>
+            </w:pPr>
+            <w:r>
+              <w:rPr>
+                <w:rFonts w:ascii="Times New Roman" w:hAnsi="Times New Roman"/>
+                <w:i/>
+                <w:color w:val="334155"/>
+                <w:sz w:val="20"/>
+              </w:rPr>
+              <w:t>**Critical Scientific Caveat**: While Lemmas 1 and 2 are mathematically sound, **swarm stability is a property of optimization dynamics, not classifier efficacy**. A stable swarm converging smoothly to a local minimum within an inadequate 325-parameter search space simply produces an ineffective classifier with high stability. To maintain scientific integrity, the complete mathematical proofs of Lemmas 1 and 2 are provided in **Appendix A**.</w:t>
+            </w:r>
+          </w:p>
+        </w:tc>
+      </w:tr>
+    </w:tbl>
+    <w:p/>
     <w:p>
       <w:pPr>
         <w:spacing w:before="280" w:after="80"/>
@@ -2115,7 +1276,7 @@
         <w:rPr>
           <w:rFonts w:ascii="Times New Roman" w:hAnsi="Times New Roman"/>
           <w:b/>
-          <w:color w:val="1E293B"/>
+          <w:color w:val="1E3A8A"/>
           <w:sz w:val="27"/>
         </w:rPr>
         <w:t>V. Real-World PCAP Benchmarks</w:t>
@@ -2128,7 +1289,7 @@
     </w:p>
     <w:p>
       <w:pPr>
-        <w:spacing w:before="200" w:after="40"/>
+        <w:spacing w:before="200" w:after="60"/>
       </w:pPr>
       <w:r>
         <w:rPr>
@@ -2148,7 +1309,7 @@
         <w:tblBorders>
           <w:top w:val="single" w:sz="6" w:space="0" w:color="CCCCCC"/>
           <w:bottom w:val="single" w:sz="6" w:space="0" w:color="CCCCCC"/>
-          <w:insideH w:val="single" w:sz="4" w:space="0" w:color="E0E0E0"/>
+          <w:insideH w:val="single" w:sz="4" w:space="0" w:color="E2E8F0"/>
           <w:insideV w:val="none"/>
           <w:left w:val="none"/>
           <w:right w:val="none"/>
@@ -2172,7 +1333,7 @@
               <w:left w:w="120" w:type="dxa"/>
               <w:right w:w="120" w:type="dxa"/>
             </w:tcMar>
-            <w:shd w:fill="F0F4F8"/>
+            <w:shd w:fill="1E3A8A"/>
           </w:tcPr>
           <w:p>
             <w:pPr>
@@ -2182,7 +1343,7 @@
               <w:rPr>
                 <w:rFonts w:ascii="Times New Roman" w:hAnsi="Times New Roman"/>
                 <w:b/>
-                <w:color w:val="111827"/>
+                <w:color w:val="FFFFFF"/>
                 <w:sz w:val="19"/>
               </w:rPr>
               <w:t>Benchmark</w:t>
@@ -2198,7 +1359,7 @@
               <w:left w:w="120" w:type="dxa"/>
               <w:right w:w="120" w:type="dxa"/>
             </w:tcMar>
-            <w:shd w:fill="F0F4F8"/>
+            <w:shd w:fill="1E3A8A"/>
           </w:tcPr>
           <w:p>
             <w:pPr>
@@ -2208,7 +1369,7 @@
               <w:rPr>
                 <w:rFonts w:ascii="Times New Roman" w:hAnsi="Times New Roman"/>
                 <w:b/>
-                <w:color w:val="111827"/>
+                <w:color w:val="FFFFFF"/>
                 <w:sz w:val="19"/>
               </w:rPr>
               <w:t>Traffic Nature</w:t>
@@ -2224,7 +1385,7 @@
               <w:left w:w="120" w:type="dxa"/>
               <w:right w:w="120" w:type="dxa"/>
             </w:tcMar>
-            <w:shd w:fill="F0F4F8"/>
+            <w:shd w:fill="1E3A8A"/>
           </w:tcPr>
           <w:p>
             <w:pPr>
@@ -2234,7 +1395,7 @@
               <w:rPr>
                 <w:rFonts w:ascii="Times New Roman" w:hAnsi="Times New Roman"/>
                 <w:b/>
-                <w:color w:val="111827"/>
+                <w:color w:val="FFFFFF"/>
                 <w:sz w:val="19"/>
               </w:rPr>
               <w:t>Balanced Classes ($K=5$)</w:t>
@@ -2250,7 +1411,7 @@
               <w:left w:w="120" w:type="dxa"/>
               <w:right w:w="120" w:type="dxa"/>
             </w:tcMar>
-            <w:shd w:fill="F0F4F8"/>
+            <w:shd w:fill="1E3A8A"/>
           </w:tcPr>
           <w:p>
             <w:pPr>
@@ -2260,7 +1421,7 @@
               <w:rPr>
                 <w:rFonts w:ascii="Times New Roman" w:hAnsi="Times New Roman"/>
                 <w:b/>
-                <w:color w:val="111827"/>
+                <w:color w:val="FFFFFF"/>
                 <w:sz w:val="19"/>
               </w:rPr>
               <w:t>Total Flows</w:t>
@@ -2276,7 +1437,7 @@
               <w:left w:w="120" w:type="dxa"/>
               <w:right w:w="120" w:type="dxa"/>
             </w:tcMar>
-            <w:shd w:fill="F0F4F8"/>
+            <w:shd w:fill="1E3A8A"/>
           </w:tcPr>
           <w:p>
             <w:pPr>
@@ -2286,7 +1447,7 @@
               <w:rPr>
                 <w:rFonts w:ascii="Times New Roman" w:hAnsi="Times New Roman"/>
                 <w:b/>
-                <w:color w:val="111827"/>
+                <w:color w:val="FFFFFF"/>
                 <w:sz w:val="19"/>
               </w:rPr>
               <w:t>Mean Duration</w:t>
@@ -2302,7 +1463,7 @@
               <w:left w:w="120" w:type="dxa"/>
               <w:right w:w="120" w:type="dxa"/>
             </w:tcMar>
-            <w:shd w:fill="F0F4F8"/>
+            <w:shd w:fill="1E3A8A"/>
           </w:tcPr>
           <w:p>
             <w:pPr>
@@ -2312,7 +1473,7 @@
               <w:rPr>
                 <w:rFonts w:ascii="Times New Roman" w:hAnsi="Times New Roman"/>
                 <w:b/>
-                <w:color w:val="111827"/>
+                <w:color w:val="FFFFFF"/>
                 <w:sz w:val="19"/>
               </w:rPr>
               <w:t>Max Duration</w:t>
@@ -2330,7 +1491,7 @@
               <w:left w:w="120" w:type="dxa"/>
               <w:right w:w="120" w:type="dxa"/>
             </w:tcMar>
-            <w:shd w:fill="FAFAFA"/>
+            <w:shd w:fill="F8FAFC"/>
           </w:tcPr>
           <w:p>
             <w:pPr>
@@ -2355,7 +1516,7 @@
               <w:left w:w="120" w:type="dxa"/>
               <w:right w:w="120" w:type="dxa"/>
             </w:tcMar>
-            <w:shd w:fill="FAFAFA"/>
+            <w:shd w:fill="F8FAFC"/>
           </w:tcPr>
           <w:p>
             <w:pPr>
@@ -2380,7 +1541,7 @@
               <w:left w:w="120" w:type="dxa"/>
               <w:right w:w="120" w:type="dxa"/>
             </w:tcMar>
-            <w:shd w:fill="FAFAFA"/>
+            <w:shd w:fill="F8FAFC"/>
           </w:tcPr>
           <w:p>
             <w:pPr>
@@ -2405,7 +1566,7 @@
               <w:left w:w="120" w:type="dxa"/>
               <w:right w:w="120" w:type="dxa"/>
             </w:tcMar>
-            <w:shd w:fill="FAFAFA"/>
+            <w:shd w:fill="F8FAFC"/>
           </w:tcPr>
           <w:p>
             <w:pPr>
@@ -2430,7 +1591,7 @@
               <w:left w:w="120" w:type="dxa"/>
               <w:right w:w="120" w:type="dxa"/>
             </w:tcMar>
-            <w:shd w:fill="FAFAFA"/>
+            <w:shd w:fill="F8FAFC"/>
           </w:tcPr>
           <w:p>
             <w:pPr>
@@ -2455,7 +1616,7 @@
               <w:left w:w="120" w:type="dxa"/>
               <w:right w:w="120" w:type="dxa"/>
             </w:tcMar>
-            <w:shd w:fill="FAFAFA"/>
+            <w:shd w:fill="F8FAFC"/>
           </w:tcPr>
           <w:p>
             <w:pPr>
@@ -2628,7 +1789,7 @@
         <w:rPr>
           <w:rFonts w:ascii="Times New Roman" w:hAnsi="Times New Roman"/>
           <w:b/>
-          <w:color w:val="1E293B"/>
+          <w:color w:val="1E3A8A"/>
           <w:sz w:val="27"/>
         </w:rPr>
         <w:t>VI. Empirical Evaluation &amp; The Negative Result</w:t>
@@ -2636,7 +1797,7 @@
     </w:p>
     <w:p>
       <w:pPr>
-        <w:spacing w:before="200" w:after="40"/>
+        <w:spacing w:before="200" w:after="60"/>
       </w:pPr>
       <w:r>
         <w:rPr>
@@ -2654,8 +1815,17 @@
       </w:r>
     </w:p>
     <w:p>
+      <w:pPr>
+        <w:spacing w:before="160" w:after="40"/>
+      </w:pPr>
       <w:r>
-        <w:t>#### Table 2(A): 10-Fold Stratified Cross-Validation on USTC-TFC 2016</w:t>
+        <w:rPr>
+          <w:rFonts w:ascii="Times New Roman" w:hAnsi="Times New Roman"/>
+          <w:b/>
+          <w:color w:val="475569"/>
+          <w:sz w:val="21"/>
+        </w:rPr>
+        <w:t>Table 2(A): 10-Fold Stratified Cross-Validation on USTC-TFC 2016</w:t>
       </w:r>
     </w:p>
     <w:tbl>
@@ -2666,7 +1836,7 @@
         <w:tblBorders>
           <w:top w:val="single" w:sz="6" w:space="0" w:color="CCCCCC"/>
           <w:bottom w:val="single" w:sz="6" w:space="0" w:color="CCCCCC"/>
-          <w:insideH w:val="single" w:sz="4" w:space="0" w:color="E0E0E0"/>
+          <w:insideH w:val="single" w:sz="4" w:space="0" w:color="E2E8F0"/>
           <w:insideV w:val="none"/>
           <w:left w:val="none"/>
           <w:right w:val="none"/>
@@ -2691,7 +1861,7 @@
               <w:left w:w="120" w:type="dxa"/>
               <w:right w:w="120" w:type="dxa"/>
             </w:tcMar>
-            <w:shd w:fill="F0F4F8"/>
+            <w:shd w:fill="1E3A8A"/>
           </w:tcPr>
           <w:p>
             <w:pPr>
@@ -2701,7 +1871,7 @@
               <w:rPr>
                 <w:rFonts w:ascii="Times New Roman" w:hAnsi="Times New Roman"/>
                 <w:b/>
-                <w:color w:val="111827"/>
+                <w:color w:val="FFFFFF"/>
                 <w:sz w:val="19"/>
               </w:rPr>
               <w:t>Method</w:t>
@@ -2717,7 +1887,7 @@
               <w:left w:w="120" w:type="dxa"/>
               <w:right w:w="120" w:type="dxa"/>
             </w:tcMar>
-            <w:shd w:fill="F0F4F8"/>
+            <w:shd w:fill="1E3A8A"/>
           </w:tcPr>
           <w:p>
             <w:pPr>
@@ -2727,7 +1897,7 @@
               <w:rPr>
                 <w:rFonts w:ascii="Times New Roman" w:hAnsi="Times New Roman"/>
                 <w:b/>
-                <w:color w:val="111827"/>
+                <w:color w:val="FFFFFF"/>
                 <w:sz w:val="19"/>
               </w:rPr>
               <w:t>Architecture</w:t>
@@ -2743,7 +1913,7 @@
               <w:left w:w="120" w:type="dxa"/>
               <w:right w:w="120" w:type="dxa"/>
             </w:tcMar>
-            <w:shd w:fill="F0F4F8"/>
+            <w:shd w:fill="1E3A8A"/>
           </w:tcPr>
           <w:p>
             <w:pPr>
@@ -2753,7 +1923,7 @@
               <w:rPr>
                 <w:rFonts w:ascii="Times New Roman" w:hAnsi="Times New Roman"/>
                 <w:b/>
-                <w:color w:val="111827"/>
+                <w:color w:val="FFFFFF"/>
                 <w:sz w:val="19"/>
               </w:rPr>
               <w:t>Test Accuracy ($\text{mean} \pm \text{std}$)</w:t>
@@ -2769,7 +1939,7 @@
               <w:left w:w="120" w:type="dxa"/>
               <w:right w:w="120" w:type="dxa"/>
             </w:tcMar>
-            <w:shd w:fill="F0F4F8"/>
+            <w:shd w:fill="1E3A8A"/>
           </w:tcPr>
           <w:p>
             <w:pPr>
@@ -2779,7 +1949,7 @@
               <w:rPr>
                 <w:rFonts w:ascii="Times New Roman" w:hAnsi="Times New Roman"/>
                 <w:b/>
-                <w:color w:val="111827"/>
+                <w:color w:val="FFFFFF"/>
                 <w:sz w:val="19"/>
               </w:rPr>
               <w:t>Composite Overhead $F$ ($\text{mean} \pm \text{std}$)</w:t>
@@ -2795,7 +1965,7 @@
               <w:left w:w="120" w:type="dxa"/>
               <w:right w:w="120" w:type="dxa"/>
             </w:tcMar>
-            <w:shd w:fill="F0F4F8"/>
+            <w:shd w:fill="1E3A8A"/>
           </w:tcPr>
           <w:p>
             <w:pPr>
@@ -2805,7 +1975,7 @@
               <w:rPr>
                 <w:rFonts w:ascii="Times New Roman" w:hAnsi="Times New Roman"/>
                 <w:b/>
-                <w:color w:val="111827"/>
+                <w:color w:val="FFFFFF"/>
                 <w:sz w:val="19"/>
               </w:rPr>
               <w:t>$t$-stat (Acc vs PSO)</w:t>
@@ -2821,7 +1991,7 @@
               <w:left w:w="120" w:type="dxa"/>
               <w:right w:w="120" w:type="dxa"/>
             </w:tcMar>
-            <w:shd w:fill="F0F4F8"/>
+            <w:shd w:fill="1E3A8A"/>
           </w:tcPr>
           <w:p>
             <w:pPr>
@@ -2831,7 +2001,7 @@
               <w:rPr>
                 <w:rFonts w:ascii="Times New Roman" w:hAnsi="Times New Roman"/>
                 <w:b/>
-                <w:color w:val="111827"/>
+                <w:color w:val="FFFFFF"/>
                 <w:sz w:val="19"/>
               </w:rPr>
               <w:t>$p$-value (Acc)</w:t>
@@ -2847,7 +2017,7 @@
               <w:left w:w="120" w:type="dxa"/>
               <w:right w:w="120" w:type="dxa"/>
             </w:tcMar>
-            <w:shd w:fill="F0F4F8"/>
+            <w:shd w:fill="1E3A8A"/>
           </w:tcPr>
           <w:p>
             <w:pPr>
@@ -2857,7 +2027,7 @@
               <w:rPr>
                 <w:rFonts w:ascii="Times New Roman" w:hAnsi="Times New Roman"/>
                 <w:b/>
-                <w:color w:val="111827"/>
+                <w:color w:val="FFFFFF"/>
                 <w:sz w:val="19"/>
               </w:rPr>
               <w:t>Parameters ($D$)</w:t>
@@ -2875,7 +2045,7 @@
               <w:left w:w="120" w:type="dxa"/>
               <w:right w:w="120" w:type="dxa"/>
             </w:tcMar>
-            <w:shd w:fill="FAFAFA"/>
+            <w:shd w:fill="F8FAFC"/>
           </w:tcPr>
           <w:p>
             <w:pPr>
@@ -2900,7 +2070,7 @@
               <w:left w:w="120" w:type="dxa"/>
               <w:right w:w="120" w:type="dxa"/>
             </w:tcMar>
-            <w:shd w:fill="FAFAFA"/>
+            <w:shd w:fill="F8FAFC"/>
           </w:tcPr>
           <w:p>
             <w:pPr>
@@ -2925,7 +2095,7 @@
               <w:left w:w="120" w:type="dxa"/>
               <w:right w:w="120" w:type="dxa"/>
             </w:tcMar>
-            <w:shd w:fill="FAFAFA"/>
+            <w:shd w:fill="F8FAFC"/>
           </w:tcPr>
           <w:p>
             <w:pPr>
@@ -2950,7 +2120,7 @@
               <w:left w:w="120" w:type="dxa"/>
               <w:right w:w="120" w:type="dxa"/>
             </w:tcMar>
-            <w:shd w:fill="FAFAFA"/>
+            <w:shd w:fill="F8FAFC"/>
           </w:tcPr>
           <w:p>
             <w:pPr>
@@ -2975,7 +2145,7 @@
               <w:left w:w="120" w:type="dxa"/>
               <w:right w:w="120" w:type="dxa"/>
             </w:tcMar>
-            <w:shd w:fill="FAFAFA"/>
+            <w:shd w:fill="F8FAFC"/>
           </w:tcPr>
           <w:p>
             <w:pPr>
@@ -3000,7 +2170,7 @@
               <w:left w:w="120" w:type="dxa"/>
               <w:right w:w="120" w:type="dxa"/>
             </w:tcMar>
-            <w:shd w:fill="FAFAFA"/>
+            <w:shd w:fill="F8FAFC"/>
           </w:tcPr>
           <w:p>
             <w:pPr>
@@ -3025,7 +2195,7 @@
               <w:left w:w="120" w:type="dxa"/>
               <w:right w:w="120" w:type="dxa"/>
             </w:tcMar>
-            <w:shd w:fill="FAFAFA"/>
+            <w:shd w:fill="F8FAFC"/>
           </w:tcPr>
           <w:p>
             <w:pPr>
@@ -3222,7 +2392,7 @@
               <w:left w:w="120" w:type="dxa"/>
               <w:right w:w="120" w:type="dxa"/>
             </w:tcMar>
-            <w:shd w:fill="FAFAFA"/>
+            <w:shd w:fill="F8FAFC"/>
           </w:tcPr>
           <w:p>
             <w:pPr>
@@ -3247,7 +2417,7 @@
               <w:left w:w="120" w:type="dxa"/>
               <w:right w:w="120" w:type="dxa"/>
             </w:tcMar>
-            <w:shd w:fill="FAFAFA"/>
+            <w:shd w:fill="F8FAFC"/>
           </w:tcPr>
           <w:p>
             <w:pPr>
@@ -3272,7 +2442,7 @@
               <w:left w:w="120" w:type="dxa"/>
               <w:right w:w="120" w:type="dxa"/>
             </w:tcMar>
-            <w:shd w:fill="FAFAFA"/>
+            <w:shd w:fill="F8FAFC"/>
           </w:tcPr>
           <w:p>
             <w:pPr>
@@ -3297,7 +2467,7 @@
               <w:left w:w="120" w:type="dxa"/>
               <w:right w:w="120" w:type="dxa"/>
             </w:tcMar>
-            <w:shd w:fill="FAFAFA"/>
+            <w:shd w:fill="F8FAFC"/>
           </w:tcPr>
           <w:p>
             <w:pPr>
@@ -3322,7 +2492,7 @@
               <w:left w:w="120" w:type="dxa"/>
               <w:right w:w="120" w:type="dxa"/>
             </w:tcMar>
-            <w:shd w:fill="FAFAFA"/>
+            <w:shd w:fill="F8FAFC"/>
           </w:tcPr>
           <w:p>
             <w:pPr>
@@ -3347,7 +2517,7 @@
               <w:left w:w="120" w:type="dxa"/>
               <w:right w:w="120" w:type="dxa"/>
             </w:tcMar>
-            <w:shd w:fill="FAFAFA"/>
+            <w:shd w:fill="F8FAFC"/>
           </w:tcPr>
           <w:p>
             <w:pPr>
@@ -3372,7 +2542,7 @@
               <w:left w:w="120" w:type="dxa"/>
               <w:right w:w="120" w:type="dxa"/>
             </w:tcMar>
-            <w:shd w:fill="FAFAFA"/>
+            <w:shd w:fill="F8FAFC"/>
           </w:tcPr>
           <w:p>
             <w:pPr>
@@ -3569,7 +2739,7 @@
               <w:left w:w="120" w:type="dxa"/>
               <w:right w:w="120" w:type="dxa"/>
             </w:tcMar>
-            <w:shd w:fill="FAFAFA"/>
+            <w:shd w:fill="F8FAFC"/>
           </w:tcPr>
           <w:p>
             <w:pPr>
@@ -3594,7 +2764,7 @@
               <w:left w:w="120" w:type="dxa"/>
               <w:right w:w="120" w:type="dxa"/>
             </w:tcMar>
-            <w:shd w:fill="FAFAFA"/>
+            <w:shd w:fill="F8FAFC"/>
           </w:tcPr>
           <w:p>
             <w:pPr>
@@ -3619,7 +2789,7 @@
               <w:left w:w="120" w:type="dxa"/>
               <w:right w:w="120" w:type="dxa"/>
             </w:tcMar>
-            <w:shd w:fill="FAFAFA"/>
+            <w:shd w:fill="F8FAFC"/>
           </w:tcPr>
           <w:p>
             <w:pPr>
@@ -3644,7 +2814,7 @@
               <w:left w:w="120" w:type="dxa"/>
               <w:right w:w="120" w:type="dxa"/>
             </w:tcMar>
-            <w:shd w:fill="FAFAFA"/>
+            <w:shd w:fill="F8FAFC"/>
           </w:tcPr>
           <w:p>
             <w:pPr>
@@ -3669,7 +2839,7 @@
               <w:left w:w="120" w:type="dxa"/>
               <w:right w:w="120" w:type="dxa"/>
             </w:tcMar>
-            <w:shd w:fill="FAFAFA"/>
+            <w:shd w:fill="F8FAFC"/>
           </w:tcPr>
           <w:p>
             <w:pPr>
@@ -3694,7 +2864,7 @@
               <w:left w:w="120" w:type="dxa"/>
               <w:right w:w="120" w:type="dxa"/>
             </w:tcMar>
-            <w:shd w:fill="FAFAFA"/>
+            <w:shd w:fill="F8FAFC"/>
           </w:tcPr>
           <w:p>
             <w:pPr>
@@ -3719,7 +2889,7 @@
               <w:left w:w="120" w:type="dxa"/>
               <w:right w:w="120" w:type="dxa"/>
             </w:tcMar>
-            <w:shd w:fill="FAFAFA"/>
+            <w:shd w:fill="F8FAFC"/>
           </w:tcPr>
           <w:p>
             <w:pPr>
@@ -3739,8 +2909,17 @@
     </w:tbl>
     <w:p/>
     <w:p>
+      <w:pPr>
+        <w:spacing w:before="160" w:after="40"/>
+      </w:pPr>
       <w:r>
-        <w:t>#### Table 2(B): 10-Fold Stratified Cross-Validation on ISCX VPN 2016</w:t>
+        <w:rPr>
+          <w:rFonts w:ascii="Times New Roman" w:hAnsi="Times New Roman"/>
+          <w:b/>
+          <w:color w:val="475569"/>
+          <w:sz w:val="21"/>
+        </w:rPr>
+        <w:t>Table 2(B): 10-Fold Stratified Cross-Validation on ISCX VPN 2016</w:t>
       </w:r>
     </w:p>
     <w:tbl>
@@ -3751,7 +2930,7 @@
         <w:tblBorders>
           <w:top w:val="single" w:sz="6" w:space="0" w:color="CCCCCC"/>
           <w:bottom w:val="single" w:sz="6" w:space="0" w:color="CCCCCC"/>
-          <w:insideH w:val="single" w:sz="4" w:space="0" w:color="E0E0E0"/>
+          <w:insideH w:val="single" w:sz="4" w:space="0" w:color="E2E8F0"/>
           <w:insideV w:val="none"/>
           <w:left w:val="none"/>
           <w:right w:val="none"/>
@@ -3776,7 +2955,7 @@
               <w:left w:w="120" w:type="dxa"/>
               <w:right w:w="120" w:type="dxa"/>
             </w:tcMar>
-            <w:shd w:fill="F0F4F8"/>
+            <w:shd w:fill="1E3A8A"/>
           </w:tcPr>
           <w:p>
             <w:pPr>
@@ -3786,7 +2965,7 @@
               <w:rPr>
                 <w:rFonts w:ascii="Times New Roman" w:hAnsi="Times New Roman"/>
                 <w:b/>
-                <w:color w:val="111827"/>
+                <w:color w:val="FFFFFF"/>
                 <w:sz w:val="19"/>
               </w:rPr>
               <w:t>Method</w:t>
@@ -3802,7 +2981,7 @@
               <w:left w:w="120" w:type="dxa"/>
               <w:right w:w="120" w:type="dxa"/>
             </w:tcMar>
-            <w:shd w:fill="F0F4F8"/>
+            <w:shd w:fill="1E3A8A"/>
           </w:tcPr>
           <w:p>
             <w:pPr>
@@ -3812,7 +2991,7 @@
               <w:rPr>
                 <w:rFonts w:ascii="Times New Roman" w:hAnsi="Times New Roman"/>
                 <w:b/>
-                <w:color w:val="111827"/>
+                <w:color w:val="FFFFFF"/>
                 <w:sz w:val="19"/>
               </w:rPr>
               <w:t>Architecture</w:t>
@@ -3828,7 +3007,7 @@
               <w:left w:w="120" w:type="dxa"/>
               <w:right w:w="120" w:type="dxa"/>
             </w:tcMar>
-            <w:shd w:fill="F0F4F8"/>
+            <w:shd w:fill="1E3A8A"/>
           </w:tcPr>
           <w:p>
             <w:pPr>
@@ -3838,7 +3017,7 @@
               <w:rPr>
                 <w:rFonts w:ascii="Times New Roman" w:hAnsi="Times New Roman"/>
                 <w:b/>
-                <w:color w:val="111827"/>
+                <w:color w:val="FFFFFF"/>
                 <w:sz w:val="19"/>
               </w:rPr>
               <w:t>Test Accuracy ($\text{mean} \pm \text{std}$)</w:t>
@@ -3854,7 +3033,7 @@
               <w:left w:w="120" w:type="dxa"/>
               <w:right w:w="120" w:type="dxa"/>
             </w:tcMar>
-            <w:shd w:fill="F0F4F8"/>
+            <w:shd w:fill="1E3A8A"/>
           </w:tcPr>
           <w:p>
             <w:pPr>
@@ -3864,7 +3043,7 @@
               <w:rPr>
                 <w:rFonts w:ascii="Times New Roman" w:hAnsi="Times New Roman"/>
                 <w:b/>
-                <w:color w:val="111827"/>
+                <w:color w:val="FFFFFF"/>
                 <w:sz w:val="19"/>
               </w:rPr>
               <w:t>Composite Overhead $F$ ($\text{mean} \pm \text{std}$)</w:t>
@@ -3880,7 +3059,7 @@
               <w:left w:w="120" w:type="dxa"/>
               <w:right w:w="120" w:type="dxa"/>
             </w:tcMar>
-            <w:shd w:fill="F0F4F8"/>
+            <w:shd w:fill="1E3A8A"/>
           </w:tcPr>
           <w:p>
             <w:pPr>
@@ -3890,7 +3069,7 @@
               <w:rPr>
                 <w:rFonts w:ascii="Times New Roman" w:hAnsi="Times New Roman"/>
                 <w:b/>
-                <w:color w:val="111827"/>
+                <w:color w:val="FFFFFF"/>
                 <w:sz w:val="19"/>
               </w:rPr>
               <w:t>$t$-stat (Acc vs PSO)</w:t>
@@ -3906,7 +3085,7 @@
               <w:left w:w="120" w:type="dxa"/>
               <w:right w:w="120" w:type="dxa"/>
             </w:tcMar>
-            <w:shd w:fill="F0F4F8"/>
+            <w:shd w:fill="1E3A8A"/>
           </w:tcPr>
           <w:p>
             <w:pPr>
@@ -3916,7 +3095,7 @@
               <w:rPr>
                 <w:rFonts w:ascii="Times New Roman" w:hAnsi="Times New Roman"/>
                 <w:b/>
-                <w:color w:val="111827"/>
+                <w:color w:val="FFFFFF"/>
                 <w:sz w:val="19"/>
               </w:rPr>
               <w:t>$p$-value (Acc)</w:t>
@@ -3932,7 +3111,7 @@
               <w:left w:w="120" w:type="dxa"/>
               <w:right w:w="120" w:type="dxa"/>
             </w:tcMar>
-            <w:shd w:fill="F0F4F8"/>
+            <w:shd w:fill="1E3A8A"/>
           </w:tcPr>
           <w:p>
             <w:pPr>
@@ -3942,7 +3121,7 @@
               <w:rPr>
                 <w:rFonts w:ascii="Times New Roman" w:hAnsi="Times New Roman"/>
                 <w:b/>
-                <w:color w:val="111827"/>
+                <w:color w:val="FFFFFF"/>
                 <w:sz w:val="19"/>
               </w:rPr>
               <w:t>Parameters ($D$)</w:t>
@@ -3960,7 +3139,7 @@
               <w:left w:w="120" w:type="dxa"/>
               <w:right w:w="120" w:type="dxa"/>
             </w:tcMar>
-            <w:shd w:fill="FAFAFA"/>
+            <w:shd w:fill="F8FAFC"/>
           </w:tcPr>
           <w:p>
             <w:pPr>
@@ -3985,7 +3164,7 @@
               <w:left w:w="120" w:type="dxa"/>
               <w:right w:w="120" w:type="dxa"/>
             </w:tcMar>
-            <w:shd w:fill="FAFAFA"/>
+            <w:shd w:fill="F8FAFC"/>
           </w:tcPr>
           <w:p>
             <w:pPr>
@@ -4010,7 +3189,7 @@
               <w:left w:w="120" w:type="dxa"/>
               <w:right w:w="120" w:type="dxa"/>
             </w:tcMar>
-            <w:shd w:fill="FAFAFA"/>
+            <w:shd w:fill="F8FAFC"/>
           </w:tcPr>
           <w:p>
             <w:pPr>
@@ -4035,7 +3214,7 @@
               <w:left w:w="120" w:type="dxa"/>
               <w:right w:w="120" w:type="dxa"/>
             </w:tcMar>
-            <w:shd w:fill="FAFAFA"/>
+            <w:shd w:fill="F8FAFC"/>
           </w:tcPr>
           <w:p>
             <w:pPr>
@@ -4060,7 +3239,7 @@
               <w:left w:w="120" w:type="dxa"/>
               <w:right w:w="120" w:type="dxa"/>
             </w:tcMar>
-            <w:shd w:fill="FAFAFA"/>
+            <w:shd w:fill="F8FAFC"/>
           </w:tcPr>
           <w:p>
             <w:pPr>
@@ -4085,7 +3264,7 @@
               <w:left w:w="120" w:type="dxa"/>
               <w:right w:w="120" w:type="dxa"/>
             </w:tcMar>
-            <w:shd w:fill="FAFAFA"/>
+            <w:shd w:fill="F8FAFC"/>
           </w:tcPr>
           <w:p>
             <w:pPr>
@@ -4110,7 +3289,7 @@
               <w:left w:w="120" w:type="dxa"/>
               <w:right w:w="120" w:type="dxa"/>
             </w:tcMar>
-            <w:shd w:fill="FAFAFA"/>
+            <w:shd w:fill="F8FAFC"/>
           </w:tcPr>
           <w:p>
             <w:pPr>
@@ -4307,7 +3486,7 @@
               <w:left w:w="120" w:type="dxa"/>
               <w:right w:w="120" w:type="dxa"/>
             </w:tcMar>
-            <w:shd w:fill="FAFAFA"/>
+            <w:shd w:fill="F8FAFC"/>
           </w:tcPr>
           <w:p>
             <w:pPr>
@@ -4332,7 +3511,7 @@
               <w:left w:w="120" w:type="dxa"/>
               <w:right w:w="120" w:type="dxa"/>
             </w:tcMar>
-            <w:shd w:fill="FAFAFA"/>
+            <w:shd w:fill="F8FAFC"/>
           </w:tcPr>
           <w:p>
             <w:pPr>
@@ -4357,7 +3536,7 @@
               <w:left w:w="120" w:type="dxa"/>
               <w:right w:w="120" w:type="dxa"/>
             </w:tcMar>
-            <w:shd w:fill="FAFAFA"/>
+            <w:shd w:fill="F8FAFC"/>
           </w:tcPr>
           <w:p>
             <w:pPr>
@@ -4382,7 +3561,7 @@
               <w:left w:w="120" w:type="dxa"/>
               <w:right w:w="120" w:type="dxa"/>
             </w:tcMar>
-            <w:shd w:fill="FAFAFA"/>
+            <w:shd w:fill="F8FAFC"/>
           </w:tcPr>
           <w:p>
             <w:pPr>
@@ -4407,7 +3586,7 @@
               <w:left w:w="120" w:type="dxa"/>
               <w:right w:w="120" w:type="dxa"/>
             </w:tcMar>
-            <w:shd w:fill="FAFAFA"/>
+            <w:shd w:fill="F8FAFC"/>
           </w:tcPr>
           <w:p>
             <w:pPr>
@@ -4432,7 +3611,7 @@
               <w:left w:w="120" w:type="dxa"/>
               <w:right w:w="120" w:type="dxa"/>
             </w:tcMar>
-            <w:shd w:fill="FAFAFA"/>
+            <w:shd w:fill="F8FAFC"/>
           </w:tcPr>
           <w:p>
             <w:pPr>
@@ -4457,7 +3636,7 @@
               <w:left w:w="120" w:type="dxa"/>
               <w:right w:w="120" w:type="dxa"/>
             </w:tcMar>
-            <w:shd w:fill="FAFAFA"/>
+            <w:shd w:fill="F8FAFC"/>
           </w:tcPr>
           <w:p>
             <w:pPr>
@@ -4654,7 +3833,7 @@
               <w:left w:w="120" w:type="dxa"/>
               <w:right w:w="120" w:type="dxa"/>
             </w:tcMar>
-            <w:shd w:fill="FAFAFA"/>
+            <w:shd w:fill="F8FAFC"/>
           </w:tcPr>
           <w:p>
             <w:pPr>
@@ -4679,7 +3858,7 @@
               <w:left w:w="120" w:type="dxa"/>
               <w:right w:w="120" w:type="dxa"/>
             </w:tcMar>
-            <w:shd w:fill="FAFAFA"/>
+            <w:shd w:fill="F8FAFC"/>
           </w:tcPr>
           <w:p>
             <w:pPr>
@@ -4704,7 +3883,7 @@
               <w:left w:w="120" w:type="dxa"/>
               <w:right w:w="120" w:type="dxa"/>
             </w:tcMar>
-            <w:shd w:fill="FAFAFA"/>
+            <w:shd w:fill="F8FAFC"/>
           </w:tcPr>
           <w:p>
             <w:pPr>
@@ -4729,7 +3908,7 @@
               <w:left w:w="120" w:type="dxa"/>
               <w:right w:w="120" w:type="dxa"/>
             </w:tcMar>
-            <w:shd w:fill="FAFAFA"/>
+            <w:shd w:fill="F8FAFC"/>
           </w:tcPr>
           <w:p>
             <w:pPr>
@@ -4754,7 +3933,7 @@
               <w:left w:w="120" w:type="dxa"/>
               <w:right w:w="120" w:type="dxa"/>
             </w:tcMar>
-            <w:shd w:fill="FAFAFA"/>
+            <w:shd w:fill="F8FAFC"/>
           </w:tcPr>
           <w:p>
             <w:pPr>
@@ -4779,7 +3958,7 @@
               <w:left w:w="120" w:type="dxa"/>
               <w:right w:w="120" w:type="dxa"/>
             </w:tcMar>
-            <w:shd w:fill="FAFAFA"/>
+            <w:shd w:fill="F8FAFC"/>
           </w:tcPr>
           <w:p>
             <w:pPr>
@@ -4804,7 +3983,7 @@
               <w:left w:w="120" w:type="dxa"/>
               <w:right w:w="120" w:type="dxa"/>
             </w:tcMar>
-            <w:shd w:fill="FAFAFA"/>
+            <w:shd w:fill="F8FAFC"/>
           </w:tcPr>
           <w:p>
             <w:pPr>
@@ -4825,7 +4004,62 @@
     <w:p/>
     <w:p>
       <w:pPr>
-        <w:spacing w:before="200" w:after="40"/>
+        <w:spacing w:before="240" w:after="80"/>
+        <w:jc w:val="center"/>
+      </w:pPr>
+      <w:r>
+        <w:drawing>
+          <wp:inline xmlns:a="http://schemas.openxmlformats.org/drawingml/2006/main" xmlns:pic="http://schemas.openxmlformats.org/drawingml/2006/picture">
+            <wp:extent cx="5303520" cy="2121408"/>
+            <wp:docPr id="3" name="Picture 3"/>
+            <wp:cNvGraphicFramePr>
+              <a:graphicFrameLocks noChangeAspect="1"/>
+            </wp:cNvGraphicFramePr>
+            <a:graphic>
+              <a:graphicData uri="http://schemas.openxmlformats.org/drawingml/2006/picture">
+                <pic:pic>
+                  <pic:nvPicPr>
+                    <pic:cNvPr id="0" name="01_core_finding_pareto_domination.png"/>
+                    <pic:cNvPicPr/>
+                  </pic:nvPicPr>
+                  <pic:blipFill>
+                    <a:blip r:embed="rId11"/>
+                    <a:stretch>
+                      <a:fillRect/>
+                    </a:stretch>
+                  </pic:blipFill>
+                  <pic:spPr>
+                    <a:xfrm>
+                      <a:off x="0" y="0"/>
+                      <a:ext cx="5303520" cy="2121408"/>
+                    </a:xfrm>
+                    <a:prstGeom prst="rect"/>
+                  </pic:spPr>
+                </pic:pic>
+              </a:graphicData>
+            </a:graphic>
+          </wp:inline>
+        </w:drawing>
+      </w:r>
+    </w:p>
+    <w:p>
+      <w:pPr>
+        <w:spacing w:before="40" w:after="240"/>
+        <w:jc w:val="center"/>
+      </w:pPr>
+      <w:r>
+        <w:rPr>
+          <w:rFonts w:ascii="Times New Roman" w:hAnsi="Times New Roman"/>
+          <w:i/>
+          <w:color w:val="4B5563"/>
+          <w:sz w:val="19"/>
+        </w:rPr>
+        <w:t>Figure 2: Empirical demonstration of Pareto domination on real-world PCAP benchmarks. Bi-objective scatter plot of Classification Accuracy vs. Composite Overhead $F$. Proposed MOPSO-FFNN-AD (red) is strictly dominated by Compact Transformer (green), LSTM (purple), and 1D-CNN (blue) across both USTC-TFC 2016 and ISCX VPN 2016 benchmarks.</w:t>
+      </w:r>
+    </w:p>
+    <w:p>
+      <w:pPr>
+        <w:spacing w:before="200" w:after="60"/>
       </w:pPr>
       <w:r>
         <w:rPr>
@@ -4839,7 +4073,7 @@
     </w:p>
     <w:p>
       <w:r>
-        <w:t>An inspection of Tables 2(A) and 2(B) reveals an inescapable conclusion:</w:t>
+        <w:t>An inspection of Tables 2(A) and 2(B) alongside Figure 2 reveals an inescapable conclusion:</w:t>
       </w:r>
     </w:p>
     <w:p>
@@ -4860,42 +4094,112 @@
         <w:t>On ISCX VPN, the LSTM achieves $64.23\%$ accuracy with $F = 0.3067$. MOPSO-FFNN-AD achieves only $37.87\%$ accuracy with $F = 0.4817$.</w:t>
       </w:r>
     </w:p>
+    <w:tbl>
+      <w:tblPr>
+        <w:tblW w:type="auto" w:w="0"/>
+        <w:jc w:val="center"/>
+        <w:tblLook w:firstColumn="1" w:firstRow="1" w:lastColumn="0" w:lastRow="0" w:noHBand="0" w:noVBand="1" w:val="04A0"/>
+      </w:tblPr>
+      <w:tblGrid>
+        <w:gridCol w:w="9360"/>
+      </w:tblGrid>
+      <w:tr>
+        <w:tc>
+          <w:tcPr>
+            <w:tcW w:type="dxa" w:w="9360"/>
+            <w:shd w:fill="F8FAFC"/>
+            <w:tcMar>
+              <w:top w:w="140" w:type="dxa"/>
+              <w:bottom w:w="140" w:type="dxa"/>
+              <w:left w:w="200" w:type="dxa"/>
+              <w:right w:w="160" w:type="dxa"/>
+            </w:tcMar>
+            <w:tcBorders>
+              <w:top w:val="none"/>
+              <w:left w:val="single" w:sz="24" w:space="0" w:color="1E3A8A"/>
+              <w:bottom w:val="none"/>
+              <w:right w:val="none"/>
+            </w:tcBorders>
+          </w:tcPr>
+          <w:p>
+            <w:pPr>
+              <w:spacing w:before="40" w:after="40" w:line="276" w:lineRule="auto"/>
+            </w:pPr>
+            <w:r>
+              <w:rPr>
+                <w:rFonts w:ascii="Times New Roman" w:hAnsi="Times New Roman"/>
+                <w:i/>
+                <w:color w:val="334155"/>
+                <w:sz w:val="20"/>
+              </w:rPr>
+              <w:t>In multi-objective terminology, a solution $\mathbf{x}_1$ Pareto-dominates $\mathbf{x}_2$ ($\mathbf{x}_1 \prec \mathbf{x}_2$) if $\mathbf{x}_1$ is strictly superior in at least one objective and no worse in any objective. Because deep learning models achieve **both higher accuracy AND lower overhead $F$ simultaneously**, MOPSO-FFNN-AD is **strictly Pareto-dominated**.</w:t>
+              <w:br/>
+              <w:br/>
+              <w:t>Claiming this result as an "intentional trade-off" is scientifically indefensible: there is no operating point in the MOPSO Pareto archive that outperforms the deep learning baselines on either axis.</w:t>
+            </w:r>
+          </w:p>
+        </w:tc>
+      </w:tr>
+    </w:tbl>
+    <w:p/>
     <w:p>
+      <w:pPr>
+        <w:spacing w:before="240" w:after="80"/>
+        <w:jc w:val="center"/>
+      </w:pPr>
       <w:r>
-        <w:t xml:space="preserve">&gt; In multi-objective terminology, a solution $\mathbf{x}_1$ Pareto-dominates $\mathbf{x}_2$ ($\mathbf{x}_1 \prec \mathbf{x}_2$) if $\mathbf{x}_1$ is strictly superior in at least one objective and no worse in any objective. Because deep learning models achieve </w:t>
-      </w:r>
-      <w:r>
-        <w:rPr>
-          <w:b/>
-        </w:rPr>
-        <w:t>both higher accuracy AND lower overhead $F$ simultaneously</w:t>
-      </w:r>
-      <w:r>
-        <w:t xml:space="preserve">, MOPSO-FFNN-AD is </w:t>
-      </w:r>
-      <w:r>
-        <w:rPr>
-          <w:b/>
-        </w:rPr>
-        <w:t>strictly Pareto-dominated</w:t>
-      </w:r>
-      <w:r>
-        <w:t>.</w:t>
-      </w:r>
-    </w:p>
-    <w:p>
-      <w:r>
-        <w:t>&gt;</w:t>
-      </w:r>
-    </w:p>
-    <w:p>
-      <w:r>
-        <w:t>&gt; Claiming this result as an "intentional trade-off" is scientifically indefensible: there is no operating point in the MOPSO Pareto archive that outperforms the deep learning baselines on either axis.</w:t>
+        <w:drawing>
+          <wp:inline xmlns:a="http://schemas.openxmlformats.org/drawingml/2006/main" xmlns:pic="http://schemas.openxmlformats.org/drawingml/2006/picture">
+            <wp:extent cx="5303520" cy="2651760"/>
+            <wp:docPr id="4" name="Picture 4"/>
+            <wp:cNvGraphicFramePr>
+              <a:graphicFrameLocks noChangeAspect="1"/>
+            </wp:cNvGraphicFramePr>
+            <a:graphic>
+              <a:graphicData uri="http://schemas.openxmlformats.org/drawingml/2006/picture">
+                <pic:pic>
+                  <pic:nvPicPr>
+                    <pic:cNvPr id="0" name="02_synthetic_illusion_vs_real_pcap.png"/>
+                    <pic:cNvPicPr/>
+                  </pic:nvPicPr>
+                  <pic:blipFill>
+                    <a:blip r:embed="rId12"/>
+                    <a:stretch>
+                      <a:fillRect/>
+                    </a:stretch>
+                  </pic:blipFill>
+                  <pic:spPr>
+                    <a:xfrm>
+                      <a:off x="0" y="0"/>
+                      <a:ext cx="5303520" cy="2651760"/>
+                    </a:xfrm>
+                    <a:prstGeom prst="rect"/>
+                  </pic:spPr>
+                </pic:pic>
+              </a:graphicData>
+            </a:graphic>
+          </wp:inline>
+        </w:drawing>
       </w:r>
     </w:p>
     <w:p>
       <w:pPr>
-        <w:spacing w:before="200" w:after="40"/>
+        <w:spacing w:before="40" w:after="240"/>
+        <w:jc w:val="center"/>
+      </w:pPr>
+      <w:r>
+        <w:rPr>
+          <w:rFonts w:ascii="Times New Roman" w:hAnsi="Times New Roman"/>
+          <w:i/>
+          <w:color w:val="4B5563"/>
+          <w:sz w:val="19"/>
+        </w:rPr>
+        <w:t>Figure 3: Deconstructing the synthetic evaluation illusion. On synthetic Gaussian clusters, MOPSO-FFNN-AD achieved $94.33\%$ accuracy. When evaluated on real captured PCAPs under identical architectures, performance collapses to $62.97\%$ (USTC-TFC) and $37.87\%$ (ISCX VPN).</w:t>
+      </w:r>
+    </w:p>
+    <w:p>
+      <w:pPr>
+        <w:spacing w:before="200" w:after="60"/>
       </w:pPr>
       <w:r>
         <w:rPr>
@@ -4963,8 +4267,17 @@
       </w:r>
     </w:p>
     <w:p>
+      <w:pPr>
+        <w:spacing w:before="160" w:after="40"/>
+      </w:pPr>
       <w:r>
-        <w:t>#### Table 3(A): Time-Based Blocking Cross-Validation on USTC-TFC 2016</w:t>
+        <w:rPr>
+          <w:rFonts w:ascii="Times New Roman" w:hAnsi="Times New Roman"/>
+          <w:b/>
+          <w:color w:val="475569"/>
+          <w:sz w:val="21"/>
+        </w:rPr>
+        <w:t>Table 3(A): Time-Based Blocking Cross-Validation on USTC-TFC 2016</w:t>
       </w:r>
     </w:p>
     <w:tbl>
@@ -4975,7 +4288,7 @@
         <w:tblBorders>
           <w:top w:val="single" w:sz="6" w:space="0" w:color="CCCCCC"/>
           <w:bottom w:val="single" w:sz="6" w:space="0" w:color="CCCCCC"/>
-          <w:insideH w:val="single" w:sz="4" w:space="0" w:color="E0E0E0"/>
+          <w:insideH w:val="single" w:sz="4" w:space="0" w:color="E2E8F0"/>
           <w:insideV w:val="none"/>
           <w:left w:val="none"/>
           <w:right w:val="none"/>
@@ -4999,7 +4312,7 @@
               <w:left w:w="120" w:type="dxa"/>
               <w:right w:w="120" w:type="dxa"/>
             </w:tcMar>
-            <w:shd w:fill="F0F4F8"/>
+            <w:shd w:fill="1E3A8A"/>
           </w:tcPr>
           <w:p>
             <w:pPr>
@@ -5009,7 +4322,7 @@
               <w:rPr>
                 <w:rFonts w:ascii="Times New Roman" w:hAnsi="Times New Roman"/>
                 <w:b/>
-                <w:color w:val="111827"/>
+                <w:color w:val="FFFFFF"/>
                 <w:sz w:val="19"/>
               </w:rPr>
               <w:t>Method</w:t>
@@ -5025,7 +4338,7 @@
               <w:left w:w="120" w:type="dxa"/>
               <w:right w:w="120" w:type="dxa"/>
             </w:tcMar>
-            <w:shd w:fill="F0F4F8"/>
+            <w:shd w:fill="1E3A8A"/>
           </w:tcPr>
           <w:p>
             <w:pPr>
@@ -5035,7 +4348,7 @@
               <w:rPr>
                 <w:rFonts w:ascii="Times New Roman" w:hAnsi="Times New Roman"/>
                 <w:b/>
-                <w:color w:val="111827"/>
+                <w:color w:val="FFFFFF"/>
                 <w:sz w:val="19"/>
               </w:rPr>
               <w:t>Test Accuracy ($\text{mean} \pm \text{std}$)</w:t>
@@ -5051,7 +4364,7 @@
               <w:left w:w="120" w:type="dxa"/>
               <w:right w:w="120" w:type="dxa"/>
             </w:tcMar>
-            <w:shd w:fill="F0F4F8"/>
+            <w:shd w:fill="1E3A8A"/>
           </w:tcPr>
           <w:p>
             <w:pPr>
@@ -5061,7 +4374,7 @@
               <w:rPr>
                 <w:rFonts w:ascii="Times New Roman" w:hAnsi="Times New Roman"/>
                 <w:b/>
-                <w:color w:val="111827"/>
+                <w:color w:val="FFFFFF"/>
                 <w:sz w:val="19"/>
               </w:rPr>
               <w:t>Composite Overhead $F$ ($\text{mean} \pm \text{std}$)</w:t>
@@ -5077,7 +4390,7 @@
               <w:left w:w="120" w:type="dxa"/>
               <w:right w:w="120" w:type="dxa"/>
             </w:tcMar>
-            <w:shd w:fill="F0F4F8"/>
+            <w:shd w:fill="1E3A8A"/>
           </w:tcPr>
           <w:p>
             <w:pPr>
@@ -5087,7 +4400,7 @@
               <w:rPr>
                 <w:rFonts w:ascii="Times New Roman" w:hAnsi="Times New Roman"/>
                 <w:b/>
-                <w:color w:val="111827"/>
+                <w:color w:val="FFFFFF"/>
                 <w:sz w:val="19"/>
               </w:rPr>
               <w:t>$t$-stat (Acc vs PSO)</w:t>
@@ -5103,7 +4416,7 @@
               <w:left w:w="120" w:type="dxa"/>
               <w:right w:w="120" w:type="dxa"/>
             </w:tcMar>
-            <w:shd w:fill="F0F4F8"/>
+            <w:shd w:fill="1E3A8A"/>
           </w:tcPr>
           <w:p>
             <w:pPr>
@@ -5113,7 +4426,7 @@
               <w:rPr>
                 <w:rFonts w:ascii="Times New Roman" w:hAnsi="Times New Roman"/>
                 <w:b/>
-                <w:color w:val="111827"/>
+                <w:color w:val="FFFFFF"/>
                 <w:sz w:val="19"/>
               </w:rPr>
               <w:t>$p$-value (Acc)</w:t>
@@ -5129,7 +4442,7 @@
               <w:left w:w="120" w:type="dxa"/>
               <w:right w:w="120" w:type="dxa"/>
             </w:tcMar>
-            <w:shd w:fill="F0F4F8"/>
+            <w:shd w:fill="1E3A8A"/>
           </w:tcPr>
           <w:p>
             <w:pPr>
@@ -5139,7 +4452,7 @@
               <w:rPr>
                 <w:rFonts w:ascii="Times New Roman" w:hAnsi="Times New Roman"/>
                 <w:b/>
-                <w:color w:val="111827"/>
+                <w:color w:val="FFFFFF"/>
                 <w:sz w:val="19"/>
               </w:rPr>
               <w:t>Parameters ($D$)</w:t>
@@ -5157,7 +4470,7 @@
               <w:left w:w="120" w:type="dxa"/>
               <w:right w:w="120" w:type="dxa"/>
             </w:tcMar>
-            <w:shd w:fill="FAFAFA"/>
+            <w:shd w:fill="F8FAFC"/>
           </w:tcPr>
           <w:p>
             <w:pPr>
@@ -5182,7 +4495,7 @@
               <w:left w:w="120" w:type="dxa"/>
               <w:right w:w="120" w:type="dxa"/>
             </w:tcMar>
-            <w:shd w:fill="FAFAFA"/>
+            <w:shd w:fill="F8FAFC"/>
           </w:tcPr>
           <w:p>
             <w:pPr>
@@ -5207,7 +4520,7 @@
               <w:left w:w="120" w:type="dxa"/>
               <w:right w:w="120" w:type="dxa"/>
             </w:tcMar>
-            <w:shd w:fill="FAFAFA"/>
+            <w:shd w:fill="F8FAFC"/>
           </w:tcPr>
           <w:p>
             <w:pPr>
@@ -5232,7 +4545,7 @@
               <w:left w:w="120" w:type="dxa"/>
               <w:right w:w="120" w:type="dxa"/>
             </w:tcMar>
-            <w:shd w:fill="FAFAFA"/>
+            <w:shd w:fill="F8FAFC"/>
           </w:tcPr>
           <w:p>
             <w:pPr>
@@ -5257,7 +4570,7 @@
               <w:left w:w="120" w:type="dxa"/>
               <w:right w:w="120" w:type="dxa"/>
             </w:tcMar>
-            <w:shd w:fill="FAFAFA"/>
+            <w:shd w:fill="F8FAFC"/>
           </w:tcPr>
           <w:p>
             <w:pPr>
@@ -5282,7 +4595,7 @@
               <w:left w:w="120" w:type="dxa"/>
               <w:right w:w="120" w:type="dxa"/>
             </w:tcMar>
-            <w:shd w:fill="FAFAFA"/>
+            <w:shd w:fill="F8FAFC"/>
           </w:tcPr>
           <w:p>
             <w:pPr>
@@ -5455,7 +4768,7 @@
               <w:left w:w="120" w:type="dxa"/>
               <w:right w:w="120" w:type="dxa"/>
             </w:tcMar>
-            <w:shd w:fill="FAFAFA"/>
+            <w:shd w:fill="F8FAFC"/>
           </w:tcPr>
           <w:p>
             <w:pPr>
@@ -5480,7 +4793,7 @@
               <w:left w:w="120" w:type="dxa"/>
               <w:right w:w="120" w:type="dxa"/>
             </w:tcMar>
-            <w:shd w:fill="FAFAFA"/>
+            <w:shd w:fill="F8FAFC"/>
           </w:tcPr>
           <w:p>
             <w:pPr>
@@ -5505,7 +4818,7 @@
               <w:left w:w="120" w:type="dxa"/>
               <w:right w:w="120" w:type="dxa"/>
             </w:tcMar>
-            <w:shd w:fill="FAFAFA"/>
+            <w:shd w:fill="F8FAFC"/>
           </w:tcPr>
           <w:p>
             <w:pPr>
@@ -5530,7 +4843,7 @@
               <w:left w:w="120" w:type="dxa"/>
               <w:right w:w="120" w:type="dxa"/>
             </w:tcMar>
-            <w:shd w:fill="FAFAFA"/>
+            <w:shd w:fill="F8FAFC"/>
           </w:tcPr>
           <w:p>
             <w:pPr>
@@ -5555,7 +4868,7 @@
               <w:left w:w="120" w:type="dxa"/>
               <w:right w:w="120" w:type="dxa"/>
             </w:tcMar>
-            <w:shd w:fill="FAFAFA"/>
+            <w:shd w:fill="F8FAFC"/>
           </w:tcPr>
           <w:p>
             <w:pPr>
@@ -5580,7 +4893,7 @@
               <w:left w:w="120" w:type="dxa"/>
               <w:right w:w="120" w:type="dxa"/>
             </w:tcMar>
-            <w:shd w:fill="FAFAFA"/>
+            <w:shd w:fill="F8FAFC"/>
           </w:tcPr>
           <w:p>
             <w:pPr>
@@ -5753,7 +5066,7 @@
               <w:left w:w="120" w:type="dxa"/>
               <w:right w:w="120" w:type="dxa"/>
             </w:tcMar>
-            <w:shd w:fill="FAFAFA"/>
+            <w:shd w:fill="F8FAFC"/>
           </w:tcPr>
           <w:p>
             <w:pPr>
@@ -5778,7 +5091,7 @@
               <w:left w:w="120" w:type="dxa"/>
               <w:right w:w="120" w:type="dxa"/>
             </w:tcMar>
-            <w:shd w:fill="FAFAFA"/>
+            <w:shd w:fill="F8FAFC"/>
           </w:tcPr>
           <w:p>
             <w:pPr>
@@ -5803,7 +5116,7 @@
               <w:left w:w="120" w:type="dxa"/>
               <w:right w:w="120" w:type="dxa"/>
             </w:tcMar>
-            <w:shd w:fill="FAFAFA"/>
+            <w:shd w:fill="F8FAFC"/>
           </w:tcPr>
           <w:p>
             <w:pPr>
@@ -5828,7 +5141,7 @@
               <w:left w:w="120" w:type="dxa"/>
               <w:right w:w="120" w:type="dxa"/>
             </w:tcMar>
-            <w:shd w:fill="FAFAFA"/>
+            <w:shd w:fill="F8FAFC"/>
           </w:tcPr>
           <w:p>
             <w:pPr>
@@ -5853,7 +5166,7 @@
               <w:left w:w="120" w:type="dxa"/>
               <w:right w:w="120" w:type="dxa"/>
             </w:tcMar>
-            <w:shd w:fill="FAFAFA"/>
+            <w:shd w:fill="F8FAFC"/>
           </w:tcPr>
           <w:p>
             <w:pPr>
@@ -5878,7 +5191,7 @@
               <w:left w:w="120" w:type="dxa"/>
               <w:right w:w="120" w:type="dxa"/>
             </w:tcMar>
-            <w:shd w:fill="FAFAFA"/>
+            <w:shd w:fill="F8FAFC"/>
           </w:tcPr>
           <w:p>
             <w:pPr>
@@ -5898,8 +5211,17 @@
     </w:tbl>
     <w:p/>
     <w:p>
+      <w:pPr>
+        <w:spacing w:before="160" w:after="40"/>
+      </w:pPr>
       <w:r>
-        <w:t>#### Table 3(B): Time-Based Blocking Cross-Validation on ISCX VPN 2016</w:t>
+        <w:rPr>
+          <w:rFonts w:ascii="Times New Roman" w:hAnsi="Times New Roman"/>
+          <w:b/>
+          <w:color w:val="475569"/>
+          <w:sz w:val="21"/>
+        </w:rPr>
+        <w:t>Table 3(B): Time-Based Blocking Cross-Validation on ISCX VPN 2016</w:t>
       </w:r>
     </w:p>
     <w:tbl>
@@ -5910,7 +5232,7 @@
         <w:tblBorders>
           <w:top w:val="single" w:sz="6" w:space="0" w:color="CCCCCC"/>
           <w:bottom w:val="single" w:sz="6" w:space="0" w:color="CCCCCC"/>
-          <w:insideH w:val="single" w:sz="4" w:space="0" w:color="E0E0E0"/>
+          <w:insideH w:val="single" w:sz="4" w:space="0" w:color="E2E8F0"/>
           <w:insideV w:val="none"/>
           <w:left w:val="none"/>
           <w:right w:val="none"/>
@@ -5934,7 +5256,7 @@
               <w:left w:w="120" w:type="dxa"/>
               <w:right w:w="120" w:type="dxa"/>
             </w:tcMar>
-            <w:shd w:fill="F0F4F8"/>
+            <w:shd w:fill="1E3A8A"/>
           </w:tcPr>
           <w:p>
             <w:pPr>
@@ -5944,7 +5266,7 @@
               <w:rPr>
                 <w:rFonts w:ascii="Times New Roman" w:hAnsi="Times New Roman"/>
                 <w:b/>
-                <w:color w:val="111827"/>
+                <w:color w:val="FFFFFF"/>
                 <w:sz w:val="19"/>
               </w:rPr>
               <w:t>Method</w:t>
@@ -5960,7 +5282,7 @@
               <w:left w:w="120" w:type="dxa"/>
               <w:right w:w="120" w:type="dxa"/>
             </w:tcMar>
-            <w:shd w:fill="F0F4F8"/>
+            <w:shd w:fill="1E3A8A"/>
           </w:tcPr>
           <w:p>
             <w:pPr>
@@ -5970,7 +5292,7 @@
               <w:rPr>
                 <w:rFonts w:ascii="Times New Roman" w:hAnsi="Times New Roman"/>
                 <w:b/>
-                <w:color w:val="111827"/>
+                <w:color w:val="FFFFFF"/>
                 <w:sz w:val="19"/>
               </w:rPr>
               <w:t>Test Accuracy ($\text{mean} \pm \text{std}$)</w:t>
@@ -5986,7 +5308,7 @@
               <w:left w:w="120" w:type="dxa"/>
               <w:right w:w="120" w:type="dxa"/>
             </w:tcMar>
-            <w:shd w:fill="F0F4F8"/>
+            <w:shd w:fill="1E3A8A"/>
           </w:tcPr>
           <w:p>
             <w:pPr>
@@ -5996,7 +5318,7 @@
               <w:rPr>
                 <w:rFonts w:ascii="Times New Roman" w:hAnsi="Times New Roman"/>
                 <w:b/>
-                <w:color w:val="111827"/>
+                <w:color w:val="FFFFFF"/>
                 <w:sz w:val="19"/>
               </w:rPr>
               <w:t>Composite Overhead $F$ ($\text{mean} \pm \text{std}$)</w:t>
@@ -6012,7 +5334,7 @@
               <w:left w:w="120" w:type="dxa"/>
               <w:right w:w="120" w:type="dxa"/>
             </w:tcMar>
-            <w:shd w:fill="F0F4F8"/>
+            <w:shd w:fill="1E3A8A"/>
           </w:tcPr>
           <w:p>
             <w:pPr>
@@ -6022,7 +5344,7 @@
               <w:rPr>
                 <w:rFonts w:ascii="Times New Roman" w:hAnsi="Times New Roman"/>
                 <w:b/>
-                <w:color w:val="111827"/>
+                <w:color w:val="FFFFFF"/>
                 <w:sz w:val="19"/>
               </w:rPr>
               <w:t>$t$-stat (Acc vs PSO)</w:t>
@@ -6038,7 +5360,7 @@
               <w:left w:w="120" w:type="dxa"/>
               <w:right w:w="120" w:type="dxa"/>
             </w:tcMar>
-            <w:shd w:fill="F0F4F8"/>
+            <w:shd w:fill="1E3A8A"/>
           </w:tcPr>
           <w:p>
             <w:pPr>
@@ -6048,7 +5370,7 @@
               <w:rPr>
                 <w:rFonts w:ascii="Times New Roman" w:hAnsi="Times New Roman"/>
                 <w:b/>
-                <w:color w:val="111827"/>
+                <w:color w:val="FFFFFF"/>
                 <w:sz w:val="19"/>
               </w:rPr>
               <w:t>$p$-value (Acc)</w:t>
@@ -6064,7 +5386,7 @@
               <w:left w:w="120" w:type="dxa"/>
               <w:right w:w="120" w:type="dxa"/>
             </w:tcMar>
-            <w:shd w:fill="F0F4F8"/>
+            <w:shd w:fill="1E3A8A"/>
           </w:tcPr>
           <w:p>
             <w:pPr>
@@ -6074,7 +5396,7 @@
               <w:rPr>
                 <w:rFonts w:ascii="Times New Roman" w:hAnsi="Times New Roman"/>
                 <w:b/>
-                <w:color w:val="111827"/>
+                <w:color w:val="FFFFFF"/>
                 <w:sz w:val="19"/>
               </w:rPr>
               <w:t>Parameters ($D$)</w:t>
@@ -6092,7 +5414,7 @@
               <w:left w:w="120" w:type="dxa"/>
               <w:right w:w="120" w:type="dxa"/>
             </w:tcMar>
-            <w:shd w:fill="FAFAFA"/>
+            <w:shd w:fill="F8FAFC"/>
           </w:tcPr>
           <w:p>
             <w:pPr>
@@ -6117,7 +5439,7 @@
               <w:left w:w="120" w:type="dxa"/>
               <w:right w:w="120" w:type="dxa"/>
             </w:tcMar>
-            <w:shd w:fill="FAFAFA"/>
+            <w:shd w:fill="F8FAFC"/>
           </w:tcPr>
           <w:p>
             <w:pPr>
@@ -6142,7 +5464,7 @@
               <w:left w:w="120" w:type="dxa"/>
               <w:right w:w="120" w:type="dxa"/>
             </w:tcMar>
-            <w:shd w:fill="FAFAFA"/>
+            <w:shd w:fill="F8FAFC"/>
           </w:tcPr>
           <w:p>
             <w:pPr>
@@ -6167,7 +5489,7 @@
               <w:left w:w="120" w:type="dxa"/>
               <w:right w:w="120" w:type="dxa"/>
             </w:tcMar>
-            <w:shd w:fill="FAFAFA"/>
+            <w:shd w:fill="F8FAFC"/>
           </w:tcPr>
           <w:p>
             <w:pPr>
@@ -6192,7 +5514,7 @@
               <w:left w:w="120" w:type="dxa"/>
               <w:right w:w="120" w:type="dxa"/>
             </w:tcMar>
-            <w:shd w:fill="FAFAFA"/>
+            <w:shd w:fill="F8FAFC"/>
           </w:tcPr>
           <w:p>
             <w:pPr>
@@ -6217,7 +5539,7 @@
               <w:left w:w="120" w:type="dxa"/>
               <w:right w:w="120" w:type="dxa"/>
             </w:tcMar>
-            <w:shd w:fill="FAFAFA"/>
+            <w:shd w:fill="F8FAFC"/>
           </w:tcPr>
           <w:p>
             <w:pPr>
@@ -6390,7 +5712,7 @@
               <w:left w:w="120" w:type="dxa"/>
               <w:right w:w="120" w:type="dxa"/>
             </w:tcMar>
-            <w:shd w:fill="FAFAFA"/>
+            <w:shd w:fill="F8FAFC"/>
           </w:tcPr>
           <w:p>
             <w:pPr>
@@ -6415,7 +5737,7 @@
               <w:left w:w="120" w:type="dxa"/>
               <w:right w:w="120" w:type="dxa"/>
             </w:tcMar>
-            <w:shd w:fill="FAFAFA"/>
+            <w:shd w:fill="F8FAFC"/>
           </w:tcPr>
           <w:p>
             <w:pPr>
@@ -6440,7 +5762,7 @@
               <w:left w:w="120" w:type="dxa"/>
               <w:right w:w="120" w:type="dxa"/>
             </w:tcMar>
-            <w:shd w:fill="FAFAFA"/>
+            <w:shd w:fill="F8FAFC"/>
           </w:tcPr>
           <w:p>
             <w:pPr>
@@ -6465,7 +5787,7 @@
               <w:left w:w="120" w:type="dxa"/>
               <w:right w:w="120" w:type="dxa"/>
             </w:tcMar>
-            <w:shd w:fill="FAFAFA"/>
+            <w:shd w:fill="F8FAFC"/>
           </w:tcPr>
           <w:p>
             <w:pPr>
@@ -6490,7 +5812,7 @@
               <w:left w:w="120" w:type="dxa"/>
               <w:right w:w="120" w:type="dxa"/>
             </w:tcMar>
-            <w:shd w:fill="FAFAFA"/>
+            <w:shd w:fill="F8FAFC"/>
           </w:tcPr>
           <w:p>
             <w:pPr>
@@ -6515,7 +5837,7 @@
               <w:left w:w="120" w:type="dxa"/>
               <w:right w:w="120" w:type="dxa"/>
             </w:tcMar>
-            <w:shd w:fill="FAFAFA"/>
+            <w:shd w:fill="F8FAFC"/>
           </w:tcPr>
           <w:p>
             <w:pPr>
@@ -6688,7 +6010,7 @@
               <w:left w:w="120" w:type="dxa"/>
               <w:right w:w="120" w:type="dxa"/>
             </w:tcMar>
-            <w:shd w:fill="FAFAFA"/>
+            <w:shd w:fill="F8FAFC"/>
           </w:tcPr>
           <w:p>
             <w:pPr>
@@ -6713,7 +6035,7 @@
               <w:left w:w="120" w:type="dxa"/>
               <w:right w:w="120" w:type="dxa"/>
             </w:tcMar>
-            <w:shd w:fill="FAFAFA"/>
+            <w:shd w:fill="F8FAFC"/>
           </w:tcPr>
           <w:p>
             <w:pPr>
@@ -6738,7 +6060,7 @@
               <w:left w:w="120" w:type="dxa"/>
               <w:right w:w="120" w:type="dxa"/>
             </w:tcMar>
-            <w:shd w:fill="FAFAFA"/>
+            <w:shd w:fill="F8FAFC"/>
           </w:tcPr>
           <w:p>
             <w:pPr>
@@ -6763,7 +6085,7 @@
               <w:left w:w="120" w:type="dxa"/>
               <w:right w:w="120" w:type="dxa"/>
             </w:tcMar>
-            <w:shd w:fill="FAFAFA"/>
+            <w:shd w:fill="F8FAFC"/>
           </w:tcPr>
           <w:p>
             <w:pPr>
@@ -6788,7 +6110,7 @@
               <w:left w:w="120" w:type="dxa"/>
               <w:right w:w="120" w:type="dxa"/>
             </w:tcMar>
-            <w:shd w:fill="FAFAFA"/>
+            <w:shd w:fill="F8FAFC"/>
           </w:tcPr>
           <w:p>
             <w:pPr>
@@ -6813,7 +6135,7 @@
               <w:left w:w="120" w:type="dxa"/>
               <w:right w:w="120" w:type="dxa"/>
             </w:tcMar>
-            <w:shd w:fill="FAFAFA"/>
+            <w:shd w:fill="F8FAFC"/>
           </w:tcPr>
           <w:p>
             <w:pPr>
@@ -6833,8 +6155,70 @@
     </w:tbl>
     <w:p/>
     <w:p>
+      <w:pPr>
+        <w:spacing w:before="240" w:after="80"/>
+        <w:jc w:val="center"/>
+      </w:pPr>
       <w:r>
-        <w:t xml:space="preserve">*Scientific Insight*: Under time-based blocking, all models experience an accuracy drop of $4\% - 9\%$, confirming that standard random cross-validation leaks temporal burst correlations. More critically, </w:t>
+        <w:drawing>
+          <wp:inline xmlns:a="http://schemas.openxmlformats.org/drawingml/2006/main" xmlns:pic="http://schemas.openxmlformats.org/drawingml/2006/picture">
+            <wp:extent cx="5303520" cy="2272937"/>
+            <wp:docPr id="5" name="Picture 5"/>
+            <wp:cNvGraphicFramePr>
+              <a:graphicFrameLocks noChangeAspect="1"/>
+            </wp:cNvGraphicFramePr>
+            <a:graphic>
+              <a:graphicData uri="http://schemas.openxmlformats.org/drawingml/2006/picture">
+                <pic:pic>
+                  <pic:nvPicPr>
+                    <pic:cNvPr id="0" name="04_temporal_leakage_random_vs_time_blocked_cv.png"/>
+                    <pic:cNvPicPr/>
+                  </pic:nvPicPr>
+                  <pic:blipFill>
+                    <a:blip r:embed="rId13"/>
+                    <a:stretch>
+                      <a:fillRect/>
+                    </a:stretch>
+                  </pic:blipFill>
+                  <pic:spPr>
+                    <a:xfrm>
+                      <a:off x="0" y="0"/>
+                      <a:ext cx="5303520" cy="2272937"/>
+                    </a:xfrm>
+                    <a:prstGeom prst="rect"/>
+                  </pic:spPr>
+                </pic:pic>
+              </a:graphicData>
+            </a:graphic>
+          </wp:inline>
+        </w:drawing>
+      </w:r>
+    </w:p>
+    <w:p>
+      <w:pPr>
+        <w:spacing w:before="40" w:after="240"/>
+        <w:jc w:val="center"/>
+      </w:pPr>
+      <w:r>
+        <w:rPr>
+          <w:rFonts w:ascii="Times New Roman" w:hAnsi="Times New Roman"/>
+          <w:i/>
+          <w:color w:val="4B5563"/>
+          <w:sz w:val="19"/>
+        </w:rPr>
+        <w:t>Figure 5: Exposing temporal autocorrelation leakage. Comparison of test accuracy under standard Random 10-Fold CV versus chronological Time-Based Blocking CV across all models on USTC and ISCX. Random CV inflates performance by $4\% - 9\%$; under strict temporal blocking, Pareto domination is fully preserved.</w:t>
+      </w:r>
+    </w:p>
+    <w:p>
+      <w:r/>
+      <w:r>
+        <w:rPr>
+          <w:i/>
+        </w:rPr>
+        <w:t>Scientific Insight</w:t>
+      </w:r>
+      <w:r>
+        <w:t xml:space="preserve">: Under time-based blocking, all models experience an accuracy drop of $4\% - 9\%$, confirming that standard random cross-validation leaks temporal burst correlations. More critically, </w:t>
       </w:r>
       <w:r>
         <w:rPr>
@@ -6848,7 +6232,7 @@
     </w:p>
     <w:p>
       <w:pPr>
-        <w:spacing w:before="200" w:after="40"/>
+        <w:spacing w:before="200" w:after="60"/>
       </w:pPr>
       <w:r>
         <w:rPr>
@@ -6862,12 +6246,21 @@
     </w:p>
     <w:p>
       <w:r>
-        <w:t>Table 4 benchmarks our experimental implementations against published State-of-the-Art (SOTA) literature on the identical PCAP benchmarks:</w:t>
+        <w:t>Table 4 benchmarks our experimental implementations against published State-of-the-Art (SOTA) literature on identical PCAP benchmarks:</w:t>
       </w:r>
     </w:p>
     <w:p>
+      <w:pPr>
+        <w:spacing w:before="160" w:after="40"/>
+      </w:pPr>
       <w:r>
-        <w:t>#### Table 4: Comprehensive SOTA Benchmark Comparison</w:t>
+        <w:rPr>
+          <w:rFonts w:ascii="Times New Roman" w:hAnsi="Times New Roman"/>
+          <w:b/>
+          <w:color w:val="475569"/>
+          <w:sz w:val="21"/>
+        </w:rPr>
+        <w:t>Table 4: Comprehensive SOTA Benchmark Comparison</w:t>
       </w:r>
     </w:p>
     <w:tbl>
@@ -6878,7 +6271,7 @@
         <w:tblBorders>
           <w:top w:val="single" w:sz="6" w:space="0" w:color="CCCCCC"/>
           <w:bottom w:val="single" w:sz="6" w:space="0" w:color="CCCCCC"/>
-          <w:insideH w:val="single" w:sz="4" w:space="0" w:color="E0E0E0"/>
+          <w:insideH w:val="single" w:sz="4" w:space="0" w:color="E2E8F0"/>
           <w:insideV w:val="none"/>
           <w:left w:val="none"/>
           <w:right w:val="none"/>
@@ -6904,7 +6297,7 @@
               <w:left w:w="120" w:type="dxa"/>
               <w:right w:w="120" w:type="dxa"/>
             </w:tcMar>
-            <w:shd w:fill="F0F4F8"/>
+            <w:shd w:fill="1E3A8A"/>
           </w:tcPr>
           <w:p>
             <w:pPr>
@@ -6914,7 +6307,7 @@
               <w:rPr>
                 <w:rFonts w:ascii="Times New Roman" w:hAnsi="Times New Roman"/>
                 <w:b/>
-                <w:color w:val="111827"/>
+                <w:color w:val="FFFFFF"/>
                 <w:sz w:val="19"/>
               </w:rPr>
               <w:t>Method</w:t>
@@ -6930,7 +6323,7 @@
               <w:left w:w="120" w:type="dxa"/>
               <w:right w:w="120" w:type="dxa"/>
             </w:tcMar>
-            <w:shd w:fill="F0F4F8"/>
+            <w:shd w:fill="1E3A8A"/>
           </w:tcPr>
           <w:p>
             <w:pPr>
@@ -6940,7 +6333,7 @@
               <w:rPr>
                 <w:rFonts w:ascii="Times New Roman" w:hAnsi="Times New Roman"/>
                 <w:b/>
-                <w:color w:val="111827"/>
+                <w:color w:val="FFFFFF"/>
                 <w:sz w:val="19"/>
               </w:rPr>
               <w:t>Architecture / Category</w:t>
@@ -6956,7 +6349,7 @@
               <w:left w:w="120" w:type="dxa"/>
               <w:right w:w="120" w:type="dxa"/>
             </w:tcMar>
-            <w:shd w:fill="F0F4F8"/>
+            <w:shd w:fill="1E3A8A"/>
           </w:tcPr>
           <w:p>
             <w:pPr>
@@ -6966,7 +6359,7 @@
               <w:rPr>
                 <w:rFonts w:ascii="Times New Roman" w:hAnsi="Times New Roman"/>
                 <w:b/>
-                <w:color w:val="111827"/>
+                <w:color w:val="FFFFFF"/>
                 <w:sz w:val="19"/>
               </w:rPr>
               <w:t>Parameters</w:t>
@@ -6982,7 +6375,7 @@
               <w:left w:w="120" w:type="dxa"/>
               <w:right w:w="120" w:type="dxa"/>
             </w:tcMar>
-            <w:shd w:fill="F0F4F8"/>
+            <w:shd w:fill="1E3A8A"/>
           </w:tcPr>
           <w:p>
             <w:pPr>
@@ -6992,7 +6385,7 @@
               <w:rPr>
                 <w:rFonts w:ascii="Times New Roman" w:hAnsi="Times New Roman"/>
                 <w:b/>
-                <w:color w:val="111827"/>
+                <w:color w:val="FFFFFF"/>
                 <w:sz w:val="19"/>
               </w:rPr>
               <w:t>USTC Accuracy</w:t>
@@ -7008,7 +6401,7 @@
               <w:left w:w="120" w:type="dxa"/>
               <w:right w:w="120" w:type="dxa"/>
             </w:tcMar>
-            <w:shd w:fill="F0F4F8"/>
+            <w:shd w:fill="1E3A8A"/>
           </w:tcPr>
           <w:p>
             <w:pPr>
@@ -7018,7 +6411,7 @@
               <w:rPr>
                 <w:rFonts w:ascii="Times New Roman" w:hAnsi="Times New Roman"/>
                 <w:b/>
-                <w:color w:val="111827"/>
+                <w:color w:val="FFFFFF"/>
                 <w:sz w:val="19"/>
               </w:rPr>
               <w:t>ISCX Accuracy</w:t>
@@ -7034,7 +6427,7 @@
               <w:left w:w="120" w:type="dxa"/>
               <w:right w:w="120" w:type="dxa"/>
             </w:tcMar>
-            <w:shd w:fill="F0F4F8"/>
+            <w:shd w:fill="1E3A8A"/>
           </w:tcPr>
           <w:p>
             <w:pPr>
@@ -7044,7 +6437,7 @@
               <w:rPr>
                 <w:rFonts w:ascii="Times New Roman" w:hAnsi="Times New Roman"/>
                 <w:b/>
-                <w:color w:val="111827"/>
+                <w:color w:val="FFFFFF"/>
                 <w:sz w:val="19"/>
               </w:rPr>
               <w:t>USTC Overhead $F$</w:t>
@@ -7060,7 +6453,7 @@
               <w:left w:w="120" w:type="dxa"/>
               <w:right w:w="120" w:type="dxa"/>
             </w:tcMar>
-            <w:shd w:fill="F0F4F8"/>
+            <w:shd w:fill="1E3A8A"/>
           </w:tcPr>
           <w:p>
             <w:pPr>
@@ -7070,7 +6463,7 @@
               <w:rPr>
                 <w:rFonts w:ascii="Times New Roman" w:hAnsi="Times New Roman"/>
                 <w:b/>
-                <w:color w:val="111827"/>
+                <w:color w:val="FFFFFF"/>
                 <w:sz w:val="19"/>
               </w:rPr>
               <w:t>ISCX Overhead $F$</w:t>
@@ -7086,7 +6479,7 @@
               <w:left w:w="120" w:type="dxa"/>
               <w:right w:w="120" w:type="dxa"/>
             </w:tcMar>
-            <w:shd w:fill="F0F4F8"/>
+            <w:shd w:fill="1E3A8A"/>
           </w:tcPr>
           <w:p>
             <w:pPr>
@@ -7096,7 +6489,7 @@
               <w:rPr>
                 <w:rFonts w:ascii="Times New Roman" w:hAnsi="Times New Roman"/>
                 <w:b/>
-                <w:color w:val="111827"/>
+                <w:color w:val="FFFFFF"/>
                 <w:sz w:val="19"/>
               </w:rPr>
               <w:t>Status / Category</w:t>
@@ -7114,7 +6507,7 @@
               <w:left w:w="120" w:type="dxa"/>
               <w:right w:w="120" w:type="dxa"/>
             </w:tcMar>
-            <w:shd w:fill="FAFAFA"/>
+            <w:shd w:fill="F8FAFC"/>
           </w:tcPr>
           <w:p>
             <w:pPr>
@@ -7139,7 +6532,7 @@
               <w:left w:w="120" w:type="dxa"/>
               <w:right w:w="120" w:type="dxa"/>
             </w:tcMar>
-            <w:shd w:fill="FAFAFA"/>
+            <w:shd w:fill="F8FAFC"/>
           </w:tcPr>
           <w:p>
             <w:pPr>
@@ -7164,7 +6557,7 @@
               <w:left w:w="120" w:type="dxa"/>
               <w:right w:w="120" w:type="dxa"/>
             </w:tcMar>
-            <w:shd w:fill="FAFAFA"/>
+            <w:shd w:fill="F8FAFC"/>
           </w:tcPr>
           <w:p>
             <w:pPr>
@@ -7189,7 +6582,7 @@
               <w:left w:w="120" w:type="dxa"/>
               <w:right w:w="120" w:type="dxa"/>
             </w:tcMar>
-            <w:shd w:fill="FAFAFA"/>
+            <w:shd w:fill="F8FAFC"/>
           </w:tcPr>
           <w:p>
             <w:pPr>
@@ -7214,7 +6607,7 @@
               <w:left w:w="120" w:type="dxa"/>
               <w:right w:w="120" w:type="dxa"/>
             </w:tcMar>
-            <w:shd w:fill="FAFAFA"/>
+            <w:shd w:fill="F8FAFC"/>
           </w:tcPr>
           <w:p>
             <w:pPr>
@@ -7239,7 +6632,7 @@
               <w:left w:w="120" w:type="dxa"/>
               <w:right w:w="120" w:type="dxa"/>
             </w:tcMar>
-            <w:shd w:fill="FAFAFA"/>
+            <w:shd w:fill="F8FAFC"/>
           </w:tcPr>
           <w:p>
             <w:pPr>
@@ -7264,7 +6657,7 @@
               <w:left w:w="120" w:type="dxa"/>
               <w:right w:w="120" w:type="dxa"/>
             </w:tcMar>
-            <w:shd w:fill="FAFAFA"/>
+            <w:shd w:fill="F8FAFC"/>
           </w:tcPr>
           <w:p>
             <w:pPr>
@@ -7289,7 +6682,7 @@
               <w:left w:w="120" w:type="dxa"/>
               <w:right w:w="120" w:type="dxa"/>
             </w:tcMar>
-            <w:shd w:fill="FAFAFA"/>
+            <w:shd w:fill="F8FAFC"/>
           </w:tcPr>
           <w:p>
             <w:pPr>
@@ -7510,7 +6903,7 @@
               <w:left w:w="120" w:type="dxa"/>
               <w:right w:w="120" w:type="dxa"/>
             </w:tcMar>
-            <w:shd w:fill="FAFAFA"/>
+            <w:shd w:fill="F8FAFC"/>
           </w:tcPr>
           <w:p>
             <w:pPr>
@@ -7535,7 +6928,7 @@
               <w:left w:w="120" w:type="dxa"/>
               <w:right w:w="120" w:type="dxa"/>
             </w:tcMar>
-            <w:shd w:fill="FAFAFA"/>
+            <w:shd w:fill="F8FAFC"/>
           </w:tcPr>
           <w:p>
             <w:pPr>
@@ -7560,7 +6953,7 @@
               <w:left w:w="120" w:type="dxa"/>
               <w:right w:w="120" w:type="dxa"/>
             </w:tcMar>
-            <w:shd w:fill="FAFAFA"/>
+            <w:shd w:fill="F8FAFC"/>
           </w:tcPr>
           <w:p>
             <w:pPr>
@@ -7585,7 +6978,7 @@
               <w:left w:w="120" w:type="dxa"/>
               <w:right w:w="120" w:type="dxa"/>
             </w:tcMar>
-            <w:shd w:fill="FAFAFA"/>
+            <w:shd w:fill="F8FAFC"/>
           </w:tcPr>
           <w:p>
             <w:pPr>
@@ -7610,7 +7003,7 @@
               <w:left w:w="120" w:type="dxa"/>
               <w:right w:w="120" w:type="dxa"/>
             </w:tcMar>
-            <w:shd w:fill="FAFAFA"/>
+            <w:shd w:fill="F8FAFC"/>
           </w:tcPr>
           <w:p>
             <w:pPr>
@@ -7635,7 +7028,7 @@
               <w:left w:w="120" w:type="dxa"/>
               <w:right w:w="120" w:type="dxa"/>
             </w:tcMar>
-            <w:shd w:fill="FAFAFA"/>
+            <w:shd w:fill="F8FAFC"/>
           </w:tcPr>
           <w:p>
             <w:pPr>
@@ -7660,7 +7053,7 @@
               <w:left w:w="120" w:type="dxa"/>
               <w:right w:w="120" w:type="dxa"/>
             </w:tcMar>
-            <w:shd w:fill="FAFAFA"/>
+            <w:shd w:fill="F8FAFC"/>
           </w:tcPr>
           <w:p>
             <w:pPr>
@@ -7685,7 +7078,7 @@
               <w:left w:w="120" w:type="dxa"/>
               <w:right w:w="120" w:type="dxa"/>
             </w:tcMar>
-            <w:shd w:fill="FAFAFA"/>
+            <w:shd w:fill="F8FAFC"/>
           </w:tcPr>
           <w:p>
             <w:pPr>
@@ -7906,7 +7299,7 @@
               <w:left w:w="120" w:type="dxa"/>
               <w:right w:w="120" w:type="dxa"/>
             </w:tcMar>
-            <w:shd w:fill="FAFAFA"/>
+            <w:shd w:fill="F8FAFC"/>
           </w:tcPr>
           <w:p>
             <w:pPr>
@@ -7931,7 +7324,7 @@
               <w:left w:w="120" w:type="dxa"/>
               <w:right w:w="120" w:type="dxa"/>
             </w:tcMar>
-            <w:shd w:fill="FAFAFA"/>
+            <w:shd w:fill="F8FAFC"/>
           </w:tcPr>
           <w:p>
             <w:pPr>
@@ -7956,7 +7349,7 @@
               <w:left w:w="120" w:type="dxa"/>
               <w:right w:w="120" w:type="dxa"/>
             </w:tcMar>
-            <w:shd w:fill="FAFAFA"/>
+            <w:shd w:fill="F8FAFC"/>
           </w:tcPr>
           <w:p>
             <w:pPr>
@@ -7981,7 +7374,7 @@
               <w:left w:w="120" w:type="dxa"/>
               <w:right w:w="120" w:type="dxa"/>
             </w:tcMar>
-            <w:shd w:fill="FAFAFA"/>
+            <w:shd w:fill="F8FAFC"/>
           </w:tcPr>
           <w:p>
             <w:pPr>
@@ -8006,7 +7399,7 @@
               <w:left w:w="120" w:type="dxa"/>
               <w:right w:w="120" w:type="dxa"/>
             </w:tcMar>
-            <w:shd w:fill="FAFAFA"/>
+            <w:shd w:fill="F8FAFC"/>
           </w:tcPr>
           <w:p>
             <w:pPr>
@@ -8031,7 +7424,7 @@
               <w:left w:w="120" w:type="dxa"/>
               <w:right w:w="120" w:type="dxa"/>
             </w:tcMar>
-            <w:shd w:fill="FAFAFA"/>
+            <w:shd w:fill="F8FAFC"/>
           </w:tcPr>
           <w:p>
             <w:pPr>
@@ -8056,7 +7449,7 @@
               <w:left w:w="120" w:type="dxa"/>
               <w:right w:w="120" w:type="dxa"/>
             </w:tcMar>
-            <w:shd w:fill="FAFAFA"/>
+            <w:shd w:fill="F8FAFC"/>
           </w:tcPr>
           <w:p>
             <w:pPr>
@@ -8081,7 +7474,7 @@
               <w:left w:w="120" w:type="dxa"/>
               <w:right w:w="120" w:type="dxa"/>
             </w:tcMar>
-            <w:shd w:fill="FAFAFA"/>
+            <w:shd w:fill="F8FAFC"/>
           </w:tcPr>
           <w:p>
             <w:pPr>
@@ -8302,7 +7695,7 @@
               <w:left w:w="120" w:type="dxa"/>
               <w:right w:w="120" w:type="dxa"/>
             </w:tcMar>
-            <w:shd w:fill="FAFAFA"/>
+            <w:shd w:fill="F8FAFC"/>
           </w:tcPr>
           <w:p>
             <w:pPr>
@@ -8327,7 +7720,7 @@
               <w:left w:w="120" w:type="dxa"/>
               <w:right w:w="120" w:type="dxa"/>
             </w:tcMar>
-            <w:shd w:fill="FAFAFA"/>
+            <w:shd w:fill="F8FAFC"/>
           </w:tcPr>
           <w:p>
             <w:pPr>
@@ -8352,7 +7745,7 @@
               <w:left w:w="120" w:type="dxa"/>
               <w:right w:w="120" w:type="dxa"/>
             </w:tcMar>
-            <w:shd w:fill="FAFAFA"/>
+            <w:shd w:fill="F8FAFC"/>
           </w:tcPr>
           <w:p>
             <w:pPr>
@@ -8377,7 +7770,7 @@
               <w:left w:w="120" w:type="dxa"/>
               <w:right w:w="120" w:type="dxa"/>
             </w:tcMar>
-            <w:shd w:fill="FAFAFA"/>
+            <w:shd w:fill="F8FAFC"/>
           </w:tcPr>
           <w:p>
             <w:pPr>
@@ -8402,7 +7795,7 @@
               <w:left w:w="120" w:type="dxa"/>
               <w:right w:w="120" w:type="dxa"/>
             </w:tcMar>
-            <w:shd w:fill="FAFAFA"/>
+            <w:shd w:fill="F8FAFC"/>
           </w:tcPr>
           <w:p>
             <w:pPr>
@@ -8427,7 +7820,7 @@
               <w:left w:w="120" w:type="dxa"/>
               <w:right w:w="120" w:type="dxa"/>
             </w:tcMar>
-            <w:shd w:fill="FAFAFA"/>
+            <w:shd w:fill="F8FAFC"/>
           </w:tcPr>
           <w:p>
             <w:pPr>
@@ -8452,7 +7845,7 @@
               <w:left w:w="120" w:type="dxa"/>
               <w:right w:w="120" w:type="dxa"/>
             </w:tcMar>
-            <w:shd w:fill="FAFAFA"/>
+            <w:shd w:fill="F8FAFC"/>
           </w:tcPr>
           <w:p>
             <w:pPr>
@@ -8477,7 +7870,7 @@
               <w:left w:w="120" w:type="dxa"/>
               <w:right w:w="120" w:type="dxa"/>
             </w:tcMar>
-            <w:shd w:fill="FAFAFA"/>
+            <w:shd w:fill="F8FAFC"/>
           </w:tcPr>
           <w:p>
             <w:pPr>
@@ -8698,7 +8091,7 @@
               <w:left w:w="120" w:type="dxa"/>
               <w:right w:w="120" w:type="dxa"/>
             </w:tcMar>
-            <w:shd w:fill="FAFAFA"/>
+            <w:shd w:fill="F8FAFC"/>
           </w:tcPr>
           <w:p>
             <w:pPr>
@@ -8723,7 +8116,7 @@
               <w:left w:w="120" w:type="dxa"/>
               <w:right w:w="120" w:type="dxa"/>
             </w:tcMar>
-            <w:shd w:fill="FAFAFA"/>
+            <w:shd w:fill="F8FAFC"/>
           </w:tcPr>
           <w:p>
             <w:pPr>
@@ -8748,7 +8141,7 @@
               <w:left w:w="120" w:type="dxa"/>
               <w:right w:w="120" w:type="dxa"/>
             </w:tcMar>
-            <w:shd w:fill="FAFAFA"/>
+            <w:shd w:fill="F8FAFC"/>
           </w:tcPr>
           <w:p>
             <w:pPr>
@@ -8773,7 +8166,7 @@
               <w:left w:w="120" w:type="dxa"/>
               <w:right w:w="120" w:type="dxa"/>
             </w:tcMar>
-            <w:shd w:fill="FAFAFA"/>
+            <w:shd w:fill="F8FAFC"/>
           </w:tcPr>
           <w:p>
             <w:pPr>
@@ -8798,7 +8191,7 @@
               <w:left w:w="120" w:type="dxa"/>
               <w:right w:w="120" w:type="dxa"/>
             </w:tcMar>
-            <w:shd w:fill="FAFAFA"/>
+            <w:shd w:fill="F8FAFC"/>
           </w:tcPr>
           <w:p>
             <w:pPr>
@@ -8823,7 +8216,7 @@
               <w:left w:w="120" w:type="dxa"/>
               <w:right w:w="120" w:type="dxa"/>
             </w:tcMar>
-            <w:shd w:fill="FAFAFA"/>
+            <w:shd w:fill="F8FAFC"/>
           </w:tcPr>
           <w:p>
             <w:pPr>
@@ -8848,7 +8241,7 @@
               <w:left w:w="120" w:type="dxa"/>
               <w:right w:w="120" w:type="dxa"/>
             </w:tcMar>
-            <w:shd w:fill="FAFAFA"/>
+            <w:shd w:fill="F8FAFC"/>
           </w:tcPr>
           <w:p>
             <w:pPr>
@@ -8873,7 +8266,7 @@
               <w:left w:w="120" w:type="dxa"/>
               <w:right w:w="120" w:type="dxa"/>
             </w:tcMar>
-            <w:shd w:fill="FAFAFA"/>
+            <w:shd w:fill="F8FAFC"/>
           </w:tcPr>
           <w:p>
             <w:pPr>
@@ -9094,7 +8487,7 @@
               <w:left w:w="120" w:type="dxa"/>
               <w:right w:w="120" w:type="dxa"/>
             </w:tcMar>
-            <w:shd w:fill="FAFAFA"/>
+            <w:shd w:fill="F8FAFC"/>
           </w:tcPr>
           <w:p>
             <w:pPr>
@@ -9119,7 +8512,7 @@
               <w:left w:w="120" w:type="dxa"/>
               <w:right w:w="120" w:type="dxa"/>
             </w:tcMar>
-            <w:shd w:fill="FAFAFA"/>
+            <w:shd w:fill="F8FAFC"/>
           </w:tcPr>
           <w:p>
             <w:pPr>
@@ -9144,7 +8537,7 @@
               <w:left w:w="120" w:type="dxa"/>
               <w:right w:w="120" w:type="dxa"/>
             </w:tcMar>
-            <w:shd w:fill="FAFAFA"/>
+            <w:shd w:fill="F8FAFC"/>
           </w:tcPr>
           <w:p>
             <w:pPr>
@@ -9169,7 +8562,7 @@
               <w:left w:w="120" w:type="dxa"/>
               <w:right w:w="120" w:type="dxa"/>
             </w:tcMar>
-            <w:shd w:fill="FAFAFA"/>
+            <w:shd w:fill="F8FAFC"/>
           </w:tcPr>
           <w:p>
             <w:pPr>
@@ -9194,7 +8587,7 @@
               <w:left w:w="120" w:type="dxa"/>
               <w:right w:w="120" w:type="dxa"/>
             </w:tcMar>
-            <w:shd w:fill="FAFAFA"/>
+            <w:shd w:fill="F8FAFC"/>
           </w:tcPr>
           <w:p>
             <w:pPr>
@@ -9219,7 +8612,7 @@
               <w:left w:w="120" w:type="dxa"/>
               <w:right w:w="120" w:type="dxa"/>
             </w:tcMar>
-            <w:shd w:fill="FAFAFA"/>
+            <w:shd w:fill="F8FAFC"/>
           </w:tcPr>
           <w:p>
             <w:pPr>
@@ -9244,7 +8637,7 @@
               <w:left w:w="120" w:type="dxa"/>
               <w:right w:w="120" w:type="dxa"/>
             </w:tcMar>
-            <w:shd w:fill="FAFAFA"/>
+            <w:shd w:fill="F8FAFC"/>
           </w:tcPr>
           <w:p>
             <w:pPr>
@@ -9269,7 +8662,7 @@
               <w:left w:w="120" w:type="dxa"/>
               <w:right w:w="120" w:type="dxa"/>
             </w:tcMar>
-            <w:shd w:fill="FAFAFA"/>
+            <w:shd w:fill="F8FAFC"/>
           </w:tcPr>
           <w:p>
             <w:pPr>
@@ -9289,8 +8682,70 @@
     </w:tbl>
     <w:p/>
     <w:p>
+      <w:pPr>
+        <w:spacing w:before="240" w:after="80"/>
+        <w:jc w:val="center"/>
+      </w:pPr>
       <w:r>
-        <w:t>*The SOTA Gap*: Published SOTA models achieve $87\% - 98\%$ accuracy by leveraging contextual token representations or 2D traffic representations. Our re-implemented deep learning baselines achieve $62\% - 78\%$, demonstrating that even un-tuned, generic deep learning models easily outperform the 325-parameter FFNN.</w:t>
+        <w:drawing>
+          <wp:inline xmlns:a="http://schemas.openxmlformats.org/drawingml/2006/main" xmlns:pic="http://schemas.openxmlformats.org/drawingml/2006/picture">
+            <wp:extent cx="5303520" cy="2651760"/>
+            <wp:docPr id="6" name="Picture 6"/>
+            <wp:cNvGraphicFramePr>
+              <a:graphicFrameLocks noChangeAspect="1"/>
+            </wp:cNvGraphicFramePr>
+            <a:graphic>
+              <a:graphicData uri="http://schemas.openxmlformats.org/drawingml/2006/picture">
+                <pic:pic>
+                  <pic:nvPicPr>
+                    <pic:cNvPr id="0" name="03_sota_benchmarks_and_edge_constraints.png"/>
+                    <pic:cNvPicPr/>
+                  </pic:nvPicPr>
+                  <pic:blipFill>
+                    <a:blip r:embed="rId14"/>
+                    <a:stretch>
+                      <a:fillRect/>
+                    </a:stretch>
+                  </pic:blipFill>
+                  <pic:spPr>
+                    <a:xfrm>
+                      <a:off x="0" y="0"/>
+                      <a:ext cx="5303520" cy="2651760"/>
+                    </a:xfrm>
+                    <a:prstGeom prst="rect"/>
+                  </pic:spPr>
+                </pic:pic>
+              </a:graphicData>
+            </a:graphic>
+          </wp:inline>
+        </w:drawing>
+      </w:r>
+    </w:p>
+    <w:p>
+      <w:pPr>
+        <w:spacing w:before="40" w:after="240"/>
+        <w:jc w:val="center"/>
+      </w:pPr>
+      <w:r>
+        <w:rPr>
+          <w:rFonts w:ascii="Times New Roman" w:hAnsi="Times New Roman"/>
+          <w:i/>
+          <w:color w:val="4B5563"/>
+          <w:sz w:val="19"/>
+        </w:rPr>
+        <w:t>Figure 4: Parameter scaling and hardware deployment boundaries. Published SOTA models (ET-BERT, YaTC, FS-Net, FlowPic, TFE-GNN) require $2\text{M} - 50\text{M}$ parameters, exceeding commodity OpenFlow switch TCAM ($&lt;1,000$ rules) and SRAM budgets. While MOPSO-FFNN-AD fits the edge constraint ($325$ params), it fails to separate encrypted traffic.</w:t>
+      </w:r>
+    </w:p>
+    <w:p>
+      <w:r/>
+      <w:r>
+        <w:rPr>
+          <w:i/>
+        </w:rPr>
+        <w:t>The SOTA Gap</w:t>
+      </w:r>
+      <w:r>
+        <w:t>: Published SOTA models achieve $87\% - 98\%$ accuracy by leveraging contextual token representations or 2D traffic representations. Our re-implemented deep learning baselines achieve $62\% - 78\%$, demonstrating that even un-tuned, generic deep learning models easily outperform the 325-parameter FFNN.</w:t>
       </w:r>
     </w:p>
     <w:p>
@@ -9301,7 +8756,7 @@
         <w:rPr>
           <w:rFonts w:ascii="Times New Roman" w:hAnsi="Times New Roman"/>
           <w:b/>
-          <w:color w:val="1E293B"/>
+          <w:color w:val="1E3A8A"/>
           <w:sz w:val="27"/>
         </w:rPr>
         <w:t>VII. Post-Mortem Analysis: Why MOPSO-FFNN-AD Failed</w:t>
@@ -9314,7 +8769,7 @@
     </w:p>
     <w:p>
       <w:pPr>
-        <w:spacing w:before="200" w:after="40"/>
+        <w:spacing w:before="200" w:after="60"/>
       </w:pPr>
       <w:r>
         <w:rPr>
@@ -9379,7 +8834,7 @@
     </w:p>
     <w:p>
       <w:pPr>
-        <w:spacing w:before="200" w:after="40"/>
+        <w:spacing w:before="200" w:after="60"/>
       </w:pPr>
       <w:r>
         <w:rPr>
@@ -9398,7 +8853,7 @@
     </w:p>
     <w:p>
       <w:pPr>
-        <w:spacing w:before="200" w:after="40"/>
+        <w:spacing w:before="200" w:after="60"/>
       </w:pPr>
       <w:r>
         <w:rPr>
@@ -9416,8 +8871,17 @@
       </w:r>
     </w:p>
     <w:p>
+      <w:pPr>
+        <w:spacing w:before="160" w:after="40"/>
+      </w:pPr>
       <w:r>
-        <w:t>#### 1. Destination Port (`dst_port`) Collapses under Port 443 Multiplexing:</w:t>
+        <w:rPr>
+          <w:rFonts w:ascii="Times New Roman" w:hAnsi="Times New Roman"/>
+          <w:b/>
+          <w:color w:val="475569"/>
+          <w:sz w:val="21"/>
+        </w:rPr>
+        <w:t>1. Destination Port (`dst_port`) Collapses under Port 443 Multiplexing:</w:t>
       </w:r>
     </w:p>
     <w:p>
@@ -9431,12 +8895,439 @@
         <w:t>port 443 (HTTPS/TLS)</w:t>
       </w:r>
       <w:r>
-        <w:t xml:space="preserve"> to evade firewalls. Removing `dst_port` entirely from the 8-feature representation results in negligible accuracy change on ISCX ($0.483 \to 0.446$), confirming that port numbers provide zero discriminative signal.</w:t>
+        <w:t xml:space="preserve"> to evade firewalls. Removing `dst_port` entirely from the 8-feature representation results in negligible accuracy change on ISCX ($0.483 \to 0.446$ on FFNN), confirming that port numbers provide minimal discriminative signal for encrypted traffic.</w:t>
       </w:r>
     </w:p>
     <w:p>
+      <w:pPr>
+        <w:spacing w:before="160" w:after="40"/>
+      </w:pPr>
       <w:r>
-        <w:t>#### 2. TTL is an Unreliable Topology Artifact:</w:t>
+        <w:rPr>
+          <w:rFonts w:ascii="Times New Roman" w:hAnsi="Times New Roman"/>
+          <w:b/>
+          <w:color w:val="475569"/>
+          <w:sz w:val="21"/>
+        </w:rPr>
+        <w:t>Table 8: Destination Port Ablation under Port 443 Multiplexing (ISCX VPN 2016)</w:t>
+      </w:r>
+    </w:p>
+    <w:tbl>
+      <w:tblPr>
+        <w:tblW w:type="auto" w:w="0"/>
+        <w:jc w:val="center"/>
+        <w:tblLook w:firstColumn="1" w:firstRow="1" w:lastColumn="0" w:lastRow="0" w:noHBand="0" w:noVBand="1" w:val="04A0"/>
+        <w:tblBorders>
+          <w:top w:val="single" w:sz="6" w:space="0" w:color="CCCCCC"/>
+          <w:bottom w:val="single" w:sz="6" w:space="0" w:color="CCCCCC"/>
+          <w:insideH w:val="single" w:sz="4" w:space="0" w:color="E2E8F0"/>
+          <w:insideV w:val="none"/>
+          <w:left w:val="none"/>
+          <w:right w:val="none"/>
+        </w:tblBorders>
+      </w:tblPr>
+      <w:tblGrid>
+        <w:gridCol w:w="1872"/>
+        <w:gridCol w:w="1872"/>
+        <w:gridCol w:w="1872"/>
+        <w:gridCol w:w="1872"/>
+        <w:gridCol w:w="1872"/>
+      </w:tblGrid>
+      <w:tr>
+        <w:tc>
+          <w:tcPr>
+            <w:tcW w:type="dxa" w:w="1872"/>
+            <w:tcMar>
+              <w:top w:w="100" w:type="dxa"/>
+              <w:bottom w:w="100" w:type="dxa"/>
+              <w:left w:w="120" w:type="dxa"/>
+              <w:right w:w="120" w:type="dxa"/>
+            </w:tcMar>
+            <w:shd w:fill="1E3A8A"/>
+          </w:tcPr>
+          <w:p>
+            <w:pPr>
+              <w:spacing w:after="40" w:line="252" w:lineRule="auto"/>
+            </w:pPr>
+            <w:r>
+              <w:rPr>
+                <w:rFonts w:ascii="Times New Roman" w:hAnsi="Times New Roman"/>
+                <w:b/>
+                <w:color w:val="FFFFFF"/>
+                <w:sz w:val="19"/>
+              </w:rPr>
+              <w:t>Configuration</w:t>
+            </w:r>
+          </w:p>
+        </w:tc>
+        <w:tc>
+          <w:tcPr>
+            <w:tcW w:type="dxa" w:w="1872"/>
+            <w:tcMar>
+              <w:top w:w="100" w:type="dxa"/>
+              <w:bottom w:w="100" w:type="dxa"/>
+              <w:left w:w="120" w:type="dxa"/>
+              <w:right w:w="120" w:type="dxa"/>
+            </w:tcMar>
+            <w:shd w:fill="1E3A8A"/>
+          </w:tcPr>
+          <w:p>
+            <w:pPr>
+              <w:spacing w:after="40" w:line="252" w:lineRule="auto"/>
+            </w:pPr>
+            <w:r>
+              <w:rPr>
+                <w:rFonts w:ascii="Times New Roman" w:hAnsi="Times New Roman"/>
+                <w:b/>
+                <w:color w:val="FFFFFF"/>
+                <w:sz w:val="19"/>
+              </w:rPr>
+              <w:t>FFNN Accuracy</w:t>
+            </w:r>
+          </w:p>
+        </w:tc>
+        <w:tc>
+          <w:tcPr>
+            <w:tcW w:type="dxa" w:w="1872"/>
+            <w:tcMar>
+              <w:top w:w="100" w:type="dxa"/>
+              <w:bottom w:w="100" w:type="dxa"/>
+              <w:left w:w="120" w:type="dxa"/>
+              <w:right w:w="120" w:type="dxa"/>
+            </w:tcMar>
+            <w:shd w:fill="1E3A8A"/>
+          </w:tcPr>
+          <w:p>
+            <w:pPr>
+              <w:spacing w:after="40" w:line="252" w:lineRule="auto"/>
+            </w:pPr>
+            <w:r>
+              <w:rPr>
+                <w:rFonts w:ascii="Times New Roman" w:hAnsi="Times New Roman"/>
+                <w:b/>
+                <w:color w:val="FFFFFF"/>
+                <w:sz w:val="19"/>
+              </w:rPr>
+              <w:t>1D-CNN Accuracy</w:t>
+            </w:r>
+          </w:p>
+        </w:tc>
+        <w:tc>
+          <w:tcPr>
+            <w:tcW w:type="dxa" w:w="1872"/>
+            <w:tcMar>
+              <w:top w:w="100" w:type="dxa"/>
+              <w:bottom w:w="100" w:type="dxa"/>
+              <w:left w:w="120" w:type="dxa"/>
+              <w:right w:w="120" w:type="dxa"/>
+            </w:tcMar>
+            <w:shd w:fill="1E3A8A"/>
+          </w:tcPr>
+          <w:p>
+            <w:pPr>
+              <w:spacing w:after="40" w:line="252" w:lineRule="auto"/>
+            </w:pPr>
+            <w:r>
+              <w:rPr>
+                <w:rFonts w:ascii="Times New Roman" w:hAnsi="Times New Roman"/>
+                <w:b/>
+                <w:color w:val="FFFFFF"/>
+                <w:sz w:val="19"/>
+              </w:rPr>
+              <w:t>$\Delta$ (FFNN)</w:t>
+            </w:r>
+          </w:p>
+        </w:tc>
+        <w:tc>
+          <w:tcPr>
+            <w:tcW w:type="dxa" w:w="1872"/>
+            <w:tcMar>
+              <w:top w:w="100" w:type="dxa"/>
+              <w:bottom w:w="100" w:type="dxa"/>
+              <w:left w:w="120" w:type="dxa"/>
+              <w:right w:w="120" w:type="dxa"/>
+            </w:tcMar>
+            <w:shd w:fill="1E3A8A"/>
+          </w:tcPr>
+          <w:p>
+            <w:pPr>
+              <w:spacing w:after="40" w:line="252" w:lineRule="auto"/>
+            </w:pPr>
+            <w:r>
+              <w:rPr>
+                <w:rFonts w:ascii="Times New Roman" w:hAnsi="Times New Roman"/>
+                <w:b/>
+                <w:color w:val="FFFFFF"/>
+                <w:sz w:val="19"/>
+              </w:rPr>
+              <w:t>$\Delta$ (CNN)</w:t>
+            </w:r>
+          </w:p>
+        </w:tc>
+      </w:tr>
+      <w:tr>
+        <w:tc>
+          <w:tcPr>
+            <w:tcW w:type="dxa" w:w="1872"/>
+            <w:tcMar>
+              <w:top w:w="100" w:type="dxa"/>
+              <w:bottom w:w="100" w:type="dxa"/>
+              <w:left w:w="120" w:type="dxa"/>
+              <w:right w:w="120" w:type="dxa"/>
+            </w:tcMar>
+            <w:shd w:fill="F8FAFC"/>
+          </w:tcPr>
+          <w:p>
+            <w:pPr>
+              <w:spacing w:after="40" w:line="252" w:lineRule="auto"/>
+            </w:pPr>
+            <w:r>
+              <w:rPr>
+                <w:rFonts w:ascii="Times New Roman" w:hAnsi="Times New Roman"/>
+                <w:color w:val="333333"/>
+                <w:sz w:val="19"/>
+              </w:rPr>
+              <w:t>**With `dst_port` (Standard 8 Features)**</w:t>
+            </w:r>
+          </w:p>
+        </w:tc>
+        <w:tc>
+          <w:tcPr>
+            <w:tcW w:type="dxa" w:w="1872"/>
+            <w:tcMar>
+              <w:top w:w="100" w:type="dxa"/>
+              <w:bottom w:w="100" w:type="dxa"/>
+              <w:left w:w="120" w:type="dxa"/>
+              <w:right w:w="120" w:type="dxa"/>
+            </w:tcMar>
+            <w:shd w:fill="F8FAFC"/>
+          </w:tcPr>
+          <w:p>
+            <w:pPr>
+              <w:spacing w:after="40" w:line="252" w:lineRule="auto"/>
+            </w:pPr>
+            <w:r>
+              <w:rPr>
+                <w:rFonts w:ascii="Times New Roman" w:hAnsi="Times New Roman"/>
+                <w:color w:val="333333"/>
+                <w:sz w:val="19"/>
+              </w:rPr>
+              <w:t>$48.33\%$</w:t>
+            </w:r>
+          </w:p>
+        </w:tc>
+        <w:tc>
+          <w:tcPr>
+            <w:tcW w:type="dxa" w:w="1872"/>
+            <w:tcMar>
+              <w:top w:w="100" w:type="dxa"/>
+              <w:bottom w:w="100" w:type="dxa"/>
+              <w:left w:w="120" w:type="dxa"/>
+              <w:right w:w="120" w:type="dxa"/>
+            </w:tcMar>
+            <w:shd w:fill="F8FAFC"/>
+          </w:tcPr>
+          <w:p>
+            <w:pPr>
+              <w:spacing w:after="40" w:line="252" w:lineRule="auto"/>
+            </w:pPr>
+            <w:r>
+              <w:rPr>
+                <w:rFonts w:ascii="Times New Roman" w:hAnsi="Times New Roman"/>
+                <w:color w:val="333333"/>
+                <w:sz w:val="19"/>
+              </w:rPr>
+              <w:t>$62.50\%$</w:t>
+            </w:r>
+          </w:p>
+        </w:tc>
+        <w:tc>
+          <w:tcPr>
+            <w:tcW w:type="dxa" w:w="1872"/>
+            <w:tcMar>
+              <w:top w:w="100" w:type="dxa"/>
+              <w:bottom w:w="100" w:type="dxa"/>
+              <w:left w:w="120" w:type="dxa"/>
+              <w:right w:w="120" w:type="dxa"/>
+            </w:tcMar>
+            <w:shd w:fill="F8FAFC"/>
+          </w:tcPr>
+          <w:p>
+            <w:pPr>
+              <w:spacing w:after="40" w:line="252" w:lineRule="auto"/>
+            </w:pPr>
+            <w:r>
+              <w:rPr>
+                <w:rFonts w:ascii="Times New Roman" w:hAnsi="Times New Roman"/>
+                <w:color w:val="333333"/>
+                <w:sz w:val="19"/>
+              </w:rPr>
+              <w:t>$0.00\%$</w:t>
+            </w:r>
+          </w:p>
+        </w:tc>
+        <w:tc>
+          <w:tcPr>
+            <w:tcW w:type="dxa" w:w="1872"/>
+            <w:tcMar>
+              <w:top w:w="100" w:type="dxa"/>
+              <w:bottom w:w="100" w:type="dxa"/>
+              <w:left w:w="120" w:type="dxa"/>
+              <w:right w:w="120" w:type="dxa"/>
+            </w:tcMar>
+            <w:shd w:fill="F8FAFC"/>
+          </w:tcPr>
+          <w:p>
+            <w:pPr>
+              <w:spacing w:after="40" w:line="252" w:lineRule="auto"/>
+            </w:pPr>
+            <w:r>
+              <w:rPr>
+                <w:rFonts w:ascii="Times New Roman" w:hAnsi="Times New Roman"/>
+                <w:color w:val="333333"/>
+                <w:sz w:val="19"/>
+              </w:rPr>
+              <w:t>$0.00\%$</w:t>
+            </w:r>
+          </w:p>
+        </w:tc>
+      </w:tr>
+      <w:tr>
+        <w:tc>
+          <w:tcPr>
+            <w:tcW w:type="dxa" w:w="1872"/>
+            <w:tcMar>
+              <w:top w:w="100" w:type="dxa"/>
+              <w:bottom w:w="100" w:type="dxa"/>
+              <w:left w:w="120" w:type="dxa"/>
+              <w:right w:w="120" w:type="dxa"/>
+            </w:tcMar>
+          </w:tcPr>
+          <w:p>
+            <w:pPr>
+              <w:spacing w:after="40" w:line="252" w:lineRule="auto"/>
+            </w:pPr>
+            <w:r>
+              <w:rPr>
+                <w:rFonts w:ascii="Times New Roman" w:hAnsi="Times New Roman"/>
+                <w:color w:val="333333"/>
+                <w:sz w:val="19"/>
+              </w:rPr>
+              <w:t>**Without `dst_port` (Ablated 7 Features)**</w:t>
+            </w:r>
+          </w:p>
+        </w:tc>
+        <w:tc>
+          <w:tcPr>
+            <w:tcW w:type="dxa" w:w="1872"/>
+            <w:tcMar>
+              <w:top w:w="100" w:type="dxa"/>
+              <w:bottom w:w="100" w:type="dxa"/>
+              <w:left w:w="120" w:type="dxa"/>
+              <w:right w:w="120" w:type="dxa"/>
+            </w:tcMar>
+          </w:tcPr>
+          <w:p>
+            <w:pPr>
+              <w:spacing w:after="40" w:line="252" w:lineRule="auto"/>
+            </w:pPr>
+            <w:r>
+              <w:rPr>
+                <w:rFonts w:ascii="Times New Roman" w:hAnsi="Times New Roman"/>
+                <w:color w:val="333333"/>
+                <w:sz w:val="19"/>
+              </w:rPr>
+              <w:t>$44.67\%$</w:t>
+            </w:r>
+          </w:p>
+        </w:tc>
+        <w:tc>
+          <w:tcPr>
+            <w:tcW w:type="dxa" w:w="1872"/>
+            <w:tcMar>
+              <w:top w:w="100" w:type="dxa"/>
+              <w:bottom w:w="100" w:type="dxa"/>
+              <w:left w:w="120" w:type="dxa"/>
+              <w:right w:w="120" w:type="dxa"/>
+            </w:tcMar>
+          </w:tcPr>
+          <w:p>
+            <w:pPr>
+              <w:spacing w:after="40" w:line="252" w:lineRule="auto"/>
+            </w:pPr>
+            <w:r>
+              <w:rPr>
+                <w:rFonts w:ascii="Times New Roman" w:hAnsi="Times New Roman"/>
+                <w:color w:val="333333"/>
+                <w:sz w:val="19"/>
+              </w:rPr>
+              <w:t>$54.67\%$</w:t>
+            </w:r>
+          </w:p>
+        </w:tc>
+        <w:tc>
+          <w:tcPr>
+            <w:tcW w:type="dxa" w:w="1872"/>
+            <w:tcMar>
+              <w:top w:w="100" w:type="dxa"/>
+              <w:bottom w:w="100" w:type="dxa"/>
+              <w:left w:w="120" w:type="dxa"/>
+              <w:right w:w="120" w:type="dxa"/>
+            </w:tcMar>
+          </w:tcPr>
+          <w:p>
+            <w:pPr>
+              <w:spacing w:after="40" w:line="252" w:lineRule="auto"/>
+            </w:pPr>
+            <w:r>
+              <w:rPr>
+                <w:rFonts w:ascii="Times New Roman" w:hAnsi="Times New Roman"/>
+                <w:color w:val="333333"/>
+                <w:sz w:val="19"/>
+              </w:rPr>
+              <w:t>$-3.67\%$</w:t>
+            </w:r>
+          </w:p>
+        </w:tc>
+        <w:tc>
+          <w:tcPr>
+            <w:tcW w:type="dxa" w:w="1872"/>
+            <w:tcMar>
+              <w:top w:w="100" w:type="dxa"/>
+              <w:bottom w:w="100" w:type="dxa"/>
+              <w:left w:w="120" w:type="dxa"/>
+              <w:right w:w="120" w:type="dxa"/>
+            </w:tcMar>
+          </w:tcPr>
+          <w:p>
+            <w:pPr>
+              <w:spacing w:after="40" w:line="252" w:lineRule="auto"/>
+            </w:pPr>
+            <w:r>
+              <w:rPr>
+                <w:rFonts w:ascii="Times New Roman" w:hAnsi="Times New Roman"/>
+                <w:color w:val="333333"/>
+                <w:sz w:val="19"/>
+              </w:rPr>
+              <w:t>$-7.83\%$</w:t>
+            </w:r>
+          </w:p>
+        </w:tc>
+      </w:tr>
+    </w:tbl>
+    <w:p/>
+    <w:p>
+      <w:pPr>
+        <w:spacing w:before="160" w:after="40"/>
+      </w:pPr>
+      <w:r>
+        <w:rPr>
+          <w:rFonts w:ascii="Times New Roman" w:hAnsi="Times New Roman"/>
+          <w:b/>
+          <w:color w:val="475569"/>
+          <w:sz w:val="21"/>
+        </w:rPr>
+        <w:t>2. TTL is an Unreliable Topology Artifact:</w:t>
       </w:r>
     </w:p>
     <w:p>
@@ -9455,8 +9346,17 @@
       </w:r>
     </w:p>
     <w:p>
+      <w:pPr>
+        <w:spacing w:before="160" w:after="40"/>
+      </w:pPr>
       <w:r>
-        <w:t>#### Table 5: TTL Robustness Degradation under Corruption (USTC-TFC 2016)</w:t>
+        <w:rPr>
+          <w:rFonts w:ascii="Times New Roman" w:hAnsi="Times New Roman"/>
+          <w:b/>
+          <w:color w:val="475569"/>
+          <w:sz w:val="21"/>
+        </w:rPr>
+        <w:t>Table 5: TTL Robustness Degradation under Corruption (USTC-TFC 2016)</w:t>
       </w:r>
     </w:p>
     <w:tbl>
@@ -9467,7 +9367,7 @@
         <w:tblBorders>
           <w:top w:val="single" w:sz="6" w:space="0" w:color="CCCCCC"/>
           <w:bottom w:val="single" w:sz="6" w:space="0" w:color="CCCCCC"/>
-          <w:insideH w:val="single" w:sz="4" w:space="0" w:color="E0E0E0"/>
+          <w:insideH w:val="single" w:sz="4" w:space="0" w:color="E2E8F0"/>
           <w:insideV w:val="none"/>
           <w:left w:val="none"/>
           <w:right w:val="none"/>
@@ -9490,7 +9390,7 @@
               <w:left w:w="120" w:type="dxa"/>
               <w:right w:w="120" w:type="dxa"/>
             </w:tcMar>
-            <w:shd w:fill="F0F4F8"/>
+            <w:shd w:fill="1E3A8A"/>
           </w:tcPr>
           <w:p>
             <w:pPr>
@@ -9500,7 +9400,7 @@
               <w:rPr>
                 <w:rFonts w:ascii="Times New Roman" w:hAnsi="Times New Roman"/>
                 <w:b/>
-                <w:color w:val="111827"/>
+                <w:color w:val="FFFFFF"/>
                 <w:sz w:val="19"/>
               </w:rPr>
               <w:t>TTL Noise Level ($\pm \delta$ Hops)</w:t>
@@ -9516,7 +9416,7 @@
               <w:left w:w="120" w:type="dxa"/>
               <w:right w:w="120" w:type="dxa"/>
             </w:tcMar>
-            <w:shd w:fill="F0F4F8"/>
+            <w:shd w:fill="1E3A8A"/>
           </w:tcPr>
           <w:p>
             <w:pPr>
@@ -9526,7 +9426,7 @@
               <w:rPr>
                 <w:rFonts w:ascii="Times New Roman" w:hAnsi="Times New Roman"/>
                 <w:b/>
-                <w:color w:val="111827"/>
+                <w:color w:val="FFFFFF"/>
                 <w:sz w:val="19"/>
               </w:rPr>
               <w:t>PSO-FFNN Accuracy</w:t>
@@ -9542,7 +9442,7 @@
               <w:left w:w="120" w:type="dxa"/>
               <w:right w:w="120" w:type="dxa"/>
             </w:tcMar>
-            <w:shd w:fill="F0F4F8"/>
+            <w:shd w:fill="1E3A8A"/>
           </w:tcPr>
           <w:p>
             <w:pPr>
@@ -9552,7 +9452,7 @@
               <w:rPr>
                 <w:rFonts w:ascii="Times New Roman" w:hAnsi="Times New Roman"/>
                 <w:b/>
-                <w:color w:val="111827"/>
+                <w:color w:val="FFFFFF"/>
                 <w:sz w:val="19"/>
               </w:rPr>
               <w:t>1D-CNN Accuracy</w:t>
@@ -9568,7 +9468,7 @@
               <w:left w:w="120" w:type="dxa"/>
               <w:right w:w="120" w:type="dxa"/>
             </w:tcMar>
-            <w:shd w:fill="F0F4F8"/>
+            <w:shd w:fill="1E3A8A"/>
           </w:tcPr>
           <w:p>
             <w:pPr>
@@ -9578,7 +9478,7 @@
               <w:rPr>
                 <w:rFonts w:ascii="Times New Roman" w:hAnsi="Times New Roman"/>
                 <w:b/>
-                <w:color w:val="111827"/>
+                <w:color w:val="FFFFFF"/>
                 <w:sz w:val="19"/>
               </w:rPr>
               <w:t>FFNN Accuracy Drop ($\Delta$)</w:t>
@@ -9594,7 +9494,7 @@
               <w:left w:w="120" w:type="dxa"/>
               <w:right w:w="120" w:type="dxa"/>
             </w:tcMar>
-            <w:shd w:fill="F0F4F8"/>
+            <w:shd w:fill="1E3A8A"/>
           </w:tcPr>
           <w:p>
             <w:pPr>
@@ -9604,7 +9504,7 @@
               <w:rPr>
                 <w:rFonts w:ascii="Times New Roman" w:hAnsi="Times New Roman"/>
                 <w:b/>
-                <w:color w:val="111827"/>
+                <w:color w:val="FFFFFF"/>
                 <w:sz w:val="19"/>
               </w:rPr>
               <w:t>CNN Accuracy Drop ($\Delta$)</w:t>
@@ -9622,7 +9522,7 @@
               <w:left w:w="120" w:type="dxa"/>
               <w:right w:w="120" w:type="dxa"/>
             </w:tcMar>
-            <w:shd w:fill="FAFAFA"/>
+            <w:shd w:fill="F8FAFC"/>
           </w:tcPr>
           <w:p>
             <w:pPr>
@@ -9647,7 +9547,7 @@
               <w:left w:w="120" w:type="dxa"/>
               <w:right w:w="120" w:type="dxa"/>
             </w:tcMar>
-            <w:shd w:fill="FAFAFA"/>
+            <w:shd w:fill="F8FAFC"/>
           </w:tcPr>
           <w:p>
             <w:pPr>
@@ -9672,7 +9572,7 @@
               <w:left w:w="120" w:type="dxa"/>
               <w:right w:w="120" w:type="dxa"/>
             </w:tcMar>
-            <w:shd w:fill="FAFAFA"/>
+            <w:shd w:fill="F8FAFC"/>
           </w:tcPr>
           <w:p>
             <w:pPr>
@@ -9697,7 +9597,7 @@
               <w:left w:w="120" w:type="dxa"/>
               <w:right w:w="120" w:type="dxa"/>
             </w:tcMar>
-            <w:shd w:fill="FAFAFA"/>
+            <w:shd w:fill="F8FAFC"/>
           </w:tcPr>
           <w:p>
             <w:pPr>
@@ -9722,7 +9622,7 @@
               <w:left w:w="120" w:type="dxa"/>
               <w:right w:w="120" w:type="dxa"/>
             </w:tcMar>
-            <w:shd w:fill="FAFAFA"/>
+            <w:shd w:fill="F8FAFC"/>
           </w:tcPr>
           <w:p>
             <w:pPr>
@@ -9871,7 +9771,7 @@
               <w:left w:w="120" w:type="dxa"/>
               <w:right w:w="120" w:type="dxa"/>
             </w:tcMar>
-            <w:shd w:fill="FAFAFA"/>
+            <w:shd w:fill="F8FAFC"/>
           </w:tcPr>
           <w:p>
             <w:pPr>
@@ -9896,7 +9796,7 @@
               <w:left w:w="120" w:type="dxa"/>
               <w:right w:w="120" w:type="dxa"/>
             </w:tcMar>
-            <w:shd w:fill="FAFAFA"/>
+            <w:shd w:fill="F8FAFC"/>
           </w:tcPr>
           <w:p>
             <w:pPr>
@@ -9921,7 +9821,7 @@
               <w:left w:w="120" w:type="dxa"/>
               <w:right w:w="120" w:type="dxa"/>
             </w:tcMar>
-            <w:shd w:fill="FAFAFA"/>
+            <w:shd w:fill="F8FAFC"/>
           </w:tcPr>
           <w:p>
             <w:pPr>
@@ -9946,7 +9846,7 @@
               <w:left w:w="120" w:type="dxa"/>
               <w:right w:w="120" w:type="dxa"/>
             </w:tcMar>
-            <w:shd w:fill="FAFAFA"/>
+            <w:shd w:fill="F8FAFC"/>
           </w:tcPr>
           <w:p>
             <w:pPr>
@@ -9971,7 +9871,7 @@
               <w:left w:w="120" w:type="dxa"/>
               <w:right w:w="120" w:type="dxa"/>
             </w:tcMar>
-            <w:shd w:fill="FAFAFA"/>
+            <w:shd w:fill="F8FAFC"/>
           </w:tcPr>
           <w:p>
             <w:pPr>
@@ -10120,7 +10020,7 @@
               <w:left w:w="120" w:type="dxa"/>
               <w:right w:w="120" w:type="dxa"/>
             </w:tcMar>
-            <w:shd w:fill="FAFAFA"/>
+            <w:shd w:fill="F8FAFC"/>
           </w:tcPr>
           <w:p>
             <w:pPr>
@@ -10145,7 +10045,7 @@
               <w:left w:w="120" w:type="dxa"/>
               <w:right w:w="120" w:type="dxa"/>
             </w:tcMar>
-            <w:shd w:fill="FAFAFA"/>
+            <w:shd w:fill="F8FAFC"/>
           </w:tcPr>
           <w:p>
             <w:pPr>
@@ -10170,7 +10070,7 @@
               <w:left w:w="120" w:type="dxa"/>
               <w:right w:w="120" w:type="dxa"/>
             </w:tcMar>
-            <w:shd w:fill="FAFAFA"/>
+            <w:shd w:fill="F8FAFC"/>
           </w:tcPr>
           <w:p>
             <w:pPr>
@@ -10195,7 +10095,7 @@
               <w:left w:w="120" w:type="dxa"/>
               <w:right w:w="120" w:type="dxa"/>
             </w:tcMar>
-            <w:shd w:fill="FAFAFA"/>
+            <w:shd w:fill="F8FAFC"/>
           </w:tcPr>
           <w:p>
             <w:pPr>
@@ -10220,7 +10120,7 @@
               <w:left w:w="120" w:type="dxa"/>
               <w:right w:w="120" w:type="dxa"/>
             </w:tcMar>
-            <w:shd w:fill="FAFAFA"/>
+            <w:shd w:fill="F8FAFC"/>
           </w:tcPr>
           <w:p>
             <w:pPr>
@@ -10239,14 +10139,78 @@
       </w:tr>
     </w:tbl>
     <w:p/>
+    <w:p>
+      <w:pPr>
+        <w:spacing w:before="240" w:after="80"/>
+        <w:jc w:val="center"/>
+      </w:pPr>
+      <w:r>
+        <w:drawing>
+          <wp:inline xmlns:a="http://schemas.openxmlformats.org/drawingml/2006/main" xmlns:pic="http://schemas.openxmlformats.org/drawingml/2006/picture">
+            <wp:extent cx="5303520" cy="2916936"/>
+            <wp:docPr id="7" name="Picture 7"/>
+            <wp:cNvGraphicFramePr>
+              <a:graphicFrameLocks noChangeAspect="1"/>
+            </wp:cNvGraphicFramePr>
+            <a:graphic>
+              <a:graphicData uri="http://schemas.openxmlformats.org/drawingml/2006/picture">
+                <pic:pic>
+                  <pic:nvPicPr>
+                    <pic:cNvPr id="0" name="05_ttl_perturbation_fragility.png"/>
+                    <pic:cNvPicPr/>
+                  </pic:nvPicPr>
+                  <pic:blipFill>
+                    <a:blip r:embed="rId15"/>
+                    <a:stretch>
+                      <a:fillRect/>
+                    </a:stretch>
+                  </pic:blipFill>
+                  <pic:spPr>
+                    <a:xfrm>
+                      <a:off x="0" y="0"/>
+                      <a:ext cx="5303520" cy="2916936"/>
+                    </a:xfrm>
+                    <a:prstGeom prst="rect"/>
+                  </pic:spPr>
+                </pic:pic>
+              </a:graphicData>
+            </a:graphic>
+          </wp:inline>
+        </w:drawing>
+      </w:r>
+    </w:p>
+    <w:p>
+      <w:pPr>
+        <w:spacing w:before="40" w:after="240"/>
+        <w:jc w:val="center"/>
+      </w:pPr>
+      <w:r>
+        <w:rPr>
+          <w:rFonts w:ascii="Times New Roman" w:hAnsi="Times New Roman"/>
+          <w:i/>
+          <w:color w:val="4B5563"/>
+          <w:sz w:val="19"/>
+        </w:rPr>
+        <w:t>Figure 6: Feature fragility under bounded TTL noise injection ($\pm \delta$ hops). As synthetic perturbation noise increases, FFNN accuracy degrades from $78.67\%$ down to $51.83\%$ (a $-26.83\%$ collapse), proving that high TTL feature importance is an artifact of testbed hop topology rather than robust packet behavior.</w:t>
+      </w:r>
+    </w:p>
     <w:p>
       <w:r>
         <w:t>When TTL is randomized across common OS defaults, FFNN accuracy drops by $26.83\%$, proving that the model was overfitted to hop distances that do not generalize to real networks.</w:t>
       </w:r>
     </w:p>
     <w:p>
+      <w:pPr>
+        <w:spacing w:before="160" w:after="40"/>
+      </w:pPr>
       <w:r>
-        <w:t>#### 3. Higher-Order IAT Moments Provide True Physical Signal:</w:t>
+        <w:rPr>
+          <w:rFonts w:ascii="Times New Roman" w:hAnsi="Times New Roman"/>
+          <w:b/>
+          <w:color w:val="475569"/>
+          <w:sz w:val="21"/>
+        </w:rPr>
+        <w:t>3. Higher-Order IAT Moments Provide True Physical Signal:</w:t>
       </w:r>
     </w:p>
     <w:p>
@@ -10265,7 +10229,2322 @@
     </w:p>
     <w:p>
       <w:pPr>
-        <w:spacing w:before="200" w:after="40"/>
+        <w:spacing w:before="160" w:after="40"/>
+      </w:pPr>
+      <w:r>
+        <w:rPr>
+          <w:rFonts w:ascii="Times New Roman" w:hAnsi="Times New Roman"/>
+          <w:b/>
+          <w:color w:val="475569"/>
+          <w:sz w:val="21"/>
+        </w:rPr>
+        <w:t>Table 7: Feature Importance with Higher-Order IAT Moments (ISCX VPN 2016)</w:t>
+      </w:r>
+    </w:p>
+    <w:tbl>
+      <w:tblPr>
+        <w:tblW w:type="auto" w:w="0"/>
+        <w:jc w:val="center"/>
+        <w:tblLook w:firstColumn="1" w:firstRow="1" w:lastColumn="0" w:lastRow="0" w:noHBand="0" w:noVBand="1" w:val="04A0"/>
+        <w:tblBorders>
+          <w:top w:val="single" w:sz="6" w:space="0" w:color="CCCCCC"/>
+          <w:bottom w:val="single" w:sz="6" w:space="0" w:color="CCCCCC"/>
+          <w:insideH w:val="single" w:sz="4" w:space="0" w:color="E2E8F0"/>
+          <w:insideV w:val="none"/>
+          <w:left w:val="none"/>
+          <w:right w:val="none"/>
+        </w:tblBorders>
+      </w:tblPr>
+      <w:tblGrid>
+        <w:gridCol w:w="2340"/>
+        <w:gridCol w:w="2340"/>
+        <w:gridCol w:w="2340"/>
+        <w:gridCol w:w="2340"/>
+      </w:tblGrid>
+      <w:tr>
+        <w:tc>
+          <w:tcPr>
+            <w:tcW w:type="dxa" w:w="2340"/>
+            <w:tcMar>
+              <w:top w:w="100" w:type="dxa"/>
+              <w:bottom w:w="100" w:type="dxa"/>
+              <w:left w:w="120" w:type="dxa"/>
+              <w:right w:w="120" w:type="dxa"/>
+            </w:tcMar>
+            <w:shd w:fill="1E3A8A"/>
+          </w:tcPr>
+          <w:p>
+            <w:pPr>
+              <w:spacing w:after="40" w:line="252" w:lineRule="auto"/>
+            </w:pPr>
+            <w:r>
+              <w:rPr>
+                <w:rFonts w:ascii="Times New Roman" w:hAnsi="Times New Roman"/>
+                <w:b/>
+                <w:color w:val="FFFFFF"/>
+                <w:sz w:val="19"/>
+              </w:rPr>
+              <w:t>Rank</w:t>
+            </w:r>
+          </w:p>
+        </w:tc>
+        <w:tc>
+          <w:tcPr>
+            <w:tcW w:type="dxa" w:w="2340"/>
+            <w:tcMar>
+              <w:top w:w="100" w:type="dxa"/>
+              <w:bottom w:w="100" w:type="dxa"/>
+              <w:left w:w="120" w:type="dxa"/>
+              <w:right w:w="120" w:type="dxa"/>
+            </w:tcMar>
+            <w:shd w:fill="1E3A8A"/>
+          </w:tcPr>
+          <w:p>
+            <w:pPr>
+              <w:spacing w:after="40" w:line="252" w:lineRule="auto"/>
+            </w:pPr>
+            <w:r>
+              <w:rPr>
+                <w:rFonts w:ascii="Times New Roman" w:hAnsi="Times New Roman"/>
+                <w:b/>
+                <w:color w:val="FFFFFF"/>
+                <w:sz w:val="19"/>
+              </w:rPr>
+              <w:t>Feature</w:t>
+            </w:r>
+          </w:p>
+        </w:tc>
+        <w:tc>
+          <w:tcPr>
+            <w:tcW w:type="dxa" w:w="2340"/>
+            <w:tcMar>
+              <w:top w:w="100" w:type="dxa"/>
+              <w:bottom w:w="100" w:type="dxa"/>
+              <w:left w:w="120" w:type="dxa"/>
+              <w:right w:w="120" w:type="dxa"/>
+            </w:tcMar>
+            <w:shd w:fill="1E3A8A"/>
+          </w:tcPr>
+          <w:p>
+            <w:pPr>
+              <w:spacing w:after="40" w:line="252" w:lineRule="auto"/>
+            </w:pPr>
+            <w:r>
+              <w:rPr>
+                <w:rFonts w:ascii="Times New Roman" w:hAnsi="Times New Roman"/>
+                <w:b/>
+                <w:color w:val="FFFFFF"/>
+                <w:sz w:val="19"/>
+              </w:rPr>
+              <w:t>Category</w:t>
+            </w:r>
+          </w:p>
+        </w:tc>
+        <w:tc>
+          <w:tcPr>
+            <w:tcW w:type="dxa" w:w="2340"/>
+            <w:tcMar>
+              <w:top w:w="100" w:type="dxa"/>
+              <w:bottom w:w="100" w:type="dxa"/>
+              <w:left w:w="120" w:type="dxa"/>
+              <w:right w:w="120" w:type="dxa"/>
+            </w:tcMar>
+            <w:shd w:fill="1E3A8A"/>
+          </w:tcPr>
+          <w:p>
+            <w:pPr>
+              <w:spacing w:after="40" w:line="252" w:lineRule="auto"/>
+            </w:pPr>
+            <w:r>
+              <w:rPr>
+                <w:rFonts w:ascii="Times New Roman" w:hAnsi="Times New Roman"/>
+                <w:b/>
+                <w:color w:val="FFFFFF"/>
+                <w:sz w:val="19"/>
+              </w:rPr>
+              <w:t>Permutation Accuracy Drop ($\text{mean} \pm \text{std}$)</w:t>
+            </w:r>
+          </w:p>
+        </w:tc>
+      </w:tr>
+      <w:tr>
+        <w:tc>
+          <w:tcPr>
+            <w:tcW w:type="dxa" w:w="2340"/>
+            <w:tcMar>
+              <w:top w:w="100" w:type="dxa"/>
+              <w:bottom w:w="100" w:type="dxa"/>
+              <w:left w:w="120" w:type="dxa"/>
+              <w:right w:w="120" w:type="dxa"/>
+            </w:tcMar>
+            <w:shd w:fill="F8FAFC"/>
+          </w:tcPr>
+          <w:p>
+            <w:pPr>
+              <w:spacing w:after="40" w:line="252" w:lineRule="auto"/>
+            </w:pPr>
+            <w:r>
+              <w:rPr>
+                <w:rFonts w:ascii="Times New Roman" w:hAnsi="Times New Roman"/>
+                <w:color w:val="333333"/>
+                <w:sz w:val="19"/>
+              </w:rPr>
+              <w:t>1</w:t>
+            </w:r>
+          </w:p>
+        </w:tc>
+        <w:tc>
+          <w:tcPr>
+            <w:tcW w:type="dxa" w:w="2340"/>
+            <w:tcMar>
+              <w:top w:w="100" w:type="dxa"/>
+              <w:bottom w:w="100" w:type="dxa"/>
+              <w:left w:w="120" w:type="dxa"/>
+              <w:right w:w="120" w:type="dxa"/>
+            </w:tcMar>
+            <w:shd w:fill="F8FAFC"/>
+          </w:tcPr>
+          <w:p>
+            <w:pPr>
+              <w:spacing w:after="40" w:line="252" w:lineRule="auto"/>
+            </w:pPr>
+            <w:r>
+              <w:rPr>
+                <w:rFonts w:ascii="Times New Roman" w:hAnsi="Times New Roman"/>
+                <w:color w:val="333333"/>
+                <w:sz w:val="19"/>
+              </w:rPr>
+              <w:t>`dst_port`</w:t>
+            </w:r>
+          </w:p>
+        </w:tc>
+        <w:tc>
+          <w:tcPr>
+            <w:tcW w:type="dxa" w:w="2340"/>
+            <w:tcMar>
+              <w:top w:w="100" w:type="dxa"/>
+              <w:bottom w:w="100" w:type="dxa"/>
+              <w:left w:w="120" w:type="dxa"/>
+              <w:right w:w="120" w:type="dxa"/>
+            </w:tcMar>
+            <w:shd w:fill="F8FAFC"/>
+          </w:tcPr>
+          <w:p>
+            <w:pPr>
+              <w:spacing w:after="40" w:line="252" w:lineRule="auto"/>
+            </w:pPr>
+            <w:r>
+              <w:rPr>
+                <w:rFonts w:ascii="Times New Roman" w:hAnsi="Times New Roman"/>
+                <w:color w:val="333333"/>
+                <w:sz w:val="19"/>
+              </w:rPr>
+              <w:t>Standard 8</w:t>
+            </w:r>
+          </w:p>
+        </w:tc>
+        <w:tc>
+          <w:tcPr>
+            <w:tcW w:type="dxa" w:w="2340"/>
+            <w:tcMar>
+              <w:top w:w="100" w:type="dxa"/>
+              <w:bottom w:w="100" w:type="dxa"/>
+              <w:left w:w="120" w:type="dxa"/>
+              <w:right w:w="120" w:type="dxa"/>
+            </w:tcMar>
+            <w:shd w:fill="F8FAFC"/>
+          </w:tcPr>
+          <w:p>
+            <w:pPr>
+              <w:spacing w:after="40" w:line="252" w:lineRule="auto"/>
+            </w:pPr>
+            <w:r>
+              <w:rPr>
+                <w:rFonts w:ascii="Times New Roman" w:hAnsi="Times New Roman"/>
+                <w:color w:val="333333"/>
+                <w:sz w:val="19"/>
+              </w:rPr>
+              <w:t>$0.1113 \pm 0.0107$</w:t>
+            </w:r>
+          </w:p>
+        </w:tc>
+      </w:tr>
+      <w:tr>
+        <w:tc>
+          <w:tcPr>
+            <w:tcW w:type="dxa" w:w="2340"/>
+            <w:tcMar>
+              <w:top w:w="100" w:type="dxa"/>
+              <w:bottom w:w="100" w:type="dxa"/>
+              <w:left w:w="120" w:type="dxa"/>
+              <w:right w:w="120" w:type="dxa"/>
+            </w:tcMar>
+          </w:tcPr>
+          <w:p>
+            <w:pPr>
+              <w:spacing w:after="40" w:line="252" w:lineRule="auto"/>
+            </w:pPr>
+            <w:r>
+              <w:rPr>
+                <w:rFonts w:ascii="Times New Roman" w:hAnsi="Times New Roman"/>
+                <w:color w:val="333333"/>
+                <w:sz w:val="19"/>
+              </w:rPr>
+              <w:t>2</w:t>
+            </w:r>
+          </w:p>
+        </w:tc>
+        <w:tc>
+          <w:tcPr>
+            <w:tcW w:type="dxa" w:w="2340"/>
+            <w:tcMar>
+              <w:top w:w="100" w:type="dxa"/>
+              <w:bottom w:w="100" w:type="dxa"/>
+              <w:left w:w="120" w:type="dxa"/>
+              <w:right w:w="120" w:type="dxa"/>
+            </w:tcMar>
+          </w:tcPr>
+          <w:p>
+            <w:pPr>
+              <w:spacing w:after="40" w:line="252" w:lineRule="auto"/>
+            </w:pPr>
+            <w:r>
+              <w:rPr>
+                <w:rFonts w:ascii="Times New Roman" w:hAnsi="Times New Roman"/>
+                <w:color w:val="333333"/>
+                <w:sz w:val="19"/>
+              </w:rPr>
+              <w:t>`ttl`</w:t>
+            </w:r>
+          </w:p>
+        </w:tc>
+        <w:tc>
+          <w:tcPr>
+            <w:tcW w:type="dxa" w:w="2340"/>
+            <w:tcMar>
+              <w:top w:w="100" w:type="dxa"/>
+              <w:bottom w:w="100" w:type="dxa"/>
+              <w:left w:w="120" w:type="dxa"/>
+              <w:right w:w="120" w:type="dxa"/>
+            </w:tcMar>
+          </w:tcPr>
+          <w:p>
+            <w:pPr>
+              <w:spacing w:after="40" w:line="252" w:lineRule="auto"/>
+            </w:pPr>
+            <w:r>
+              <w:rPr>
+                <w:rFonts w:ascii="Times New Roman" w:hAnsi="Times New Roman"/>
+                <w:color w:val="333333"/>
+                <w:sz w:val="19"/>
+              </w:rPr>
+              <w:t>Standard 8</w:t>
+            </w:r>
+          </w:p>
+        </w:tc>
+        <w:tc>
+          <w:tcPr>
+            <w:tcW w:type="dxa" w:w="2340"/>
+            <w:tcMar>
+              <w:top w:w="100" w:type="dxa"/>
+              <w:bottom w:w="100" w:type="dxa"/>
+              <w:left w:w="120" w:type="dxa"/>
+              <w:right w:w="120" w:type="dxa"/>
+            </w:tcMar>
+          </w:tcPr>
+          <w:p>
+            <w:pPr>
+              <w:spacing w:after="40" w:line="252" w:lineRule="auto"/>
+            </w:pPr>
+            <w:r>
+              <w:rPr>
+                <w:rFonts w:ascii="Times New Roman" w:hAnsi="Times New Roman"/>
+                <w:color w:val="333333"/>
+                <w:sz w:val="19"/>
+              </w:rPr>
+              <w:t>$0.1113 \pm 0.0049$</w:t>
+            </w:r>
+          </w:p>
+        </w:tc>
+      </w:tr>
+      <w:tr>
+        <w:tc>
+          <w:tcPr>
+            <w:tcW w:type="dxa" w:w="2340"/>
+            <w:tcMar>
+              <w:top w:w="100" w:type="dxa"/>
+              <w:bottom w:w="100" w:type="dxa"/>
+              <w:left w:w="120" w:type="dxa"/>
+              <w:right w:w="120" w:type="dxa"/>
+            </w:tcMar>
+            <w:shd w:fill="F8FAFC"/>
+          </w:tcPr>
+          <w:p>
+            <w:pPr>
+              <w:spacing w:after="40" w:line="252" w:lineRule="auto"/>
+            </w:pPr>
+            <w:r>
+              <w:rPr>
+                <w:rFonts w:ascii="Times New Roman" w:hAnsi="Times New Roman"/>
+                <w:color w:val="333333"/>
+                <w:sz w:val="19"/>
+              </w:rPr>
+              <w:t>3</w:t>
+            </w:r>
+          </w:p>
+        </w:tc>
+        <w:tc>
+          <w:tcPr>
+            <w:tcW w:type="dxa" w:w="2340"/>
+            <w:tcMar>
+              <w:top w:w="100" w:type="dxa"/>
+              <w:bottom w:w="100" w:type="dxa"/>
+              <w:left w:w="120" w:type="dxa"/>
+              <w:right w:w="120" w:type="dxa"/>
+            </w:tcMar>
+            <w:shd w:fill="F8FAFC"/>
+          </w:tcPr>
+          <w:p>
+            <w:pPr>
+              <w:spacing w:after="40" w:line="252" w:lineRule="auto"/>
+            </w:pPr>
+            <w:r>
+              <w:rPr>
+                <w:rFonts w:ascii="Times New Roman" w:hAnsi="Times New Roman"/>
+                <w:color w:val="333333"/>
+                <w:sz w:val="19"/>
+              </w:rPr>
+              <w:t>**`iat_skewness`**</w:t>
+            </w:r>
+          </w:p>
+        </w:tc>
+        <w:tc>
+          <w:tcPr>
+            <w:tcW w:type="dxa" w:w="2340"/>
+            <w:tcMar>
+              <w:top w:w="100" w:type="dxa"/>
+              <w:bottom w:w="100" w:type="dxa"/>
+              <w:left w:w="120" w:type="dxa"/>
+              <w:right w:w="120" w:type="dxa"/>
+            </w:tcMar>
+            <w:shd w:fill="F8FAFC"/>
+          </w:tcPr>
+          <w:p>
+            <w:pPr>
+              <w:spacing w:after="40" w:line="252" w:lineRule="auto"/>
+            </w:pPr>
+            <w:r>
+              <w:rPr>
+                <w:rFonts w:ascii="Times New Roman" w:hAnsi="Times New Roman"/>
+                <w:color w:val="333333"/>
+                <w:sz w:val="19"/>
+              </w:rPr>
+              <w:t>**Higher-Order IAT Moment**</w:t>
+            </w:r>
+          </w:p>
+        </w:tc>
+        <w:tc>
+          <w:tcPr>
+            <w:tcW w:type="dxa" w:w="2340"/>
+            <w:tcMar>
+              <w:top w:w="100" w:type="dxa"/>
+              <w:bottom w:w="100" w:type="dxa"/>
+              <w:left w:w="120" w:type="dxa"/>
+              <w:right w:w="120" w:type="dxa"/>
+            </w:tcMar>
+            <w:shd w:fill="F8FAFC"/>
+          </w:tcPr>
+          <w:p>
+            <w:pPr>
+              <w:spacing w:after="40" w:line="252" w:lineRule="auto"/>
+            </w:pPr>
+            <w:r>
+              <w:rPr>
+                <w:rFonts w:ascii="Times New Roman" w:hAnsi="Times New Roman"/>
+                <w:color w:val="333333"/>
+                <w:sz w:val="19"/>
+              </w:rPr>
+              <w:t>**$0.1060 \pm 0.0145$**</w:t>
+            </w:r>
+          </w:p>
+        </w:tc>
+      </w:tr>
+      <w:tr>
+        <w:tc>
+          <w:tcPr>
+            <w:tcW w:type="dxa" w:w="2340"/>
+            <w:tcMar>
+              <w:top w:w="100" w:type="dxa"/>
+              <w:bottom w:w="100" w:type="dxa"/>
+              <w:left w:w="120" w:type="dxa"/>
+              <w:right w:w="120" w:type="dxa"/>
+            </w:tcMar>
+          </w:tcPr>
+          <w:p>
+            <w:pPr>
+              <w:spacing w:after="40" w:line="252" w:lineRule="auto"/>
+            </w:pPr>
+            <w:r>
+              <w:rPr>
+                <w:rFonts w:ascii="Times New Roman" w:hAnsi="Times New Roman"/>
+                <w:color w:val="333333"/>
+                <w:sz w:val="19"/>
+              </w:rPr>
+              <w:t>4</w:t>
+            </w:r>
+          </w:p>
+        </w:tc>
+        <w:tc>
+          <w:tcPr>
+            <w:tcW w:type="dxa" w:w="2340"/>
+            <w:tcMar>
+              <w:top w:w="100" w:type="dxa"/>
+              <w:bottom w:w="100" w:type="dxa"/>
+              <w:left w:w="120" w:type="dxa"/>
+              <w:right w:w="120" w:type="dxa"/>
+            </w:tcMar>
+          </w:tcPr>
+          <w:p>
+            <w:pPr>
+              <w:spacing w:after="40" w:line="252" w:lineRule="auto"/>
+            </w:pPr>
+            <w:r>
+              <w:rPr>
+                <w:rFonts w:ascii="Times New Roman" w:hAnsi="Times New Roman"/>
+                <w:color w:val="333333"/>
+                <w:sz w:val="19"/>
+              </w:rPr>
+              <w:t>`protocol`</w:t>
+            </w:r>
+          </w:p>
+        </w:tc>
+        <w:tc>
+          <w:tcPr>
+            <w:tcW w:type="dxa" w:w="2340"/>
+            <w:tcMar>
+              <w:top w:w="100" w:type="dxa"/>
+              <w:bottom w:w="100" w:type="dxa"/>
+              <w:left w:w="120" w:type="dxa"/>
+              <w:right w:w="120" w:type="dxa"/>
+            </w:tcMar>
+          </w:tcPr>
+          <w:p>
+            <w:pPr>
+              <w:spacing w:after="40" w:line="252" w:lineRule="auto"/>
+            </w:pPr>
+            <w:r>
+              <w:rPr>
+                <w:rFonts w:ascii="Times New Roman" w:hAnsi="Times New Roman"/>
+                <w:color w:val="333333"/>
+                <w:sz w:val="19"/>
+              </w:rPr>
+              <w:t>Standard 8</w:t>
+            </w:r>
+          </w:p>
+        </w:tc>
+        <w:tc>
+          <w:tcPr>
+            <w:tcW w:type="dxa" w:w="2340"/>
+            <w:tcMar>
+              <w:top w:w="100" w:type="dxa"/>
+              <w:bottom w:w="100" w:type="dxa"/>
+              <w:left w:w="120" w:type="dxa"/>
+              <w:right w:w="120" w:type="dxa"/>
+            </w:tcMar>
+          </w:tcPr>
+          <w:p>
+            <w:pPr>
+              <w:spacing w:after="40" w:line="252" w:lineRule="auto"/>
+            </w:pPr>
+            <w:r>
+              <w:rPr>
+                <w:rFonts w:ascii="Times New Roman" w:hAnsi="Times New Roman"/>
+                <w:color w:val="333333"/>
+                <w:sz w:val="19"/>
+              </w:rPr>
+              <w:t>$0.0807 \pm 0.0065$</w:t>
+            </w:r>
+          </w:p>
+        </w:tc>
+      </w:tr>
+      <w:tr>
+        <w:tc>
+          <w:tcPr>
+            <w:tcW w:type="dxa" w:w="2340"/>
+            <w:tcMar>
+              <w:top w:w="100" w:type="dxa"/>
+              <w:bottom w:w="100" w:type="dxa"/>
+              <w:left w:w="120" w:type="dxa"/>
+              <w:right w:w="120" w:type="dxa"/>
+            </w:tcMar>
+            <w:shd w:fill="F8FAFC"/>
+          </w:tcPr>
+          <w:p>
+            <w:pPr>
+              <w:spacing w:after="40" w:line="252" w:lineRule="auto"/>
+            </w:pPr>
+            <w:r>
+              <w:rPr>
+                <w:rFonts w:ascii="Times New Roman" w:hAnsi="Times New Roman"/>
+                <w:color w:val="333333"/>
+                <w:sz w:val="19"/>
+              </w:rPr>
+              <w:t>5</w:t>
+            </w:r>
+          </w:p>
+        </w:tc>
+        <w:tc>
+          <w:tcPr>
+            <w:tcW w:type="dxa" w:w="2340"/>
+            <w:tcMar>
+              <w:top w:w="100" w:type="dxa"/>
+              <w:bottom w:w="100" w:type="dxa"/>
+              <w:left w:w="120" w:type="dxa"/>
+              <w:right w:w="120" w:type="dxa"/>
+            </w:tcMar>
+            <w:shd w:fill="F8FAFC"/>
+          </w:tcPr>
+          <w:p>
+            <w:pPr>
+              <w:spacing w:after="40" w:line="252" w:lineRule="auto"/>
+            </w:pPr>
+            <w:r>
+              <w:rPr>
+                <w:rFonts w:ascii="Times New Roman" w:hAnsi="Times New Roman"/>
+                <w:color w:val="333333"/>
+                <w:sz w:val="19"/>
+              </w:rPr>
+              <w:t>`packet_count`</w:t>
+            </w:r>
+          </w:p>
+        </w:tc>
+        <w:tc>
+          <w:tcPr>
+            <w:tcW w:type="dxa" w:w="2340"/>
+            <w:tcMar>
+              <w:top w:w="100" w:type="dxa"/>
+              <w:bottom w:w="100" w:type="dxa"/>
+              <w:left w:w="120" w:type="dxa"/>
+              <w:right w:w="120" w:type="dxa"/>
+            </w:tcMar>
+            <w:shd w:fill="F8FAFC"/>
+          </w:tcPr>
+          <w:p>
+            <w:pPr>
+              <w:spacing w:after="40" w:line="252" w:lineRule="auto"/>
+            </w:pPr>
+            <w:r>
+              <w:rPr>
+                <w:rFonts w:ascii="Times New Roman" w:hAnsi="Times New Roman"/>
+                <w:color w:val="333333"/>
+                <w:sz w:val="19"/>
+              </w:rPr>
+              <w:t>Standard 8</w:t>
+            </w:r>
+          </w:p>
+        </w:tc>
+        <w:tc>
+          <w:tcPr>
+            <w:tcW w:type="dxa" w:w="2340"/>
+            <w:tcMar>
+              <w:top w:w="100" w:type="dxa"/>
+              <w:bottom w:w="100" w:type="dxa"/>
+              <w:left w:w="120" w:type="dxa"/>
+              <w:right w:w="120" w:type="dxa"/>
+            </w:tcMar>
+            <w:shd w:fill="F8FAFC"/>
+          </w:tcPr>
+          <w:p>
+            <w:pPr>
+              <w:spacing w:after="40" w:line="252" w:lineRule="auto"/>
+            </w:pPr>
+            <w:r>
+              <w:rPr>
+                <w:rFonts w:ascii="Times New Roman" w:hAnsi="Times New Roman"/>
+                <w:color w:val="333333"/>
+                <w:sz w:val="19"/>
+              </w:rPr>
+              <w:t>$0.0747 \pm 0.0074$</w:t>
+            </w:r>
+          </w:p>
+        </w:tc>
+      </w:tr>
+      <w:tr>
+        <w:tc>
+          <w:tcPr>
+            <w:tcW w:type="dxa" w:w="2340"/>
+            <w:tcMar>
+              <w:top w:w="100" w:type="dxa"/>
+              <w:bottom w:w="100" w:type="dxa"/>
+              <w:left w:w="120" w:type="dxa"/>
+              <w:right w:w="120" w:type="dxa"/>
+            </w:tcMar>
+          </w:tcPr>
+          <w:p>
+            <w:pPr>
+              <w:spacing w:after="40" w:line="252" w:lineRule="auto"/>
+            </w:pPr>
+            <w:r>
+              <w:rPr>
+                <w:rFonts w:ascii="Times New Roman" w:hAnsi="Times New Roman"/>
+                <w:color w:val="333333"/>
+                <w:sz w:val="19"/>
+              </w:rPr>
+              <w:t>6</w:t>
+            </w:r>
+          </w:p>
+        </w:tc>
+        <w:tc>
+          <w:tcPr>
+            <w:tcW w:type="dxa" w:w="2340"/>
+            <w:tcMar>
+              <w:top w:w="100" w:type="dxa"/>
+              <w:bottom w:w="100" w:type="dxa"/>
+              <w:left w:w="120" w:type="dxa"/>
+              <w:right w:w="120" w:type="dxa"/>
+            </w:tcMar>
+          </w:tcPr>
+          <w:p>
+            <w:pPr>
+              <w:spacing w:after="40" w:line="252" w:lineRule="auto"/>
+            </w:pPr>
+            <w:r>
+              <w:rPr>
+                <w:rFonts w:ascii="Times New Roman" w:hAnsi="Times New Roman"/>
+                <w:color w:val="333333"/>
+                <w:sz w:val="19"/>
+              </w:rPr>
+              <w:t>`packet_size`</w:t>
+            </w:r>
+          </w:p>
+        </w:tc>
+        <w:tc>
+          <w:tcPr>
+            <w:tcW w:type="dxa" w:w="2340"/>
+            <w:tcMar>
+              <w:top w:w="100" w:type="dxa"/>
+              <w:bottom w:w="100" w:type="dxa"/>
+              <w:left w:w="120" w:type="dxa"/>
+              <w:right w:w="120" w:type="dxa"/>
+            </w:tcMar>
+          </w:tcPr>
+          <w:p>
+            <w:pPr>
+              <w:spacing w:after="40" w:line="252" w:lineRule="auto"/>
+            </w:pPr>
+            <w:r>
+              <w:rPr>
+                <w:rFonts w:ascii="Times New Roman" w:hAnsi="Times New Roman"/>
+                <w:color w:val="333333"/>
+                <w:sz w:val="19"/>
+              </w:rPr>
+              <w:t>Standard 8</w:t>
+            </w:r>
+          </w:p>
+        </w:tc>
+        <w:tc>
+          <w:tcPr>
+            <w:tcW w:type="dxa" w:w="2340"/>
+            <w:tcMar>
+              <w:top w:w="100" w:type="dxa"/>
+              <w:bottom w:w="100" w:type="dxa"/>
+              <w:left w:w="120" w:type="dxa"/>
+              <w:right w:w="120" w:type="dxa"/>
+            </w:tcMar>
+          </w:tcPr>
+          <w:p>
+            <w:pPr>
+              <w:spacing w:after="40" w:line="252" w:lineRule="auto"/>
+            </w:pPr>
+            <w:r>
+              <w:rPr>
+                <w:rFonts w:ascii="Times New Roman" w:hAnsi="Times New Roman"/>
+                <w:color w:val="333333"/>
+                <w:sz w:val="19"/>
+              </w:rPr>
+              <w:t>$0.0727 \pm 0.0089$</w:t>
+            </w:r>
+          </w:p>
+        </w:tc>
+      </w:tr>
+      <w:tr>
+        <w:tc>
+          <w:tcPr>
+            <w:tcW w:type="dxa" w:w="2340"/>
+            <w:tcMar>
+              <w:top w:w="100" w:type="dxa"/>
+              <w:bottom w:w="100" w:type="dxa"/>
+              <w:left w:w="120" w:type="dxa"/>
+              <w:right w:w="120" w:type="dxa"/>
+            </w:tcMar>
+            <w:shd w:fill="F8FAFC"/>
+          </w:tcPr>
+          <w:p>
+            <w:pPr>
+              <w:spacing w:after="40" w:line="252" w:lineRule="auto"/>
+            </w:pPr>
+            <w:r>
+              <w:rPr>
+                <w:rFonts w:ascii="Times New Roman" w:hAnsi="Times New Roman"/>
+                <w:color w:val="333333"/>
+                <w:sz w:val="19"/>
+              </w:rPr>
+              <w:t>7</w:t>
+            </w:r>
+          </w:p>
+        </w:tc>
+        <w:tc>
+          <w:tcPr>
+            <w:tcW w:type="dxa" w:w="2340"/>
+            <w:tcMar>
+              <w:top w:w="100" w:type="dxa"/>
+              <w:bottom w:w="100" w:type="dxa"/>
+              <w:left w:w="120" w:type="dxa"/>
+              <w:right w:w="120" w:type="dxa"/>
+            </w:tcMar>
+            <w:shd w:fill="F8FAFC"/>
+          </w:tcPr>
+          <w:p>
+            <w:pPr>
+              <w:spacing w:after="40" w:line="252" w:lineRule="auto"/>
+            </w:pPr>
+            <w:r>
+              <w:rPr>
+                <w:rFonts w:ascii="Times New Roman" w:hAnsi="Times New Roman"/>
+                <w:color w:val="333333"/>
+                <w:sz w:val="19"/>
+              </w:rPr>
+              <w:t>**`iat_variance`**</w:t>
+            </w:r>
+          </w:p>
+        </w:tc>
+        <w:tc>
+          <w:tcPr>
+            <w:tcW w:type="dxa" w:w="2340"/>
+            <w:tcMar>
+              <w:top w:w="100" w:type="dxa"/>
+              <w:bottom w:w="100" w:type="dxa"/>
+              <w:left w:w="120" w:type="dxa"/>
+              <w:right w:w="120" w:type="dxa"/>
+            </w:tcMar>
+            <w:shd w:fill="F8FAFC"/>
+          </w:tcPr>
+          <w:p>
+            <w:pPr>
+              <w:spacing w:after="40" w:line="252" w:lineRule="auto"/>
+            </w:pPr>
+            <w:r>
+              <w:rPr>
+                <w:rFonts w:ascii="Times New Roman" w:hAnsi="Times New Roman"/>
+                <w:color w:val="333333"/>
+                <w:sz w:val="19"/>
+              </w:rPr>
+              <w:t>**Higher-Order IAT Moment**</w:t>
+            </w:r>
+          </w:p>
+        </w:tc>
+        <w:tc>
+          <w:tcPr>
+            <w:tcW w:type="dxa" w:w="2340"/>
+            <w:tcMar>
+              <w:top w:w="100" w:type="dxa"/>
+              <w:bottom w:w="100" w:type="dxa"/>
+              <w:left w:w="120" w:type="dxa"/>
+              <w:right w:w="120" w:type="dxa"/>
+            </w:tcMar>
+            <w:shd w:fill="F8FAFC"/>
+          </w:tcPr>
+          <w:p>
+            <w:pPr>
+              <w:spacing w:after="40" w:line="252" w:lineRule="auto"/>
+            </w:pPr>
+            <w:r>
+              <w:rPr>
+                <w:rFonts w:ascii="Times New Roman" w:hAnsi="Times New Roman"/>
+                <w:color w:val="333333"/>
+                <w:sz w:val="19"/>
+              </w:rPr>
+              <w:t>**$0.0633 \pm 0.0107$**</w:t>
+            </w:r>
+          </w:p>
+        </w:tc>
+      </w:tr>
+      <w:tr>
+        <w:tc>
+          <w:tcPr>
+            <w:tcW w:type="dxa" w:w="2340"/>
+            <w:tcMar>
+              <w:top w:w="100" w:type="dxa"/>
+              <w:bottom w:w="100" w:type="dxa"/>
+              <w:left w:w="120" w:type="dxa"/>
+              <w:right w:w="120" w:type="dxa"/>
+            </w:tcMar>
+          </w:tcPr>
+          <w:p>
+            <w:pPr>
+              <w:spacing w:after="40" w:line="252" w:lineRule="auto"/>
+            </w:pPr>
+            <w:r>
+              <w:rPr>
+                <w:rFonts w:ascii="Times New Roman" w:hAnsi="Times New Roman"/>
+                <w:color w:val="333333"/>
+                <w:sz w:val="19"/>
+              </w:rPr>
+              <w:t>8</w:t>
+            </w:r>
+          </w:p>
+        </w:tc>
+        <w:tc>
+          <w:tcPr>
+            <w:tcW w:type="dxa" w:w="2340"/>
+            <w:tcMar>
+              <w:top w:w="100" w:type="dxa"/>
+              <w:bottom w:w="100" w:type="dxa"/>
+              <w:left w:w="120" w:type="dxa"/>
+              <w:right w:w="120" w:type="dxa"/>
+            </w:tcMar>
+          </w:tcPr>
+          <w:p>
+            <w:pPr>
+              <w:spacing w:after="40" w:line="252" w:lineRule="auto"/>
+            </w:pPr>
+            <w:r>
+              <w:rPr>
+                <w:rFonts w:ascii="Times New Roman" w:hAnsi="Times New Roman"/>
+                <w:color w:val="333333"/>
+                <w:sz w:val="19"/>
+              </w:rPr>
+              <w:t>`flow_duration`</w:t>
+            </w:r>
+          </w:p>
+        </w:tc>
+        <w:tc>
+          <w:tcPr>
+            <w:tcW w:type="dxa" w:w="2340"/>
+            <w:tcMar>
+              <w:top w:w="100" w:type="dxa"/>
+              <w:bottom w:w="100" w:type="dxa"/>
+              <w:left w:w="120" w:type="dxa"/>
+              <w:right w:w="120" w:type="dxa"/>
+            </w:tcMar>
+          </w:tcPr>
+          <w:p>
+            <w:pPr>
+              <w:spacing w:after="40" w:line="252" w:lineRule="auto"/>
+            </w:pPr>
+            <w:r>
+              <w:rPr>
+                <w:rFonts w:ascii="Times New Roman" w:hAnsi="Times New Roman"/>
+                <w:color w:val="333333"/>
+                <w:sz w:val="19"/>
+              </w:rPr>
+              <w:t>Standard 8</w:t>
+            </w:r>
+          </w:p>
+        </w:tc>
+        <w:tc>
+          <w:tcPr>
+            <w:tcW w:type="dxa" w:w="2340"/>
+            <w:tcMar>
+              <w:top w:w="100" w:type="dxa"/>
+              <w:bottom w:w="100" w:type="dxa"/>
+              <w:left w:w="120" w:type="dxa"/>
+              <w:right w:w="120" w:type="dxa"/>
+            </w:tcMar>
+          </w:tcPr>
+          <w:p>
+            <w:pPr>
+              <w:spacing w:after="40" w:line="252" w:lineRule="auto"/>
+            </w:pPr>
+            <w:r>
+              <w:rPr>
+                <w:rFonts w:ascii="Times New Roman" w:hAnsi="Times New Roman"/>
+                <w:color w:val="333333"/>
+                <w:sz w:val="19"/>
+              </w:rPr>
+              <w:t>$0.0593 \pm 0.0143$</w:t>
+            </w:r>
+          </w:p>
+        </w:tc>
+      </w:tr>
+      <w:tr>
+        <w:tc>
+          <w:tcPr>
+            <w:tcW w:type="dxa" w:w="2340"/>
+            <w:tcMar>
+              <w:top w:w="100" w:type="dxa"/>
+              <w:bottom w:w="100" w:type="dxa"/>
+              <w:left w:w="120" w:type="dxa"/>
+              <w:right w:w="120" w:type="dxa"/>
+            </w:tcMar>
+            <w:shd w:fill="F8FAFC"/>
+          </w:tcPr>
+          <w:p>
+            <w:pPr>
+              <w:spacing w:after="40" w:line="252" w:lineRule="auto"/>
+            </w:pPr>
+            <w:r>
+              <w:rPr>
+                <w:rFonts w:ascii="Times New Roman" w:hAnsi="Times New Roman"/>
+                <w:color w:val="333333"/>
+                <w:sz w:val="19"/>
+              </w:rPr>
+              <w:t>9</w:t>
+            </w:r>
+          </w:p>
+        </w:tc>
+        <w:tc>
+          <w:tcPr>
+            <w:tcW w:type="dxa" w:w="2340"/>
+            <w:tcMar>
+              <w:top w:w="100" w:type="dxa"/>
+              <w:bottom w:w="100" w:type="dxa"/>
+              <w:left w:w="120" w:type="dxa"/>
+              <w:right w:w="120" w:type="dxa"/>
+            </w:tcMar>
+            <w:shd w:fill="F8FAFC"/>
+          </w:tcPr>
+          <w:p>
+            <w:pPr>
+              <w:spacing w:after="40" w:line="252" w:lineRule="auto"/>
+            </w:pPr>
+            <w:r>
+              <w:rPr>
+                <w:rFonts w:ascii="Times New Roman" w:hAnsi="Times New Roman"/>
+                <w:color w:val="333333"/>
+                <w:sz w:val="19"/>
+              </w:rPr>
+              <w:t>**`iat_kurtosis`**</w:t>
+            </w:r>
+          </w:p>
+        </w:tc>
+        <w:tc>
+          <w:tcPr>
+            <w:tcW w:type="dxa" w:w="2340"/>
+            <w:tcMar>
+              <w:top w:w="100" w:type="dxa"/>
+              <w:bottom w:w="100" w:type="dxa"/>
+              <w:left w:w="120" w:type="dxa"/>
+              <w:right w:w="120" w:type="dxa"/>
+            </w:tcMar>
+            <w:shd w:fill="F8FAFC"/>
+          </w:tcPr>
+          <w:p>
+            <w:pPr>
+              <w:spacing w:after="40" w:line="252" w:lineRule="auto"/>
+            </w:pPr>
+            <w:r>
+              <w:rPr>
+                <w:rFonts w:ascii="Times New Roman" w:hAnsi="Times New Roman"/>
+                <w:color w:val="333333"/>
+                <w:sz w:val="19"/>
+              </w:rPr>
+              <w:t>**Higher-Order IAT Moment**</w:t>
+            </w:r>
+          </w:p>
+        </w:tc>
+        <w:tc>
+          <w:tcPr>
+            <w:tcW w:type="dxa" w:w="2340"/>
+            <w:tcMar>
+              <w:top w:w="100" w:type="dxa"/>
+              <w:bottom w:w="100" w:type="dxa"/>
+              <w:left w:w="120" w:type="dxa"/>
+              <w:right w:w="120" w:type="dxa"/>
+            </w:tcMar>
+            <w:shd w:fill="F8FAFC"/>
+          </w:tcPr>
+          <w:p>
+            <w:pPr>
+              <w:spacing w:after="40" w:line="252" w:lineRule="auto"/>
+            </w:pPr>
+            <w:r>
+              <w:rPr>
+                <w:rFonts w:ascii="Times New Roman" w:hAnsi="Times New Roman"/>
+                <w:color w:val="333333"/>
+                <w:sz w:val="19"/>
+              </w:rPr>
+              <w:t>**$0.0560 \pm 0.0083$**</w:t>
+            </w:r>
+          </w:p>
+        </w:tc>
+      </w:tr>
+      <w:tr>
+        <w:tc>
+          <w:tcPr>
+            <w:tcW w:type="dxa" w:w="2340"/>
+            <w:tcMar>
+              <w:top w:w="100" w:type="dxa"/>
+              <w:bottom w:w="100" w:type="dxa"/>
+              <w:left w:w="120" w:type="dxa"/>
+              <w:right w:w="120" w:type="dxa"/>
+            </w:tcMar>
+          </w:tcPr>
+          <w:p>
+            <w:pPr>
+              <w:spacing w:after="40" w:line="252" w:lineRule="auto"/>
+            </w:pPr>
+            <w:r>
+              <w:rPr>
+                <w:rFonts w:ascii="Times New Roman" w:hAnsi="Times New Roman"/>
+                <w:color w:val="333333"/>
+                <w:sz w:val="19"/>
+              </w:rPr>
+              <w:t>10</w:t>
+            </w:r>
+          </w:p>
+        </w:tc>
+        <w:tc>
+          <w:tcPr>
+            <w:tcW w:type="dxa" w:w="2340"/>
+            <w:tcMar>
+              <w:top w:w="100" w:type="dxa"/>
+              <w:bottom w:w="100" w:type="dxa"/>
+              <w:left w:w="120" w:type="dxa"/>
+              <w:right w:w="120" w:type="dxa"/>
+            </w:tcMar>
+          </w:tcPr>
+          <w:p>
+            <w:pPr>
+              <w:spacing w:after="40" w:line="252" w:lineRule="auto"/>
+            </w:pPr>
+            <w:r>
+              <w:rPr>
+                <w:rFonts w:ascii="Times New Roman" w:hAnsi="Times New Roman"/>
+                <w:color w:val="333333"/>
+                <w:sz w:val="19"/>
+              </w:rPr>
+              <w:t>`inter_arrival_time`</w:t>
+            </w:r>
+          </w:p>
+        </w:tc>
+        <w:tc>
+          <w:tcPr>
+            <w:tcW w:type="dxa" w:w="2340"/>
+            <w:tcMar>
+              <w:top w:w="100" w:type="dxa"/>
+              <w:bottom w:w="100" w:type="dxa"/>
+              <w:left w:w="120" w:type="dxa"/>
+              <w:right w:w="120" w:type="dxa"/>
+            </w:tcMar>
+          </w:tcPr>
+          <w:p>
+            <w:pPr>
+              <w:spacing w:after="40" w:line="252" w:lineRule="auto"/>
+            </w:pPr>
+            <w:r>
+              <w:rPr>
+                <w:rFonts w:ascii="Times New Roman" w:hAnsi="Times New Roman"/>
+                <w:color w:val="333333"/>
+                <w:sz w:val="19"/>
+              </w:rPr>
+              <w:t>Standard 8</w:t>
+            </w:r>
+          </w:p>
+        </w:tc>
+        <w:tc>
+          <w:tcPr>
+            <w:tcW w:type="dxa" w:w="2340"/>
+            <w:tcMar>
+              <w:top w:w="100" w:type="dxa"/>
+              <w:bottom w:w="100" w:type="dxa"/>
+              <w:left w:w="120" w:type="dxa"/>
+              <w:right w:w="120" w:type="dxa"/>
+            </w:tcMar>
+          </w:tcPr>
+          <w:p>
+            <w:pPr>
+              <w:spacing w:after="40" w:line="252" w:lineRule="auto"/>
+            </w:pPr>
+            <w:r>
+              <w:rPr>
+                <w:rFonts w:ascii="Times New Roman" w:hAnsi="Times New Roman"/>
+                <w:color w:val="333333"/>
+                <w:sz w:val="19"/>
+              </w:rPr>
+              <w:t>$0.0387 \pm 0.0032$</w:t>
+            </w:r>
+          </w:p>
+        </w:tc>
+      </w:tr>
+      <w:tr>
+        <w:tc>
+          <w:tcPr>
+            <w:tcW w:type="dxa" w:w="2340"/>
+            <w:tcMar>
+              <w:top w:w="100" w:type="dxa"/>
+              <w:bottom w:w="100" w:type="dxa"/>
+              <w:left w:w="120" w:type="dxa"/>
+              <w:right w:w="120" w:type="dxa"/>
+            </w:tcMar>
+            <w:shd w:fill="F8FAFC"/>
+          </w:tcPr>
+          <w:p>
+            <w:pPr>
+              <w:spacing w:after="40" w:line="252" w:lineRule="auto"/>
+            </w:pPr>
+            <w:r>
+              <w:rPr>
+                <w:rFonts w:ascii="Times New Roman" w:hAnsi="Times New Roman"/>
+                <w:color w:val="333333"/>
+                <w:sz w:val="19"/>
+              </w:rPr>
+              <w:t>11</w:t>
+            </w:r>
+          </w:p>
+        </w:tc>
+        <w:tc>
+          <w:tcPr>
+            <w:tcW w:type="dxa" w:w="2340"/>
+            <w:tcMar>
+              <w:top w:w="100" w:type="dxa"/>
+              <w:bottom w:w="100" w:type="dxa"/>
+              <w:left w:w="120" w:type="dxa"/>
+              <w:right w:w="120" w:type="dxa"/>
+            </w:tcMar>
+            <w:shd w:fill="F8FAFC"/>
+          </w:tcPr>
+          <w:p>
+            <w:pPr>
+              <w:spacing w:after="40" w:line="252" w:lineRule="auto"/>
+            </w:pPr>
+            <w:r>
+              <w:rPr>
+                <w:rFonts w:ascii="Times New Roman" w:hAnsi="Times New Roman"/>
+                <w:color w:val="333333"/>
+                <w:sz w:val="19"/>
+              </w:rPr>
+              <w:t>`total_bytes`</w:t>
+            </w:r>
+          </w:p>
+        </w:tc>
+        <w:tc>
+          <w:tcPr>
+            <w:tcW w:type="dxa" w:w="2340"/>
+            <w:tcMar>
+              <w:top w:w="100" w:type="dxa"/>
+              <w:bottom w:w="100" w:type="dxa"/>
+              <w:left w:w="120" w:type="dxa"/>
+              <w:right w:w="120" w:type="dxa"/>
+            </w:tcMar>
+            <w:shd w:fill="F8FAFC"/>
+          </w:tcPr>
+          <w:p>
+            <w:pPr>
+              <w:spacing w:after="40" w:line="252" w:lineRule="auto"/>
+            </w:pPr>
+            <w:r>
+              <w:rPr>
+                <w:rFonts w:ascii="Times New Roman" w:hAnsi="Times New Roman"/>
+                <w:color w:val="333333"/>
+                <w:sz w:val="19"/>
+              </w:rPr>
+              <w:t>Standard 8</w:t>
+            </w:r>
+          </w:p>
+        </w:tc>
+        <w:tc>
+          <w:tcPr>
+            <w:tcW w:type="dxa" w:w="2340"/>
+            <w:tcMar>
+              <w:top w:w="100" w:type="dxa"/>
+              <w:bottom w:w="100" w:type="dxa"/>
+              <w:left w:w="120" w:type="dxa"/>
+              <w:right w:w="120" w:type="dxa"/>
+            </w:tcMar>
+            <w:shd w:fill="F8FAFC"/>
+          </w:tcPr>
+          <w:p>
+            <w:pPr>
+              <w:spacing w:after="40" w:line="252" w:lineRule="auto"/>
+            </w:pPr>
+            <w:r>
+              <w:rPr>
+                <w:rFonts w:ascii="Times New Roman" w:hAnsi="Times New Roman"/>
+                <w:color w:val="333333"/>
+                <w:sz w:val="19"/>
+              </w:rPr>
+              <w:t>$0.0377 \pm 0.0065$</w:t>
+            </w:r>
+          </w:p>
+        </w:tc>
+      </w:tr>
+    </w:tbl>
+    <w:p/>
+    <w:p>
+      <w:pPr>
+        <w:spacing w:before="240" w:after="80"/>
+        <w:jc w:val="center"/>
+      </w:pPr>
+      <w:r>
+        <w:drawing>
+          <wp:inline xmlns:a="http://schemas.openxmlformats.org/drawingml/2006/main" xmlns:pic="http://schemas.openxmlformats.org/drawingml/2006/picture">
+            <wp:extent cx="5303520" cy="2892829"/>
+            <wp:docPr id="8" name="Picture 8"/>
+            <wp:cNvGraphicFramePr>
+              <a:graphicFrameLocks noChangeAspect="1"/>
+            </wp:cNvGraphicFramePr>
+            <a:graphic>
+              <a:graphicData uri="http://schemas.openxmlformats.org/drawingml/2006/picture">
+                <pic:pic>
+                  <pic:nvPicPr>
+                    <pic:cNvPr id="0" name="06_feature_importance_and_iat_moments.png"/>
+                    <pic:cNvPicPr/>
+                  </pic:nvPicPr>
+                  <pic:blipFill>
+                    <a:blip r:embed="rId16"/>
+                    <a:stretch>
+                      <a:fillRect/>
+                    </a:stretch>
+                  </pic:blipFill>
+                  <pic:spPr>
+                    <a:xfrm>
+                      <a:off x="0" y="0"/>
+                      <a:ext cx="5303520" cy="2892829"/>
+                    </a:xfrm>
+                    <a:prstGeom prst="rect"/>
+                  </pic:spPr>
+                </pic:pic>
+              </a:graphicData>
+            </a:graphic>
+          </wp:inline>
+        </w:drawing>
+      </w:r>
+    </w:p>
+    <w:p>
+      <w:pPr>
+        <w:spacing w:before="40" w:after="240"/>
+        <w:jc w:val="center"/>
+      </w:pPr>
+      <w:r>
+        <w:rPr>
+          <w:rFonts w:ascii="Times New Roman" w:hAnsi="Times New Roman"/>
+          <w:i/>
+          <w:color w:val="4B5563"/>
+          <w:sz w:val="19"/>
+        </w:rPr>
+        <w:t>Figure 7: Permutation feature importance post-mortem. (Left) Destination port ablation proves that `dst_port` provides negligible signal under port 443 HTTPS multiplexing. (Right) Higher-order inter-arrival time moments (variance, skewness) provide strong physical discriminative power for bursty encrypted traffic.</w:t>
+      </w:r>
+    </w:p>
+    <w:p>
+      <w:pPr>
+        <w:spacing w:before="160" w:after="40"/>
+      </w:pPr>
+      <w:r>
+        <w:rPr>
+          <w:rFonts w:ascii="Times New Roman" w:hAnsi="Times New Roman"/>
+          <w:b/>
+          <w:color w:val="475569"/>
+          <w:sz w:val="21"/>
+        </w:rPr>
+        <w:t>4. Diminishing Returns with Increasing Feature Dimension:</w:t>
+      </w:r>
+    </w:p>
+    <w:p>
+      <w:r>
+        <w:t>As shown in Table 9 and Figure 8, progressively expanding feature dimensions from 1 to 8 features increases the neural parameter count from 213 to 325 parameters, but test accuracy on ISCX VPN saturates around $42.67\%$. Simply adding more statistical header features to a tiny FFNN cannot overcome its representational bottleneck.</w:t>
+      </w:r>
+    </w:p>
+    <w:p>
+      <w:pPr>
+        <w:spacing w:before="160" w:after="40"/>
+      </w:pPr>
+      <w:r>
+        <w:rPr>
+          <w:rFonts w:ascii="Times New Roman" w:hAnsi="Times New Roman"/>
+          <w:b/>
+          <w:color w:val="475569"/>
+          <w:sz w:val="21"/>
+        </w:rPr>
+        <w:t>Table 9: Diminishing Returns with Feature Dimension (ISCX VPN 2016)</w:t>
+      </w:r>
+    </w:p>
+    <w:tbl>
+      <w:tblPr>
+        <w:tblW w:type="auto" w:w="0"/>
+        <w:jc w:val="center"/>
+        <w:tblLook w:firstColumn="1" w:firstRow="1" w:lastColumn="0" w:lastRow="0" w:noHBand="0" w:noVBand="1" w:val="04A0"/>
+        <w:tblBorders>
+          <w:top w:val="single" w:sz="6" w:space="0" w:color="CCCCCC"/>
+          <w:bottom w:val="single" w:sz="6" w:space="0" w:color="CCCCCC"/>
+          <w:insideH w:val="single" w:sz="4" w:space="0" w:color="E2E8F0"/>
+          <w:insideV w:val="none"/>
+          <w:left w:val="none"/>
+          <w:right w:val="none"/>
+        </w:tblBorders>
+      </w:tblPr>
+      <w:tblGrid>
+        <w:gridCol w:w="2340"/>
+        <w:gridCol w:w="2340"/>
+        <w:gridCol w:w="2340"/>
+        <w:gridCol w:w="2340"/>
+      </w:tblGrid>
+      <w:tr>
+        <w:tc>
+          <w:tcPr>
+            <w:tcW w:type="dxa" w:w="2340"/>
+            <w:tcMar>
+              <w:top w:w="100" w:type="dxa"/>
+              <w:bottom w:w="100" w:type="dxa"/>
+              <w:left w:w="120" w:type="dxa"/>
+              <w:right w:w="120" w:type="dxa"/>
+            </w:tcMar>
+            <w:shd w:fill="1E3A8A"/>
+          </w:tcPr>
+          <w:p>
+            <w:pPr>
+              <w:spacing w:after="40" w:line="252" w:lineRule="auto"/>
+            </w:pPr>
+            <w:r>
+              <w:rPr>
+                <w:rFonts w:ascii="Times New Roman" w:hAnsi="Times New Roman"/>
+                <w:b/>
+                <w:color w:val="FFFFFF"/>
+                <w:sz w:val="19"/>
+              </w:rPr>
+              <w:t>Features ($D_{\text{in}}$)</w:t>
+            </w:r>
+          </w:p>
+        </w:tc>
+        <w:tc>
+          <w:tcPr>
+            <w:tcW w:type="dxa" w:w="2340"/>
+            <w:tcMar>
+              <w:top w:w="100" w:type="dxa"/>
+              <w:bottom w:w="100" w:type="dxa"/>
+              <w:left w:w="120" w:type="dxa"/>
+              <w:right w:w="120" w:type="dxa"/>
+            </w:tcMar>
+            <w:shd w:fill="1E3A8A"/>
+          </w:tcPr>
+          <w:p>
+            <w:pPr>
+              <w:spacing w:after="40" w:line="252" w:lineRule="auto"/>
+            </w:pPr>
+            <w:r>
+              <w:rPr>
+                <w:rFonts w:ascii="Times New Roman" w:hAnsi="Times New Roman"/>
+                <w:b/>
+                <w:color w:val="FFFFFF"/>
+                <w:sz w:val="19"/>
+              </w:rPr>
+              <w:t>Subset Description</w:t>
+            </w:r>
+          </w:p>
+        </w:tc>
+        <w:tc>
+          <w:tcPr>
+            <w:tcW w:type="dxa" w:w="2340"/>
+            <w:tcMar>
+              <w:top w:w="100" w:type="dxa"/>
+              <w:bottom w:w="100" w:type="dxa"/>
+              <w:left w:w="120" w:type="dxa"/>
+              <w:right w:w="120" w:type="dxa"/>
+            </w:tcMar>
+            <w:shd w:fill="1E3A8A"/>
+          </w:tcPr>
+          <w:p>
+            <w:pPr>
+              <w:spacing w:after="40" w:line="252" w:lineRule="auto"/>
+            </w:pPr>
+            <w:r>
+              <w:rPr>
+                <w:rFonts w:ascii="Times New Roman" w:hAnsi="Times New Roman"/>
+                <w:b/>
+                <w:color w:val="FFFFFF"/>
+                <w:sz w:val="19"/>
+              </w:rPr>
+              <w:t>Test Accuracy</w:t>
+            </w:r>
+          </w:p>
+        </w:tc>
+        <w:tc>
+          <w:tcPr>
+            <w:tcW w:type="dxa" w:w="2340"/>
+            <w:tcMar>
+              <w:top w:w="100" w:type="dxa"/>
+              <w:bottom w:w="100" w:type="dxa"/>
+              <w:left w:w="120" w:type="dxa"/>
+              <w:right w:w="120" w:type="dxa"/>
+            </w:tcMar>
+            <w:shd w:fill="1E3A8A"/>
+          </w:tcPr>
+          <w:p>
+            <w:pPr>
+              <w:spacing w:after="40" w:line="252" w:lineRule="auto"/>
+            </w:pPr>
+            <w:r>
+              <w:rPr>
+                <w:rFonts w:ascii="Times New Roman" w:hAnsi="Times New Roman"/>
+                <w:b/>
+                <w:color w:val="FFFFFF"/>
+                <w:sz w:val="19"/>
+              </w:rPr>
+              <w:t>Trainable Parameters ($D$)</w:t>
+            </w:r>
+          </w:p>
+        </w:tc>
+      </w:tr>
+      <w:tr>
+        <w:tc>
+          <w:tcPr>
+            <w:tcW w:type="dxa" w:w="2340"/>
+            <w:tcMar>
+              <w:top w:w="100" w:type="dxa"/>
+              <w:bottom w:w="100" w:type="dxa"/>
+              <w:left w:w="120" w:type="dxa"/>
+              <w:right w:w="120" w:type="dxa"/>
+            </w:tcMar>
+            <w:shd w:fill="F8FAFC"/>
+          </w:tcPr>
+          <w:p>
+            <w:pPr>
+              <w:spacing w:after="40" w:line="252" w:lineRule="auto"/>
+            </w:pPr>
+            <w:r>
+              <w:rPr>
+                <w:rFonts w:ascii="Times New Roman" w:hAnsi="Times New Roman"/>
+                <w:color w:val="333333"/>
+                <w:sz w:val="19"/>
+              </w:rPr>
+              <w:t>1</w:t>
+            </w:r>
+          </w:p>
+        </w:tc>
+        <w:tc>
+          <w:tcPr>
+            <w:tcW w:type="dxa" w:w="2340"/>
+            <w:tcMar>
+              <w:top w:w="100" w:type="dxa"/>
+              <w:bottom w:w="100" w:type="dxa"/>
+              <w:left w:w="120" w:type="dxa"/>
+              <w:right w:w="120" w:type="dxa"/>
+            </w:tcMar>
+            <w:shd w:fill="F8FAFC"/>
+          </w:tcPr>
+          <w:p>
+            <w:pPr>
+              <w:spacing w:after="40" w:line="252" w:lineRule="auto"/>
+            </w:pPr>
+            <w:r>
+              <w:rPr>
+                <w:rFonts w:ascii="Times New Roman" w:hAnsi="Times New Roman"/>
+                <w:color w:val="333333"/>
+                <w:sz w:val="19"/>
+              </w:rPr>
+              <w:t>`inter_arrival_time`</w:t>
+            </w:r>
+          </w:p>
+        </w:tc>
+        <w:tc>
+          <w:tcPr>
+            <w:tcW w:type="dxa" w:w="2340"/>
+            <w:tcMar>
+              <w:top w:w="100" w:type="dxa"/>
+              <w:bottom w:w="100" w:type="dxa"/>
+              <w:left w:w="120" w:type="dxa"/>
+              <w:right w:w="120" w:type="dxa"/>
+            </w:tcMar>
+            <w:shd w:fill="F8FAFC"/>
+          </w:tcPr>
+          <w:p>
+            <w:pPr>
+              <w:spacing w:after="40" w:line="252" w:lineRule="auto"/>
+            </w:pPr>
+            <w:r>
+              <w:rPr>
+                <w:rFonts w:ascii="Times New Roman" w:hAnsi="Times New Roman"/>
+                <w:color w:val="333333"/>
+                <w:sz w:val="19"/>
+              </w:rPr>
+              <w:t>$35.33\%$</w:t>
+            </w:r>
+          </w:p>
+        </w:tc>
+        <w:tc>
+          <w:tcPr>
+            <w:tcW w:type="dxa" w:w="2340"/>
+            <w:tcMar>
+              <w:top w:w="100" w:type="dxa"/>
+              <w:bottom w:w="100" w:type="dxa"/>
+              <w:left w:w="120" w:type="dxa"/>
+              <w:right w:w="120" w:type="dxa"/>
+            </w:tcMar>
+            <w:shd w:fill="F8FAFC"/>
+          </w:tcPr>
+          <w:p>
+            <w:pPr>
+              <w:spacing w:after="40" w:line="252" w:lineRule="auto"/>
+            </w:pPr>
+            <w:r>
+              <w:rPr>
+                <w:rFonts w:ascii="Times New Roman" w:hAnsi="Times New Roman"/>
+                <w:color w:val="333333"/>
+                <w:sz w:val="19"/>
+              </w:rPr>
+              <w:t>213</w:t>
+            </w:r>
+          </w:p>
+        </w:tc>
+      </w:tr>
+      <w:tr>
+        <w:tc>
+          <w:tcPr>
+            <w:tcW w:type="dxa" w:w="2340"/>
+            <w:tcMar>
+              <w:top w:w="100" w:type="dxa"/>
+              <w:bottom w:w="100" w:type="dxa"/>
+              <w:left w:w="120" w:type="dxa"/>
+              <w:right w:w="120" w:type="dxa"/>
+            </w:tcMar>
+          </w:tcPr>
+          <w:p>
+            <w:pPr>
+              <w:spacing w:after="40" w:line="252" w:lineRule="auto"/>
+            </w:pPr>
+            <w:r>
+              <w:rPr>
+                <w:rFonts w:ascii="Times New Roman" w:hAnsi="Times New Roman"/>
+                <w:color w:val="333333"/>
+                <w:sz w:val="19"/>
+              </w:rPr>
+              <w:t>2</w:t>
+            </w:r>
+          </w:p>
+        </w:tc>
+        <w:tc>
+          <w:tcPr>
+            <w:tcW w:type="dxa" w:w="2340"/>
+            <w:tcMar>
+              <w:top w:w="100" w:type="dxa"/>
+              <w:bottom w:w="100" w:type="dxa"/>
+              <w:left w:w="120" w:type="dxa"/>
+              <w:right w:w="120" w:type="dxa"/>
+            </w:tcMar>
+          </w:tcPr>
+          <w:p>
+            <w:pPr>
+              <w:spacing w:after="40" w:line="252" w:lineRule="auto"/>
+            </w:pPr>
+            <w:r>
+              <w:rPr>
+                <w:rFonts w:ascii="Times New Roman" w:hAnsi="Times New Roman"/>
+                <w:color w:val="333333"/>
+                <w:sz w:val="19"/>
+              </w:rPr>
+              <w:t>`+ flow_duration`</w:t>
+            </w:r>
+          </w:p>
+        </w:tc>
+        <w:tc>
+          <w:tcPr>
+            <w:tcW w:type="dxa" w:w="2340"/>
+            <w:tcMar>
+              <w:top w:w="100" w:type="dxa"/>
+              <w:bottom w:w="100" w:type="dxa"/>
+              <w:left w:w="120" w:type="dxa"/>
+              <w:right w:w="120" w:type="dxa"/>
+            </w:tcMar>
+          </w:tcPr>
+          <w:p>
+            <w:pPr>
+              <w:spacing w:after="40" w:line="252" w:lineRule="auto"/>
+            </w:pPr>
+            <w:r>
+              <w:rPr>
+                <w:rFonts w:ascii="Times New Roman" w:hAnsi="Times New Roman"/>
+                <w:color w:val="333333"/>
+                <w:sz w:val="19"/>
+              </w:rPr>
+              <w:t>$34.17\%$</w:t>
+            </w:r>
+          </w:p>
+        </w:tc>
+        <w:tc>
+          <w:tcPr>
+            <w:tcW w:type="dxa" w:w="2340"/>
+            <w:tcMar>
+              <w:top w:w="100" w:type="dxa"/>
+              <w:bottom w:w="100" w:type="dxa"/>
+              <w:left w:w="120" w:type="dxa"/>
+              <w:right w:w="120" w:type="dxa"/>
+            </w:tcMar>
+          </w:tcPr>
+          <w:p>
+            <w:pPr>
+              <w:spacing w:after="40" w:line="252" w:lineRule="auto"/>
+            </w:pPr>
+            <w:r>
+              <w:rPr>
+                <w:rFonts w:ascii="Times New Roman" w:hAnsi="Times New Roman"/>
+                <w:color w:val="333333"/>
+                <w:sz w:val="19"/>
+              </w:rPr>
+              <w:t>229</w:t>
+            </w:r>
+          </w:p>
+        </w:tc>
+      </w:tr>
+      <w:tr>
+        <w:tc>
+          <w:tcPr>
+            <w:tcW w:type="dxa" w:w="2340"/>
+            <w:tcMar>
+              <w:top w:w="100" w:type="dxa"/>
+              <w:bottom w:w="100" w:type="dxa"/>
+              <w:left w:w="120" w:type="dxa"/>
+              <w:right w:w="120" w:type="dxa"/>
+            </w:tcMar>
+            <w:shd w:fill="F8FAFC"/>
+          </w:tcPr>
+          <w:p>
+            <w:pPr>
+              <w:spacing w:after="40" w:line="252" w:lineRule="auto"/>
+            </w:pPr>
+            <w:r>
+              <w:rPr>
+                <w:rFonts w:ascii="Times New Roman" w:hAnsi="Times New Roman"/>
+                <w:color w:val="333333"/>
+                <w:sz w:val="19"/>
+              </w:rPr>
+              <w:t>3</w:t>
+            </w:r>
+          </w:p>
+        </w:tc>
+        <w:tc>
+          <w:tcPr>
+            <w:tcW w:type="dxa" w:w="2340"/>
+            <w:tcMar>
+              <w:top w:w="100" w:type="dxa"/>
+              <w:bottom w:w="100" w:type="dxa"/>
+              <w:left w:w="120" w:type="dxa"/>
+              <w:right w:w="120" w:type="dxa"/>
+            </w:tcMar>
+            <w:shd w:fill="F8FAFC"/>
+          </w:tcPr>
+          <w:p>
+            <w:pPr>
+              <w:spacing w:after="40" w:line="252" w:lineRule="auto"/>
+            </w:pPr>
+            <w:r>
+              <w:rPr>
+                <w:rFonts w:ascii="Times New Roman" w:hAnsi="Times New Roman"/>
+                <w:color w:val="333333"/>
+                <w:sz w:val="19"/>
+              </w:rPr>
+              <w:t>`+ ttl`</w:t>
+            </w:r>
+          </w:p>
+        </w:tc>
+        <w:tc>
+          <w:tcPr>
+            <w:tcW w:type="dxa" w:w="2340"/>
+            <w:tcMar>
+              <w:top w:w="100" w:type="dxa"/>
+              <w:bottom w:w="100" w:type="dxa"/>
+              <w:left w:w="120" w:type="dxa"/>
+              <w:right w:w="120" w:type="dxa"/>
+            </w:tcMar>
+            <w:shd w:fill="F8FAFC"/>
+          </w:tcPr>
+          <w:p>
+            <w:pPr>
+              <w:spacing w:after="40" w:line="252" w:lineRule="auto"/>
+            </w:pPr>
+            <w:r>
+              <w:rPr>
+                <w:rFonts w:ascii="Times New Roman" w:hAnsi="Times New Roman"/>
+                <w:color w:val="333333"/>
+                <w:sz w:val="19"/>
+              </w:rPr>
+              <w:t>$34.17\%$</w:t>
+            </w:r>
+          </w:p>
+        </w:tc>
+        <w:tc>
+          <w:tcPr>
+            <w:tcW w:type="dxa" w:w="2340"/>
+            <w:tcMar>
+              <w:top w:w="100" w:type="dxa"/>
+              <w:bottom w:w="100" w:type="dxa"/>
+              <w:left w:w="120" w:type="dxa"/>
+              <w:right w:w="120" w:type="dxa"/>
+            </w:tcMar>
+            <w:shd w:fill="F8FAFC"/>
+          </w:tcPr>
+          <w:p>
+            <w:pPr>
+              <w:spacing w:after="40" w:line="252" w:lineRule="auto"/>
+            </w:pPr>
+            <w:r>
+              <w:rPr>
+                <w:rFonts w:ascii="Times New Roman" w:hAnsi="Times New Roman"/>
+                <w:color w:val="333333"/>
+                <w:sz w:val="19"/>
+              </w:rPr>
+              <w:t>245</w:t>
+            </w:r>
+          </w:p>
+        </w:tc>
+      </w:tr>
+      <w:tr>
+        <w:tc>
+          <w:tcPr>
+            <w:tcW w:type="dxa" w:w="2340"/>
+            <w:tcMar>
+              <w:top w:w="100" w:type="dxa"/>
+              <w:bottom w:w="100" w:type="dxa"/>
+              <w:left w:w="120" w:type="dxa"/>
+              <w:right w:w="120" w:type="dxa"/>
+            </w:tcMar>
+          </w:tcPr>
+          <w:p>
+            <w:pPr>
+              <w:spacing w:after="40" w:line="252" w:lineRule="auto"/>
+            </w:pPr>
+            <w:r>
+              <w:rPr>
+                <w:rFonts w:ascii="Times New Roman" w:hAnsi="Times New Roman"/>
+                <w:color w:val="333333"/>
+                <w:sz w:val="19"/>
+              </w:rPr>
+              <w:t>4</w:t>
+            </w:r>
+          </w:p>
+        </w:tc>
+        <w:tc>
+          <w:tcPr>
+            <w:tcW w:type="dxa" w:w="2340"/>
+            <w:tcMar>
+              <w:top w:w="100" w:type="dxa"/>
+              <w:bottom w:w="100" w:type="dxa"/>
+              <w:left w:w="120" w:type="dxa"/>
+              <w:right w:w="120" w:type="dxa"/>
+            </w:tcMar>
+          </w:tcPr>
+          <w:p>
+            <w:pPr>
+              <w:spacing w:after="40" w:line="252" w:lineRule="auto"/>
+            </w:pPr>
+            <w:r>
+              <w:rPr>
+                <w:rFonts w:ascii="Times New Roman" w:hAnsi="Times New Roman"/>
+                <w:color w:val="333333"/>
+                <w:sz w:val="19"/>
+              </w:rPr>
+              <w:t>`+ protocol`</w:t>
+            </w:r>
+          </w:p>
+        </w:tc>
+        <w:tc>
+          <w:tcPr>
+            <w:tcW w:type="dxa" w:w="2340"/>
+            <w:tcMar>
+              <w:top w:w="100" w:type="dxa"/>
+              <w:bottom w:w="100" w:type="dxa"/>
+              <w:left w:w="120" w:type="dxa"/>
+              <w:right w:w="120" w:type="dxa"/>
+            </w:tcMar>
+          </w:tcPr>
+          <w:p>
+            <w:pPr>
+              <w:spacing w:after="40" w:line="252" w:lineRule="auto"/>
+            </w:pPr>
+            <w:r>
+              <w:rPr>
+                <w:rFonts w:ascii="Times New Roman" w:hAnsi="Times New Roman"/>
+                <w:color w:val="333333"/>
+                <w:sz w:val="19"/>
+              </w:rPr>
+              <w:t>$40.50\%$</w:t>
+            </w:r>
+          </w:p>
+        </w:tc>
+        <w:tc>
+          <w:tcPr>
+            <w:tcW w:type="dxa" w:w="2340"/>
+            <w:tcMar>
+              <w:top w:w="100" w:type="dxa"/>
+              <w:bottom w:w="100" w:type="dxa"/>
+              <w:left w:w="120" w:type="dxa"/>
+              <w:right w:w="120" w:type="dxa"/>
+            </w:tcMar>
+          </w:tcPr>
+          <w:p>
+            <w:pPr>
+              <w:spacing w:after="40" w:line="252" w:lineRule="auto"/>
+            </w:pPr>
+            <w:r>
+              <w:rPr>
+                <w:rFonts w:ascii="Times New Roman" w:hAnsi="Times New Roman"/>
+                <w:color w:val="333333"/>
+                <w:sz w:val="19"/>
+              </w:rPr>
+              <w:t>261</w:t>
+            </w:r>
+          </w:p>
+        </w:tc>
+      </w:tr>
+      <w:tr>
+        <w:tc>
+          <w:tcPr>
+            <w:tcW w:type="dxa" w:w="2340"/>
+            <w:tcMar>
+              <w:top w:w="100" w:type="dxa"/>
+              <w:bottom w:w="100" w:type="dxa"/>
+              <w:left w:w="120" w:type="dxa"/>
+              <w:right w:w="120" w:type="dxa"/>
+            </w:tcMar>
+            <w:shd w:fill="F8FAFC"/>
+          </w:tcPr>
+          <w:p>
+            <w:pPr>
+              <w:spacing w:after="40" w:line="252" w:lineRule="auto"/>
+            </w:pPr>
+            <w:r>
+              <w:rPr>
+                <w:rFonts w:ascii="Times New Roman" w:hAnsi="Times New Roman"/>
+                <w:color w:val="333333"/>
+                <w:sz w:val="19"/>
+              </w:rPr>
+              <w:t>5</w:t>
+            </w:r>
+          </w:p>
+        </w:tc>
+        <w:tc>
+          <w:tcPr>
+            <w:tcW w:type="dxa" w:w="2340"/>
+            <w:tcMar>
+              <w:top w:w="100" w:type="dxa"/>
+              <w:bottom w:w="100" w:type="dxa"/>
+              <w:left w:w="120" w:type="dxa"/>
+              <w:right w:w="120" w:type="dxa"/>
+            </w:tcMar>
+            <w:shd w:fill="F8FAFC"/>
+          </w:tcPr>
+          <w:p>
+            <w:pPr>
+              <w:spacing w:after="40" w:line="252" w:lineRule="auto"/>
+            </w:pPr>
+            <w:r>
+              <w:rPr>
+                <w:rFonts w:ascii="Times New Roman" w:hAnsi="Times New Roman"/>
+                <w:color w:val="333333"/>
+                <w:sz w:val="19"/>
+              </w:rPr>
+              <w:t>`+ packet_count`</w:t>
+            </w:r>
+          </w:p>
+        </w:tc>
+        <w:tc>
+          <w:tcPr>
+            <w:tcW w:type="dxa" w:w="2340"/>
+            <w:tcMar>
+              <w:top w:w="100" w:type="dxa"/>
+              <w:bottom w:w="100" w:type="dxa"/>
+              <w:left w:w="120" w:type="dxa"/>
+              <w:right w:w="120" w:type="dxa"/>
+            </w:tcMar>
+            <w:shd w:fill="F8FAFC"/>
+          </w:tcPr>
+          <w:p>
+            <w:pPr>
+              <w:spacing w:after="40" w:line="252" w:lineRule="auto"/>
+            </w:pPr>
+            <w:r>
+              <w:rPr>
+                <w:rFonts w:ascii="Times New Roman" w:hAnsi="Times New Roman"/>
+                <w:color w:val="333333"/>
+                <w:sz w:val="19"/>
+              </w:rPr>
+              <w:t>$41.00\%$</w:t>
+            </w:r>
+          </w:p>
+        </w:tc>
+        <w:tc>
+          <w:tcPr>
+            <w:tcW w:type="dxa" w:w="2340"/>
+            <w:tcMar>
+              <w:top w:w="100" w:type="dxa"/>
+              <w:bottom w:w="100" w:type="dxa"/>
+              <w:left w:w="120" w:type="dxa"/>
+              <w:right w:w="120" w:type="dxa"/>
+            </w:tcMar>
+            <w:shd w:fill="F8FAFC"/>
+          </w:tcPr>
+          <w:p>
+            <w:pPr>
+              <w:spacing w:after="40" w:line="252" w:lineRule="auto"/>
+            </w:pPr>
+            <w:r>
+              <w:rPr>
+                <w:rFonts w:ascii="Times New Roman" w:hAnsi="Times New Roman"/>
+                <w:color w:val="333333"/>
+                <w:sz w:val="19"/>
+              </w:rPr>
+              <w:t>277</w:t>
+            </w:r>
+          </w:p>
+        </w:tc>
+      </w:tr>
+      <w:tr>
+        <w:tc>
+          <w:tcPr>
+            <w:tcW w:type="dxa" w:w="2340"/>
+            <w:tcMar>
+              <w:top w:w="100" w:type="dxa"/>
+              <w:bottom w:w="100" w:type="dxa"/>
+              <w:left w:w="120" w:type="dxa"/>
+              <w:right w:w="120" w:type="dxa"/>
+            </w:tcMar>
+          </w:tcPr>
+          <w:p>
+            <w:pPr>
+              <w:spacing w:after="40" w:line="252" w:lineRule="auto"/>
+            </w:pPr>
+            <w:r>
+              <w:rPr>
+                <w:rFonts w:ascii="Times New Roman" w:hAnsi="Times New Roman"/>
+                <w:color w:val="333333"/>
+                <w:sz w:val="19"/>
+              </w:rPr>
+              <w:t>6</w:t>
+            </w:r>
+          </w:p>
+        </w:tc>
+        <w:tc>
+          <w:tcPr>
+            <w:tcW w:type="dxa" w:w="2340"/>
+            <w:tcMar>
+              <w:top w:w="100" w:type="dxa"/>
+              <w:bottom w:w="100" w:type="dxa"/>
+              <w:left w:w="120" w:type="dxa"/>
+              <w:right w:w="120" w:type="dxa"/>
+            </w:tcMar>
+          </w:tcPr>
+          <w:p>
+            <w:pPr>
+              <w:spacing w:after="40" w:line="252" w:lineRule="auto"/>
+            </w:pPr>
+            <w:r>
+              <w:rPr>
+                <w:rFonts w:ascii="Times New Roman" w:hAnsi="Times New Roman"/>
+                <w:color w:val="333333"/>
+                <w:sz w:val="19"/>
+              </w:rPr>
+              <w:t>`+ total_bytes`</w:t>
+            </w:r>
+          </w:p>
+        </w:tc>
+        <w:tc>
+          <w:tcPr>
+            <w:tcW w:type="dxa" w:w="2340"/>
+            <w:tcMar>
+              <w:top w:w="100" w:type="dxa"/>
+              <w:bottom w:w="100" w:type="dxa"/>
+              <w:left w:w="120" w:type="dxa"/>
+              <w:right w:w="120" w:type="dxa"/>
+            </w:tcMar>
+          </w:tcPr>
+          <w:p>
+            <w:pPr>
+              <w:spacing w:after="40" w:line="252" w:lineRule="auto"/>
+            </w:pPr>
+            <w:r>
+              <w:rPr>
+                <w:rFonts w:ascii="Times New Roman" w:hAnsi="Times New Roman"/>
+                <w:color w:val="333333"/>
+                <w:sz w:val="19"/>
+              </w:rPr>
+              <w:t>$38.00\%$</w:t>
+            </w:r>
+          </w:p>
+        </w:tc>
+        <w:tc>
+          <w:tcPr>
+            <w:tcW w:type="dxa" w:w="2340"/>
+            <w:tcMar>
+              <w:top w:w="100" w:type="dxa"/>
+              <w:bottom w:w="100" w:type="dxa"/>
+              <w:left w:w="120" w:type="dxa"/>
+              <w:right w:w="120" w:type="dxa"/>
+            </w:tcMar>
+          </w:tcPr>
+          <w:p>
+            <w:pPr>
+              <w:spacing w:after="40" w:line="252" w:lineRule="auto"/>
+            </w:pPr>
+            <w:r>
+              <w:rPr>
+                <w:rFonts w:ascii="Times New Roman" w:hAnsi="Times New Roman"/>
+                <w:color w:val="333333"/>
+                <w:sz w:val="19"/>
+              </w:rPr>
+              <w:t>293</w:t>
+            </w:r>
+          </w:p>
+        </w:tc>
+      </w:tr>
+      <w:tr>
+        <w:tc>
+          <w:tcPr>
+            <w:tcW w:type="dxa" w:w="2340"/>
+            <w:tcMar>
+              <w:top w:w="100" w:type="dxa"/>
+              <w:bottom w:w="100" w:type="dxa"/>
+              <w:left w:w="120" w:type="dxa"/>
+              <w:right w:w="120" w:type="dxa"/>
+            </w:tcMar>
+            <w:shd w:fill="F8FAFC"/>
+          </w:tcPr>
+          <w:p>
+            <w:pPr>
+              <w:spacing w:after="40" w:line="252" w:lineRule="auto"/>
+            </w:pPr>
+            <w:r>
+              <w:rPr>
+                <w:rFonts w:ascii="Times New Roman" w:hAnsi="Times New Roman"/>
+                <w:color w:val="333333"/>
+                <w:sz w:val="19"/>
+              </w:rPr>
+              <w:t>7</w:t>
+            </w:r>
+          </w:p>
+        </w:tc>
+        <w:tc>
+          <w:tcPr>
+            <w:tcW w:type="dxa" w:w="2340"/>
+            <w:tcMar>
+              <w:top w:w="100" w:type="dxa"/>
+              <w:bottom w:w="100" w:type="dxa"/>
+              <w:left w:w="120" w:type="dxa"/>
+              <w:right w:w="120" w:type="dxa"/>
+            </w:tcMar>
+            <w:shd w:fill="F8FAFC"/>
+          </w:tcPr>
+          <w:p>
+            <w:pPr>
+              <w:spacing w:after="40" w:line="252" w:lineRule="auto"/>
+            </w:pPr>
+            <w:r>
+              <w:rPr>
+                <w:rFonts w:ascii="Times New Roman" w:hAnsi="Times New Roman"/>
+                <w:color w:val="333333"/>
+                <w:sz w:val="19"/>
+              </w:rPr>
+              <w:t>`+ packet_size`</w:t>
+            </w:r>
+          </w:p>
+        </w:tc>
+        <w:tc>
+          <w:tcPr>
+            <w:tcW w:type="dxa" w:w="2340"/>
+            <w:tcMar>
+              <w:top w:w="100" w:type="dxa"/>
+              <w:bottom w:w="100" w:type="dxa"/>
+              <w:left w:w="120" w:type="dxa"/>
+              <w:right w:w="120" w:type="dxa"/>
+            </w:tcMar>
+            <w:shd w:fill="F8FAFC"/>
+          </w:tcPr>
+          <w:p>
+            <w:pPr>
+              <w:spacing w:after="40" w:line="252" w:lineRule="auto"/>
+            </w:pPr>
+            <w:r>
+              <w:rPr>
+                <w:rFonts w:ascii="Times New Roman" w:hAnsi="Times New Roman"/>
+                <w:color w:val="333333"/>
+                <w:sz w:val="19"/>
+              </w:rPr>
+              <w:t>$40.00\%$</w:t>
+            </w:r>
+          </w:p>
+        </w:tc>
+        <w:tc>
+          <w:tcPr>
+            <w:tcW w:type="dxa" w:w="2340"/>
+            <w:tcMar>
+              <w:top w:w="100" w:type="dxa"/>
+              <w:bottom w:w="100" w:type="dxa"/>
+              <w:left w:w="120" w:type="dxa"/>
+              <w:right w:w="120" w:type="dxa"/>
+            </w:tcMar>
+            <w:shd w:fill="F8FAFC"/>
+          </w:tcPr>
+          <w:p>
+            <w:pPr>
+              <w:spacing w:after="40" w:line="252" w:lineRule="auto"/>
+            </w:pPr>
+            <w:r>
+              <w:rPr>
+                <w:rFonts w:ascii="Times New Roman" w:hAnsi="Times New Roman"/>
+                <w:color w:val="333333"/>
+                <w:sz w:val="19"/>
+              </w:rPr>
+              <w:t>309</w:t>
+            </w:r>
+          </w:p>
+        </w:tc>
+      </w:tr>
+      <w:tr>
+        <w:tc>
+          <w:tcPr>
+            <w:tcW w:type="dxa" w:w="2340"/>
+            <w:tcMar>
+              <w:top w:w="100" w:type="dxa"/>
+              <w:bottom w:w="100" w:type="dxa"/>
+              <w:left w:w="120" w:type="dxa"/>
+              <w:right w:w="120" w:type="dxa"/>
+            </w:tcMar>
+          </w:tcPr>
+          <w:p>
+            <w:pPr>
+              <w:spacing w:after="40" w:line="252" w:lineRule="auto"/>
+            </w:pPr>
+            <w:r>
+              <w:rPr>
+                <w:rFonts w:ascii="Times New Roman" w:hAnsi="Times New Roman"/>
+                <w:color w:val="333333"/>
+                <w:sz w:val="19"/>
+              </w:rPr>
+              <w:t>8</w:t>
+            </w:r>
+          </w:p>
+        </w:tc>
+        <w:tc>
+          <w:tcPr>
+            <w:tcW w:type="dxa" w:w="2340"/>
+            <w:tcMar>
+              <w:top w:w="100" w:type="dxa"/>
+              <w:bottom w:w="100" w:type="dxa"/>
+              <w:left w:w="120" w:type="dxa"/>
+              <w:right w:w="120" w:type="dxa"/>
+            </w:tcMar>
+          </w:tcPr>
+          <w:p>
+            <w:pPr>
+              <w:spacing w:after="40" w:line="252" w:lineRule="auto"/>
+            </w:pPr>
+            <w:r>
+              <w:rPr>
+                <w:rFonts w:ascii="Times New Roman" w:hAnsi="Times New Roman"/>
+                <w:color w:val="333333"/>
+                <w:sz w:val="19"/>
+              </w:rPr>
+              <w:t>`+ dst_port` (Full Set)</w:t>
+            </w:r>
+          </w:p>
+        </w:tc>
+        <w:tc>
+          <w:tcPr>
+            <w:tcW w:type="dxa" w:w="2340"/>
+            <w:tcMar>
+              <w:top w:w="100" w:type="dxa"/>
+              <w:bottom w:w="100" w:type="dxa"/>
+              <w:left w:w="120" w:type="dxa"/>
+              <w:right w:w="120" w:type="dxa"/>
+            </w:tcMar>
+          </w:tcPr>
+          <w:p>
+            <w:pPr>
+              <w:spacing w:after="40" w:line="252" w:lineRule="auto"/>
+            </w:pPr>
+            <w:r>
+              <w:rPr>
+                <w:rFonts w:ascii="Times New Roman" w:hAnsi="Times New Roman"/>
+                <w:color w:val="333333"/>
+                <w:sz w:val="19"/>
+              </w:rPr>
+              <w:t>**$42.67\%$**</w:t>
+            </w:r>
+          </w:p>
+        </w:tc>
+        <w:tc>
+          <w:tcPr>
+            <w:tcW w:type="dxa" w:w="2340"/>
+            <w:tcMar>
+              <w:top w:w="100" w:type="dxa"/>
+              <w:bottom w:w="100" w:type="dxa"/>
+              <w:left w:w="120" w:type="dxa"/>
+              <w:right w:w="120" w:type="dxa"/>
+            </w:tcMar>
+          </w:tcPr>
+          <w:p>
+            <w:pPr>
+              <w:spacing w:after="40" w:line="252" w:lineRule="auto"/>
+            </w:pPr>
+            <w:r>
+              <w:rPr>
+                <w:rFonts w:ascii="Times New Roman" w:hAnsi="Times New Roman"/>
+                <w:color w:val="333333"/>
+                <w:sz w:val="19"/>
+              </w:rPr>
+              <w:t>**325**</w:t>
+            </w:r>
+          </w:p>
+        </w:tc>
+      </w:tr>
+    </w:tbl>
+    <w:p/>
+    <w:p>
+      <w:pPr>
+        <w:spacing w:before="240" w:after="80"/>
+        <w:jc w:val="center"/>
+      </w:pPr>
+      <w:r>
+        <w:drawing>
+          <wp:inline xmlns:a="http://schemas.openxmlformats.org/drawingml/2006/main" xmlns:pic="http://schemas.openxmlformats.org/drawingml/2006/picture">
+            <wp:extent cx="5303520" cy="2916936"/>
+            <wp:docPr id="9" name="Picture 9"/>
+            <wp:cNvGraphicFramePr>
+              <a:graphicFrameLocks noChangeAspect="1"/>
+            </wp:cNvGraphicFramePr>
+            <a:graphic>
+              <a:graphicData uri="http://schemas.openxmlformats.org/drawingml/2006/picture">
+                <pic:pic>
+                  <pic:nvPicPr>
+                    <pic:cNvPr id="0" name="07_diminishing_returns_feature_saturation.png"/>
+                    <pic:cNvPicPr/>
+                  </pic:nvPicPr>
+                  <pic:blipFill>
+                    <a:blip r:embed="rId17"/>
+                    <a:stretch>
+                      <a:fillRect/>
+                    </a:stretch>
+                  </pic:blipFill>
+                  <pic:spPr>
+                    <a:xfrm>
+                      <a:off x="0" y="0"/>
+                      <a:ext cx="5303520" cy="2916936"/>
+                    </a:xfrm>
+                    <a:prstGeom prst="rect"/>
+                  </pic:spPr>
+                </pic:pic>
+              </a:graphicData>
+            </a:graphic>
+          </wp:inline>
+        </w:drawing>
+      </w:r>
+    </w:p>
+    <w:p>
+      <w:pPr>
+        <w:spacing w:before="40" w:after="240"/>
+        <w:jc w:val="center"/>
+      </w:pPr>
+      <w:r>
+        <w:rPr>
+          <w:rFonts w:ascii="Times New Roman" w:hAnsi="Times New Roman"/>
+          <w:i/>
+          <w:color w:val="4B5563"/>
+          <w:sz w:val="19"/>
+        </w:rPr>
+        <w:t>Figure 8: Accuracy saturation curve as feature dimensionality increases from 1 to 8 features on ISCX VPN. Accuracy plateaus after 5 features ($41.00\% \to 42.67\%$), while controller memory and weight dimension scale linearly ($213 \to 325$ parameters).</w:t>
+      </w:r>
+    </w:p>
+    <w:p>
+      <w:pPr>
+        <w:spacing w:before="200" w:after="60"/>
       </w:pPr>
       <w:r>
         <w:rPr>
@@ -10274,12 +12553,1852 @@
           <w:color w:val="334155"/>
           <w:sz w:val="23"/>
         </w:rPr>
-        <w:t>Root Cause 4: The Synthetic Data Illusion</w:t>
+        <w:t>Root Cause 4: Policy Weight Sensitivity &amp; The Synthetic Data Illusion</w:t>
       </w:r>
     </w:p>
     <w:p>
       <w:r>
-        <w:t>The senior paper [1] reported $94.33\%$ accuracy for MOPSO-FFNN-AD because it was evaluated on synthetic Gaussian clusters. Synthetic clusters are separable by design; real-world network traffic is non-stationary, encrypted, and heavily overlapping. Synthetic evaluations create a false sense of viability that collapses upon real PCAP deployment.</w:t>
+        <w:t>To investigate how the multi-objective swarm adapts to differing operational goals, we evaluated four distinct operator policy profiles across both benchmarks:</w:t>
+      </w:r>
+    </w:p>
+    <w:p>
+      <w:pPr>
+        <w:spacing w:before="160" w:after="40"/>
+      </w:pPr>
+      <w:r>
+        <w:rPr>
+          <w:rFonts w:ascii="Times New Roman" w:hAnsi="Times New Roman"/>
+          <w:b/>
+          <w:color w:val="475569"/>
+          <w:sz w:val="21"/>
+        </w:rPr>
+        <w:t>Table 6: Multi-Objective Policy Weight Ablation</w:t>
+      </w:r>
+    </w:p>
+    <w:tbl>
+      <w:tblPr>
+        <w:tblW w:type="auto" w:w="0"/>
+        <w:jc w:val="center"/>
+        <w:tblLook w:firstColumn="1" w:firstRow="1" w:lastColumn="0" w:lastRow="0" w:noHBand="0" w:noVBand="1" w:val="04A0"/>
+        <w:tblBorders>
+          <w:top w:val="single" w:sz="6" w:space="0" w:color="CCCCCC"/>
+          <w:bottom w:val="single" w:sz="6" w:space="0" w:color="CCCCCC"/>
+          <w:insideH w:val="single" w:sz="4" w:space="0" w:color="E2E8F0"/>
+          <w:insideV w:val="none"/>
+          <w:left w:val="none"/>
+          <w:right w:val="none"/>
+        </w:tblBorders>
+      </w:tblPr>
+      <w:tblGrid>
+        <w:gridCol w:w="1170"/>
+        <w:gridCol w:w="1170"/>
+        <w:gridCol w:w="1170"/>
+        <w:gridCol w:w="1170"/>
+        <w:gridCol w:w="1170"/>
+        <w:gridCol w:w="1170"/>
+        <w:gridCol w:w="1170"/>
+        <w:gridCol w:w="1170"/>
+      </w:tblGrid>
+      <w:tr>
+        <w:tc>
+          <w:tcPr>
+            <w:tcW w:type="dxa" w:w="1170"/>
+            <w:tcMar>
+              <w:top w:w="100" w:type="dxa"/>
+              <w:bottom w:w="100" w:type="dxa"/>
+              <w:left w:w="120" w:type="dxa"/>
+              <w:right w:w="120" w:type="dxa"/>
+            </w:tcMar>
+            <w:shd w:fill="1E3A8A"/>
+          </w:tcPr>
+          <w:p>
+            <w:pPr>
+              <w:spacing w:after="40" w:line="252" w:lineRule="auto"/>
+            </w:pPr>
+            <w:r>
+              <w:rPr>
+                <w:rFonts w:ascii="Times New Roman" w:hAnsi="Times New Roman"/>
+                <w:b/>
+                <w:color w:val="FFFFFF"/>
+                <w:sz w:val="19"/>
+              </w:rPr>
+              <w:t>Benchmark</w:t>
+            </w:r>
+          </w:p>
+        </w:tc>
+        <w:tc>
+          <w:tcPr>
+            <w:tcW w:type="dxa" w:w="1170"/>
+            <w:tcMar>
+              <w:top w:w="100" w:type="dxa"/>
+              <w:bottom w:w="100" w:type="dxa"/>
+              <w:left w:w="120" w:type="dxa"/>
+              <w:right w:w="120" w:type="dxa"/>
+            </w:tcMar>
+            <w:shd w:fill="1E3A8A"/>
+          </w:tcPr>
+          <w:p>
+            <w:pPr>
+              <w:spacing w:after="40" w:line="252" w:lineRule="auto"/>
+            </w:pPr>
+            <w:r>
+              <w:rPr>
+                <w:rFonts w:ascii="Times New Roman" w:hAnsi="Times New Roman"/>
+                <w:b/>
+                <w:color w:val="FFFFFF"/>
+                <w:sz w:val="19"/>
+              </w:rPr>
+              <w:t>Policy Profile</w:t>
+            </w:r>
+          </w:p>
+        </w:tc>
+        <w:tc>
+          <w:tcPr>
+            <w:tcW w:type="dxa" w:w="1170"/>
+            <w:tcMar>
+              <w:top w:w="100" w:type="dxa"/>
+              <w:bottom w:w="100" w:type="dxa"/>
+              <w:left w:w="120" w:type="dxa"/>
+              <w:right w:w="120" w:type="dxa"/>
+            </w:tcMar>
+            <w:shd w:fill="1E3A8A"/>
+          </w:tcPr>
+          <w:p>
+            <w:pPr>
+              <w:spacing w:after="40" w:line="252" w:lineRule="auto"/>
+            </w:pPr>
+            <w:r>
+              <w:rPr>
+                <w:rFonts w:ascii="Times New Roman" w:hAnsi="Times New Roman"/>
+                <w:b/>
+                <w:color w:val="FFFFFF"/>
+                <w:sz w:val="19"/>
+              </w:rPr>
+              <w:t>Weight Vector ($\alpha, \beta, \gamma, \delta, \epsilon$)</w:t>
+            </w:r>
+          </w:p>
+        </w:tc>
+        <w:tc>
+          <w:tcPr>
+            <w:tcW w:type="dxa" w:w="1170"/>
+            <w:tcMar>
+              <w:top w:w="100" w:type="dxa"/>
+              <w:bottom w:w="100" w:type="dxa"/>
+              <w:left w:w="120" w:type="dxa"/>
+              <w:right w:w="120" w:type="dxa"/>
+            </w:tcMar>
+            <w:shd w:fill="1E3A8A"/>
+          </w:tcPr>
+          <w:p>
+            <w:pPr>
+              <w:spacing w:after="40" w:line="252" w:lineRule="auto"/>
+            </w:pPr>
+            <w:r>
+              <w:rPr>
+                <w:rFonts w:ascii="Times New Roman" w:hAnsi="Times New Roman"/>
+                <w:b/>
+                <w:color w:val="FFFFFF"/>
+                <w:sz w:val="19"/>
+              </w:rPr>
+              <w:t>Deployed Accuracy</w:t>
+            </w:r>
+          </w:p>
+        </w:tc>
+        <w:tc>
+          <w:tcPr>
+            <w:tcW w:type="dxa" w:w="1170"/>
+            <w:tcMar>
+              <w:top w:w="100" w:type="dxa"/>
+              <w:bottom w:w="100" w:type="dxa"/>
+              <w:left w:w="120" w:type="dxa"/>
+              <w:right w:w="120" w:type="dxa"/>
+            </w:tcMar>
+            <w:shd w:fill="1E3A8A"/>
+          </w:tcPr>
+          <w:p>
+            <w:pPr>
+              <w:spacing w:after="40" w:line="252" w:lineRule="auto"/>
+            </w:pPr>
+            <w:r>
+              <w:rPr>
+                <w:rFonts w:ascii="Times New Roman" w:hAnsi="Times New Roman"/>
+                <w:b/>
+                <w:color w:val="FFFFFF"/>
+                <w:sz w:val="19"/>
+              </w:rPr>
+              <w:t>Deployed Overhead $F$</w:t>
+            </w:r>
+          </w:p>
+        </w:tc>
+        <w:tc>
+          <w:tcPr>
+            <w:tcW w:type="dxa" w:w="1170"/>
+            <w:tcMar>
+              <w:top w:w="100" w:type="dxa"/>
+              <w:bottom w:w="100" w:type="dxa"/>
+              <w:left w:w="120" w:type="dxa"/>
+              <w:right w:w="120" w:type="dxa"/>
+            </w:tcMar>
+            <w:shd w:fill="1E3A8A"/>
+          </w:tcPr>
+          <w:p>
+            <w:pPr>
+              <w:spacing w:after="40" w:line="252" w:lineRule="auto"/>
+            </w:pPr>
+            <w:r>
+              <w:rPr>
+                <w:rFonts w:ascii="Times New Roman" w:hAnsi="Times New Roman"/>
+                <w:b/>
+                <w:color w:val="FFFFFF"/>
+                <w:sz w:val="19"/>
+              </w:rPr>
+              <w:t>Archive Solutions</w:t>
+            </w:r>
+          </w:p>
+        </w:tc>
+        <w:tc>
+          <w:tcPr>
+            <w:tcW w:type="dxa" w:w="1170"/>
+            <w:tcMar>
+              <w:top w:w="100" w:type="dxa"/>
+              <w:bottom w:w="100" w:type="dxa"/>
+              <w:left w:w="120" w:type="dxa"/>
+              <w:right w:w="120" w:type="dxa"/>
+            </w:tcMar>
+            <w:shd w:fill="1E3A8A"/>
+          </w:tcPr>
+          <w:p>
+            <w:pPr>
+              <w:spacing w:after="40" w:line="252" w:lineRule="auto"/>
+            </w:pPr>
+            <w:r>
+              <w:rPr>
+                <w:rFonts w:ascii="Times New Roman" w:hAnsi="Times New Roman"/>
+                <w:b/>
+                <w:color w:val="FFFFFF"/>
+                <w:sz w:val="19"/>
+              </w:rPr>
+              <w:t>Accuracy Range</w:t>
+            </w:r>
+          </w:p>
+        </w:tc>
+        <w:tc>
+          <w:tcPr>
+            <w:tcW w:type="dxa" w:w="1170"/>
+            <w:tcMar>
+              <w:top w:w="100" w:type="dxa"/>
+              <w:bottom w:w="100" w:type="dxa"/>
+              <w:left w:w="120" w:type="dxa"/>
+              <w:right w:w="120" w:type="dxa"/>
+            </w:tcMar>
+            <w:shd w:fill="1E3A8A"/>
+          </w:tcPr>
+          <w:p>
+            <w:pPr>
+              <w:spacing w:after="40" w:line="252" w:lineRule="auto"/>
+            </w:pPr>
+            <w:r>
+              <w:rPr>
+                <w:rFonts w:ascii="Times New Roman" w:hAnsi="Times New Roman"/>
+                <w:b/>
+                <w:color w:val="FFFFFF"/>
+                <w:sz w:val="19"/>
+              </w:rPr>
+              <w:t>Overhead Range</w:t>
+            </w:r>
+          </w:p>
+        </w:tc>
+      </w:tr>
+      <w:tr>
+        <w:tc>
+          <w:tcPr>
+            <w:tcW w:type="dxa" w:w="1170"/>
+            <w:tcMar>
+              <w:top w:w="100" w:type="dxa"/>
+              <w:bottom w:w="100" w:type="dxa"/>
+              <w:left w:w="120" w:type="dxa"/>
+              <w:right w:w="120" w:type="dxa"/>
+            </w:tcMar>
+            <w:shd w:fill="F8FAFC"/>
+          </w:tcPr>
+          <w:p>
+            <w:pPr>
+              <w:spacing w:after="40" w:line="252" w:lineRule="auto"/>
+            </w:pPr>
+            <w:r>
+              <w:rPr>
+                <w:rFonts w:ascii="Times New Roman" w:hAnsi="Times New Roman"/>
+                <w:color w:val="333333"/>
+                <w:sz w:val="19"/>
+              </w:rPr>
+              <w:t>**USTC-TFC**</w:t>
+            </w:r>
+          </w:p>
+        </w:tc>
+        <w:tc>
+          <w:tcPr>
+            <w:tcW w:type="dxa" w:w="1170"/>
+            <w:tcMar>
+              <w:top w:w="100" w:type="dxa"/>
+              <w:bottom w:w="100" w:type="dxa"/>
+              <w:left w:w="120" w:type="dxa"/>
+              <w:right w:w="120" w:type="dxa"/>
+            </w:tcMar>
+            <w:shd w:fill="F8FAFC"/>
+          </w:tcPr>
+          <w:p>
+            <w:pPr>
+              <w:spacing w:after="40" w:line="252" w:lineRule="auto"/>
+            </w:pPr>
+            <w:r>
+              <w:rPr>
+                <w:rFonts w:ascii="Times New Roman" w:hAnsi="Times New Roman"/>
+                <w:color w:val="333333"/>
+                <w:sz w:val="19"/>
+              </w:rPr>
+              <w:t>Default (Balanced)</w:t>
+            </w:r>
+          </w:p>
+        </w:tc>
+        <w:tc>
+          <w:tcPr>
+            <w:tcW w:type="dxa" w:w="1170"/>
+            <w:tcMar>
+              <w:top w:w="100" w:type="dxa"/>
+              <w:bottom w:w="100" w:type="dxa"/>
+              <w:left w:w="120" w:type="dxa"/>
+              <w:right w:w="120" w:type="dxa"/>
+            </w:tcMar>
+            <w:shd w:fill="F8FAFC"/>
+          </w:tcPr>
+          <w:p>
+            <w:pPr>
+              <w:spacing w:after="40" w:line="252" w:lineRule="auto"/>
+            </w:pPr>
+            <w:r>
+              <w:rPr>
+                <w:rFonts w:ascii="Times New Roman" w:hAnsi="Times New Roman"/>
+                <w:color w:val="333333"/>
+                <w:sz w:val="19"/>
+              </w:rPr>
+              <w:t>$[0.45, 0.20, 0.15, 0.10, 0.10]$</w:t>
+            </w:r>
+          </w:p>
+        </w:tc>
+        <w:tc>
+          <w:tcPr>
+            <w:tcW w:type="dxa" w:w="1170"/>
+            <w:tcMar>
+              <w:top w:w="100" w:type="dxa"/>
+              <w:bottom w:w="100" w:type="dxa"/>
+              <w:left w:w="120" w:type="dxa"/>
+              <w:right w:w="120" w:type="dxa"/>
+            </w:tcMar>
+            <w:shd w:fill="F8FAFC"/>
+          </w:tcPr>
+          <w:p>
+            <w:pPr>
+              <w:spacing w:after="40" w:line="252" w:lineRule="auto"/>
+            </w:pPr>
+            <w:r>
+              <w:rPr>
+                <w:rFonts w:ascii="Times New Roman" w:hAnsi="Times New Roman"/>
+                <w:color w:val="333333"/>
+                <w:sz w:val="19"/>
+              </w:rPr>
+              <w:t>$78.00\%$</w:t>
+            </w:r>
+          </w:p>
+        </w:tc>
+        <w:tc>
+          <w:tcPr>
+            <w:tcW w:type="dxa" w:w="1170"/>
+            <w:tcMar>
+              <w:top w:w="100" w:type="dxa"/>
+              <w:bottom w:w="100" w:type="dxa"/>
+              <w:left w:w="120" w:type="dxa"/>
+              <w:right w:w="120" w:type="dxa"/>
+            </w:tcMar>
+            <w:shd w:fill="F8FAFC"/>
+          </w:tcPr>
+          <w:p>
+            <w:pPr>
+              <w:spacing w:after="40" w:line="252" w:lineRule="auto"/>
+            </w:pPr>
+            <w:r>
+              <w:rPr>
+                <w:rFonts w:ascii="Times New Roman" w:hAnsi="Times New Roman"/>
+                <w:color w:val="333333"/>
+                <w:sz w:val="19"/>
+              </w:rPr>
+              <w:t>$0.3541$</w:t>
+            </w:r>
+          </w:p>
+        </w:tc>
+        <w:tc>
+          <w:tcPr>
+            <w:tcW w:type="dxa" w:w="1170"/>
+            <w:tcMar>
+              <w:top w:w="100" w:type="dxa"/>
+              <w:bottom w:w="100" w:type="dxa"/>
+              <w:left w:w="120" w:type="dxa"/>
+              <w:right w:w="120" w:type="dxa"/>
+            </w:tcMar>
+            <w:shd w:fill="F8FAFC"/>
+          </w:tcPr>
+          <w:p>
+            <w:pPr>
+              <w:spacing w:after="40" w:line="252" w:lineRule="auto"/>
+            </w:pPr>
+            <w:r>
+              <w:rPr>
+                <w:rFonts w:ascii="Times New Roman" w:hAnsi="Times New Roman"/>
+                <w:color w:val="333333"/>
+                <w:sz w:val="19"/>
+              </w:rPr>
+              <w:t>9</w:t>
+            </w:r>
+          </w:p>
+        </w:tc>
+        <w:tc>
+          <w:tcPr>
+            <w:tcW w:type="dxa" w:w="1170"/>
+            <w:tcMar>
+              <w:top w:w="100" w:type="dxa"/>
+              <w:bottom w:w="100" w:type="dxa"/>
+              <w:left w:w="120" w:type="dxa"/>
+              <w:right w:w="120" w:type="dxa"/>
+            </w:tcMar>
+            <w:shd w:fill="F8FAFC"/>
+          </w:tcPr>
+          <w:p>
+            <w:pPr>
+              <w:spacing w:after="40" w:line="252" w:lineRule="auto"/>
+            </w:pPr>
+            <w:r>
+              <w:rPr>
+                <w:rFonts w:ascii="Times New Roman" w:hAnsi="Times New Roman"/>
+                <w:color w:val="333333"/>
+                <w:sz w:val="19"/>
+              </w:rPr>
+              <w:t>$[0.650, 0.810]$</w:t>
+            </w:r>
+          </w:p>
+        </w:tc>
+        <w:tc>
+          <w:tcPr>
+            <w:tcW w:type="dxa" w:w="1170"/>
+            <w:tcMar>
+              <w:top w:w="100" w:type="dxa"/>
+              <w:bottom w:w="100" w:type="dxa"/>
+              <w:left w:w="120" w:type="dxa"/>
+              <w:right w:w="120" w:type="dxa"/>
+            </w:tcMar>
+            <w:shd w:fill="F8FAFC"/>
+          </w:tcPr>
+          <w:p>
+            <w:pPr>
+              <w:spacing w:after="40" w:line="252" w:lineRule="auto"/>
+            </w:pPr>
+            <w:r>
+              <w:rPr>
+                <w:rFonts w:ascii="Times New Roman" w:hAnsi="Times New Roman"/>
+                <w:color w:val="333333"/>
+                <w:sz w:val="19"/>
+              </w:rPr>
+              <w:t>$[0.332, 0.448]$</w:t>
+            </w:r>
+          </w:p>
+        </w:tc>
+      </w:tr>
+      <w:tr>
+        <w:tc>
+          <w:tcPr>
+            <w:tcW w:type="dxa" w:w="1170"/>
+            <w:tcMar>
+              <w:top w:w="100" w:type="dxa"/>
+              <w:bottom w:w="100" w:type="dxa"/>
+              <w:left w:w="120" w:type="dxa"/>
+              <w:right w:w="120" w:type="dxa"/>
+            </w:tcMar>
+          </w:tcPr>
+          <w:p>
+            <w:pPr>
+              <w:spacing w:after="40" w:line="252" w:lineRule="auto"/>
+            </w:pPr>
+            <w:r>
+              <w:rPr>
+                <w:rFonts w:ascii="Times New Roman" w:hAnsi="Times New Roman"/>
+                <w:color w:val="333333"/>
+                <w:sz w:val="19"/>
+              </w:rPr>
+            </w:r>
+          </w:p>
+        </w:tc>
+        <w:tc>
+          <w:tcPr>
+            <w:tcW w:type="dxa" w:w="1170"/>
+            <w:tcMar>
+              <w:top w:w="100" w:type="dxa"/>
+              <w:bottom w:w="100" w:type="dxa"/>
+              <w:left w:w="120" w:type="dxa"/>
+              <w:right w:w="120" w:type="dxa"/>
+            </w:tcMar>
+          </w:tcPr>
+          <w:p>
+            <w:pPr>
+              <w:spacing w:after="40" w:line="252" w:lineRule="auto"/>
+            </w:pPr>
+            <w:r>
+              <w:rPr>
+                <w:rFonts w:ascii="Times New Roman" w:hAnsi="Times New Roman"/>
+                <w:color w:val="333333"/>
+                <w:sz w:val="19"/>
+              </w:rPr>
+              <w:t>Accuracy-Critical</w:t>
+            </w:r>
+          </w:p>
+        </w:tc>
+        <w:tc>
+          <w:tcPr>
+            <w:tcW w:type="dxa" w:w="1170"/>
+            <w:tcMar>
+              <w:top w:w="100" w:type="dxa"/>
+              <w:bottom w:w="100" w:type="dxa"/>
+              <w:left w:w="120" w:type="dxa"/>
+              <w:right w:w="120" w:type="dxa"/>
+            </w:tcMar>
+          </w:tcPr>
+          <w:p>
+            <w:pPr>
+              <w:spacing w:after="40" w:line="252" w:lineRule="auto"/>
+            </w:pPr>
+            <w:r>
+              <w:rPr>
+                <w:rFonts w:ascii="Times New Roman" w:hAnsi="Times New Roman"/>
+                <w:color w:val="333333"/>
+                <w:sz w:val="19"/>
+              </w:rPr>
+              <w:t>$[0.80, 0.08, 0.06, 0.03, 0.03]$</w:t>
+            </w:r>
+          </w:p>
+        </w:tc>
+        <w:tc>
+          <w:tcPr>
+            <w:tcW w:type="dxa" w:w="1170"/>
+            <w:tcMar>
+              <w:top w:w="100" w:type="dxa"/>
+              <w:bottom w:w="100" w:type="dxa"/>
+              <w:left w:w="120" w:type="dxa"/>
+              <w:right w:w="120" w:type="dxa"/>
+            </w:tcMar>
+          </w:tcPr>
+          <w:p>
+            <w:pPr>
+              <w:spacing w:after="40" w:line="252" w:lineRule="auto"/>
+            </w:pPr>
+            <w:r>
+              <w:rPr>
+                <w:rFonts w:ascii="Times New Roman" w:hAnsi="Times New Roman"/>
+                <w:color w:val="333333"/>
+                <w:sz w:val="19"/>
+              </w:rPr>
+              <w:t>$79.50\%$</w:t>
+            </w:r>
+          </w:p>
+        </w:tc>
+        <w:tc>
+          <w:tcPr>
+            <w:tcW w:type="dxa" w:w="1170"/>
+            <w:tcMar>
+              <w:top w:w="100" w:type="dxa"/>
+              <w:bottom w:w="100" w:type="dxa"/>
+              <w:left w:w="120" w:type="dxa"/>
+              <w:right w:w="120" w:type="dxa"/>
+            </w:tcMar>
+          </w:tcPr>
+          <w:p>
+            <w:pPr>
+              <w:spacing w:after="40" w:line="252" w:lineRule="auto"/>
+            </w:pPr>
+            <w:r>
+              <w:rPr>
+                <w:rFonts w:ascii="Times New Roman" w:hAnsi="Times New Roman"/>
+                <w:color w:val="333333"/>
+                <w:sz w:val="19"/>
+              </w:rPr>
+              <w:t>$0.4120$</w:t>
+            </w:r>
+          </w:p>
+        </w:tc>
+        <w:tc>
+          <w:tcPr>
+            <w:tcW w:type="dxa" w:w="1170"/>
+            <w:tcMar>
+              <w:top w:w="100" w:type="dxa"/>
+              <w:bottom w:w="100" w:type="dxa"/>
+              <w:left w:w="120" w:type="dxa"/>
+              <w:right w:w="120" w:type="dxa"/>
+            </w:tcMar>
+          </w:tcPr>
+          <w:p>
+            <w:pPr>
+              <w:spacing w:after="40" w:line="252" w:lineRule="auto"/>
+            </w:pPr>
+            <w:r>
+              <w:rPr>
+                <w:rFonts w:ascii="Times New Roman" w:hAnsi="Times New Roman"/>
+                <w:color w:val="333333"/>
+                <w:sz w:val="19"/>
+              </w:rPr>
+              <w:t>5</w:t>
+            </w:r>
+          </w:p>
+        </w:tc>
+        <w:tc>
+          <w:tcPr>
+            <w:tcW w:type="dxa" w:w="1170"/>
+            <w:tcMar>
+              <w:top w:w="100" w:type="dxa"/>
+              <w:bottom w:w="100" w:type="dxa"/>
+              <w:left w:w="120" w:type="dxa"/>
+              <w:right w:w="120" w:type="dxa"/>
+            </w:tcMar>
+          </w:tcPr>
+          <w:p>
+            <w:pPr>
+              <w:spacing w:after="40" w:line="252" w:lineRule="auto"/>
+            </w:pPr>
+            <w:r>
+              <w:rPr>
+                <w:rFonts w:ascii="Times New Roman" w:hAnsi="Times New Roman"/>
+                <w:color w:val="333333"/>
+                <w:sz w:val="19"/>
+              </w:rPr>
+              <w:t>$[0.720, 0.825]$</w:t>
+            </w:r>
+          </w:p>
+        </w:tc>
+        <w:tc>
+          <w:tcPr>
+            <w:tcW w:type="dxa" w:w="1170"/>
+            <w:tcMar>
+              <w:top w:w="100" w:type="dxa"/>
+              <w:bottom w:w="100" w:type="dxa"/>
+              <w:left w:w="120" w:type="dxa"/>
+              <w:right w:w="120" w:type="dxa"/>
+            </w:tcMar>
+          </w:tcPr>
+          <w:p>
+            <w:pPr>
+              <w:spacing w:after="40" w:line="252" w:lineRule="auto"/>
+            </w:pPr>
+            <w:r>
+              <w:rPr>
+                <w:rFonts w:ascii="Times New Roman" w:hAnsi="Times New Roman"/>
+                <w:color w:val="333333"/>
+                <w:sz w:val="19"/>
+              </w:rPr>
+              <w:t>$[0.380, 0.485]$</w:t>
+            </w:r>
+          </w:p>
+        </w:tc>
+      </w:tr>
+      <w:tr>
+        <w:tc>
+          <w:tcPr>
+            <w:tcW w:type="dxa" w:w="1170"/>
+            <w:tcMar>
+              <w:top w:w="100" w:type="dxa"/>
+              <w:bottom w:w="100" w:type="dxa"/>
+              <w:left w:w="120" w:type="dxa"/>
+              <w:right w:w="120" w:type="dxa"/>
+            </w:tcMar>
+            <w:shd w:fill="F8FAFC"/>
+          </w:tcPr>
+          <w:p>
+            <w:pPr>
+              <w:spacing w:after="40" w:line="252" w:lineRule="auto"/>
+            </w:pPr>
+            <w:r>
+              <w:rPr>
+                <w:rFonts w:ascii="Times New Roman" w:hAnsi="Times New Roman"/>
+                <w:color w:val="333333"/>
+                <w:sz w:val="19"/>
+              </w:rPr>
+            </w:r>
+          </w:p>
+        </w:tc>
+        <w:tc>
+          <w:tcPr>
+            <w:tcW w:type="dxa" w:w="1170"/>
+            <w:tcMar>
+              <w:top w:w="100" w:type="dxa"/>
+              <w:bottom w:w="100" w:type="dxa"/>
+              <w:left w:w="120" w:type="dxa"/>
+              <w:right w:w="120" w:type="dxa"/>
+            </w:tcMar>
+            <w:shd w:fill="F8FAFC"/>
+          </w:tcPr>
+          <w:p>
+            <w:pPr>
+              <w:spacing w:after="40" w:line="252" w:lineRule="auto"/>
+            </w:pPr>
+            <w:r>
+              <w:rPr>
+                <w:rFonts w:ascii="Times New Roman" w:hAnsi="Times New Roman"/>
+                <w:color w:val="333333"/>
+                <w:sz w:val="19"/>
+              </w:rPr>
+              <w:t>Bandwidth-Constrained</w:t>
+            </w:r>
+          </w:p>
+        </w:tc>
+        <w:tc>
+          <w:tcPr>
+            <w:tcW w:type="dxa" w:w="1170"/>
+            <w:tcMar>
+              <w:top w:w="100" w:type="dxa"/>
+              <w:bottom w:w="100" w:type="dxa"/>
+              <w:left w:w="120" w:type="dxa"/>
+              <w:right w:w="120" w:type="dxa"/>
+            </w:tcMar>
+            <w:shd w:fill="F8FAFC"/>
+          </w:tcPr>
+          <w:p>
+            <w:pPr>
+              <w:spacing w:after="40" w:line="252" w:lineRule="auto"/>
+            </w:pPr>
+            <w:r>
+              <w:rPr>
+                <w:rFonts w:ascii="Times New Roman" w:hAnsi="Times New Roman"/>
+                <w:color w:val="333333"/>
+                <w:sz w:val="19"/>
+              </w:rPr>
+              <w:t>$[0.25, 0.10, 0.10, 0.05, 0.50]$</w:t>
+            </w:r>
+          </w:p>
+        </w:tc>
+        <w:tc>
+          <w:tcPr>
+            <w:tcW w:type="dxa" w:w="1170"/>
+            <w:tcMar>
+              <w:top w:w="100" w:type="dxa"/>
+              <w:bottom w:w="100" w:type="dxa"/>
+              <w:left w:w="120" w:type="dxa"/>
+              <w:right w:w="120" w:type="dxa"/>
+            </w:tcMar>
+            <w:shd w:fill="F8FAFC"/>
+          </w:tcPr>
+          <w:p>
+            <w:pPr>
+              <w:spacing w:after="40" w:line="252" w:lineRule="auto"/>
+            </w:pPr>
+            <w:r>
+              <w:rPr>
+                <w:rFonts w:ascii="Times New Roman" w:hAnsi="Times New Roman"/>
+                <w:color w:val="333333"/>
+                <w:sz w:val="19"/>
+              </w:rPr>
+              <w:t>$72.00\%$</w:t>
+            </w:r>
+          </w:p>
+        </w:tc>
+        <w:tc>
+          <w:tcPr>
+            <w:tcW w:type="dxa" w:w="1170"/>
+            <w:tcMar>
+              <w:top w:w="100" w:type="dxa"/>
+              <w:bottom w:w="100" w:type="dxa"/>
+              <w:left w:w="120" w:type="dxa"/>
+              <w:right w:w="120" w:type="dxa"/>
+            </w:tcMar>
+            <w:shd w:fill="F8FAFC"/>
+          </w:tcPr>
+          <w:p>
+            <w:pPr>
+              <w:spacing w:after="40" w:line="252" w:lineRule="auto"/>
+            </w:pPr>
+            <w:r>
+              <w:rPr>
+                <w:rFonts w:ascii="Times New Roman" w:hAnsi="Times New Roman"/>
+                <w:color w:val="333333"/>
+                <w:sz w:val="19"/>
+              </w:rPr>
+              <w:t>$0.2890$</w:t>
+            </w:r>
+          </w:p>
+        </w:tc>
+        <w:tc>
+          <w:tcPr>
+            <w:tcW w:type="dxa" w:w="1170"/>
+            <w:tcMar>
+              <w:top w:w="100" w:type="dxa"/>
+              <w:bottom w:w="100" w:type="dxa"/>
+              <w:left w:w="120" w:type="dxa"/>
+              <w:right w:w="120" w:type="dxa"/>
+            </w:tcMar>
+            <w:shd w:fill="F8FAFC"/>
+          </w:tcPr>
+          <w:p>
+            <w:pPr>
+              <w:spacing w:after="40" w:line="252" w:lineRule="auto"/>
+            </w:pPr>
+            <w:r>
+              <w:rPr>
+                <w:rFonts w:ascii="Times New Roman" w:hAnsi="Times New Roman"/>
+                <w:color w:val="333333"/>
+                <w:sz w:val="19"/>
+              </w:rPr>
+              <w:t>12</w:t>
+            </w:r>
+          </w:p>
+        </w:tc>
+        <w:tc>
+          <w:tcPr>
+            <w:tcW w:type="dxa" w:w="1170"/>
+            <w:tcMar>
+              <w:top w:w="100" w:type="dxa"/>
+              <w:bottom w:w="100" w:type="dxa"/>
+              <w:left w:w="120" w:type="dxa"/>
+              <w:right w:w="120" w:type="dxa"/>
+            </w:tcMar>
+            <w:shd w:fill="F8FAFC"/>
+          </w:tcPr>
+          <w:p>
+            <w:pPr>
+              <w:spacing w:after="40" w:line="252" w:lineRule="auto"/>
+            </w:pPr>
+            <w:r>
+              <w:rPr>
+                <w:rFonts w:ascii="Times New Roman" w:hAnsi="Times New Roman"/>
+                <w:color w:val="333333"/>
+                <w:sz w:val="19"/>
+              </w:rPr>
+              <w:t>$[0.600, 0.740]$</w:t>
+            </w:r>
+          </w:p>
+        </w:tc>
+        <w:tc>
+          <w:tcPr>
+            <w:tcW w:type="dxa" w:w="1170"/>
+            <w:tcMar>
+              <w:top w:w="100" w:type="dxa"/>
+              <w:bottom w:w="100" w:type="dxa"/>
+              <w:left w:w="120" w:type="dxa"/>
+              <w:right w:w="120" w:type="dxa"/>
+            </w:tcMar>
+            <w:shd w:fill="F8FAFC"/>
+          </w:tcPr>
+          <w:p>
+            <w:pPr>
+              <w:spacing w:after="40" w:line="252" w:lineRule="auto"/>
+            </w:pPr>
+            <w:r>
+              <w:rPr>
+                <w:rFonts w:ascii="Times New Roman" w:hAnsi="Times New Roman"/>
+                <w:color w:val="333333"/>
+                <w:sz w:val="19"/>
+              </w:rPr>
+              <w:t>$[0.265, 0.380]$</w:t>
+            </w:r>
+          </w:p>
+        </w:tc>
+      </w:tr>
+      <w:tr>
+        <w:tc>
+          <w:tcPr>
+            <w:tcW w:type="dxa" w:w="1170"/>
+            <w:tcMar>
+              <w:top w:w="100" w:type="dxa"/>
+              <w:bottom w:w="100" w:type="dxa"/>
+              <w:left w:w="120" w:type="dxa"/>
+              <w:right w:w="120" w:type="dxa"/>
+            </w:tcMar>
+          </w:tcPr>
+          <w:p>
+            <w:pPr>
+              <w:spacing w:after="40" w:line="252" w:lineRule="auto"/>
+            </w:pPr>
+            <w:r>
+              <w:rPr>
+                <w:rFonts w:ascii="Times New Roman" w:hAnsi="Times New Roman"/>
+                <w:color w:val="333333"/>
+                <w:sz w:val="19"/>
+              </w:rPr>
+            </w:r>
+          </w:p>
+        </w:tc>
+        <w:tc>
+          <w:tcPr>
+            <w:tcW w:type="dxa" w:w="1170"/>
+            <w:tcMar>
+              <w:top w:w="100" w:type="dxa"/>
+              <w:bottom w:w="100" w:type="dxa"/>
+              <w:left w:w="120" w:type="dxa"/>
+              <w:right w:w="120" w:type="dxa"/>
+            </w:tcMar>
+          </w:tcPr>
+          <w:p>
+            <w:pPr>
+              <w:spacing w:after="40" w:line="252" w:lineRule="auto"/>
+            </w:pPr>
+            <w:r>
+              <w:rPr>
+                <w:rFonts w:ascii="Times New Roman" w:hAnsi="Times New Roman"/>
+                <w:color w:val="333333"/>
+                <w:sz w:val="19"/>
+              </w:rPr>
+              <w:t>Latency-Sensitive</w:t>
+            </w:r>
+          </w:p>
+        </w:tc>
+        <w:tc>
+          <w:tcPr>
+            <w:tcW w:type="dxa" w:w="1170"/>
+            <w:tcMar>
+              <w:top w:w="100" w:type="dxa"/>
+              <w:bottom w:w="100" w:type="dxa"/>
+              <w:left w:w="120" w:type="dxa"/>
+              <w:right w:w="120" w:type="dxa"/>
+            </w:tcMar>
+          </w:tcPr>
+          <w:p>
+            <w:pPr>
+              <w:spacing w:after="40" w:line="252" w:lineRule="auto"/>
+            </w:pPr>
+            <w:r>
+              <w:rPr>
+                <w:rFonts w:ascii="Times New Roman" w:hAnsi="Times New Roman"/>
+                <w:color w:val="333333"/>
+                <w:sz w:val="19"/>
+              </w:rPr>
+              <w:t>$[0.25, 0.10, 0.10, 0.50, 0.05]$</w:t>
+            </w:r>
+          </w:p>
+        </w:tc>
+        <w:tc>
+          <w:tcPr>
+            <w:tcW w:type="dxa" w:w="1170"/>
+            <w:tcMar>
+              <w:top w:w="100" w:type="dxa"/>
+              <w:bottom w:w="100" w:type="dxa"/>
+              <w:left w:w="120" w:type="dxa"/>
+              <w:right w:w="120" w:type="dxa"/>
+            </w:tcMar>
+          </w:tcPr>
+          <w:p>
+            <w:pPr>
+              <w:spacing w:after="40" w:line="252" w:lineRule="auto"/>
+            </w:pPr>
+            <w:r>
+              <w:rPr>
+                <w:rFonts w:ascii="Times New Roman" w:hAnsi="Times New Roman"/>
+                <w:color w:val="333333"/>
+                <w:sz w:val="19"/>
+              </w:rPr>
+              <w:t>$74.50\%$</w:t>
+            </w:r>
+          </w:p>
+        </w:tc>
+        <w:tc>
+          <w:tcPr>
+            <w:tcW w:type="dxa" w:w="1170"/>
+            <w:tcMar>
+              <w:top w:w="100" w:type="dxa"/>
+              <w:bottom w:w="100" w:type="dxa"/>
+              <w:left w:w="120" w:type="dxa"/>
+              <w:right w:w="120" w:type="dxa"/>
+            </w:tcMar>
+          </w:tcPr>
+          <w:p>
+            <w:pPr>
+              <w:spacing w:after="40" w:line="252" w:lineRule="auto"/>
+            </w:pPr>
+            <w:r>
+              <w:rPr>
+                <w:rFonts w:ascii="Times New Roman" w:hAnsi="Times New Roman"/>
+                <w:color w:val="333333"/>
+                <w:sz w:val="19"/>
+              </w:rPr>
+              <w:t>$0.3120$</w:t>
+            </w:r>
+          </w:p>
+        </w:tc>
+        <w:tc>
+          <w:tcPr>
+            <w:tcW w:type="dxa" w:w="1170"/>
+            <w:tcMar>
+              <w:top w:w="100" w:type="dxa"/>
+              <w:bottom w:w="100" w:type="dxa"/>
+              <w:left w:w="120" w:type="dxa"/>
+              <w:right w:w="120" w:type="dxa"/>
+            </w:tcMar>
+          </w:tcPr>
+          <w:p>
+            <w:pPr>
+              <w:spacing w:after="40" w:line="252" w:lineRule="auto"/>
+            </w:pPr>
+            <w:r>
+              <w:rPr>
+                <w:rFonts w:ascii="Times New Roman" w:hAnsi="Times New Roman"/>
+                <w:color w:val="333333"/>
+                <w:sz w:val="19"/>
+              </w:rPr>
+              <w:t>11</w:t>
+            </w:r>
+          </w:p>
+        </w:tc>
+        <w:tc>
+          <w:tcPr>
+            <w:tcW w:type="dxa" w:w="1170"/>
+            <w:tcMar>
+              <w:top w:w="100" w:type="dxa"/>
+              <w:bottom w:w="100" w:type="dxa"/>
+              <w:left w:w="120" w:type="dxa"/>
+              <w:right w:w="120" w:type="dxa"/>
+            </w:tcMar>
+          </w:tcPr>
+          <w:p>
+            <w:pPr>
+              <w:spacing w:after="40" w:line="252" w:lineRule="auto"/>
+            </w:pPr>
+            <w:r>
+              <w:rPr>
+                <w:rFonts w:ascii="Times New Roman" w:hAnsi="Times New Roman"/>
+                <w:color w:val="333333"/>
+                <w:sz w:val="19"/>
+              </w:rPr>
+              <w:t>$[0.620, 0.765]$</w:t>
+            </w:r>
+          </w:p>
+        </w:tc>
+        <w:tc>
+          <w:tcPr>
+            <w:tcW w:type="dxa" w:w="1170"/>
+            <w:tcMar>
+              <w:top w:w="100" w:type="dxa"/>
+              <w:bottom w:w="100" w:type="dxa"/>
+              <w:left w:w="120" w:type="dxa"/>
+              <w:right w:w="120" w:type="dxa"/>
+            </w:tcMar>
+          </w:tcPr>
+          <w:p>
+            <w:pPr>
+              <w:spacing w:after="40" w:line="252" w:lineRule="auto"/>
+            </w:pPr>
+            <w:r>
+              <w:rPr>
+                <w:rFonts w:ascii="Times New Roman" w:hAnsi="Times New Roman"/>
+                <w:color w:val="333333"/>
+                <w:sz w:val="19"/>
+              </w:rPr>
+              <w:t>$[0.290, 0.415]$</w:t>
+            </w:r>
+          </w:p>
+        </w:tc>
+      </w:tr>
+      <w:tr>
+        <w:tc>
+          <w:tcPr>
+            <w:tcW w:type="dxa" w:w="1170"/>
+            <w:tcMar>
+              <w:top w:w="100" w:type="dxa"/>
+              <w:bottom w:w="100" w:type="dxa"/>
+              <w:left w:w="120" w:type="dxa"/>
+              <w:right w:w="120" w:type="dxa"/>
+            </w:tcMar>
+            <w:shd w:fill="F8FAFC"/>
+          </w:tcPr>
+          <w:p>
+            <w:pPr>
+              <w:spacing w:after="40" w:line="252" w:lineRule="auto"/>
+            </w:pPr>
+            <w:r>
+              <w:rPr>
+                <w:rFonts w:ascii="Times New Roman" w:hAnsi="Times New Roman"/>
+                <w:color w:val="333333"/>
+                <w:sz w:val="19"/>
+              </w:rPr>
+              <w:t>**ISCX VPN**</w:t>
+            </w:r>
+          </w:p>
+        </w:tc>
+        <w:tc>
+          <w:tcPr>
+            <w:tcW w:type="dxa" w:w="1170"/>
+            <w:tcMar>
+              <w:top w:w="100" w:type="dxa"/>
+              <w:bottom w:w="100" w:type="dxa"/>
+              <w:left w:w="120" w:type="dxa"/>
+              <w:right w:w="120" w:type="dxa"/>
+            </w:tcMar>
+            <w:shd w:fill="F8FAFC"/>
+          </w:tcPr>
+          <w:p>
+            <w:pPr>
+              <w:spacing w:after="40" w:line="252" w:lineRule="auto"/>
+            </w:pPr>
+            <w:r>
+              <w:rPr>
+                <w:rFonts w:ascii="Times New Roman" w:hAnsi="Times New Roman"/>
+                <w:color w:val="333333"/>
+                <w:sz w:val="19"/>
+              </w:rPr>
+              <w:t>Default (Balanced)</w:t>
+            </w:r>
+          </w:p>
+        </w:tc>
+        <w:tc>
+          <w:tcPr>
+            <w:tcW w:type="dxa" w:w="1170"/>
+            <w:tcMar>
+              <w:top w:w="100" w:type="dxa"/>
+              <w:bottom w:w="100" w:type="dxa"/>
+              <w:left w:w="120" w:type="dxa"/>
+              <w:right w:w="120" w:type="dxa"/>
+            </w:tcMar>
+            <w:shd w:fill="F8FAFC"/>
+          </w:tcPr>
+          <w:p>
+            <w:pPr>
+              <w:spacing w:after="40" w:line="252" w:lineRule="auto"/>
+            </w:pPr>
+            <w:r>
+              <w:rPr>
+                <w:rFonts w:ascii="Times New Roman" w:hAnsi="Times New Roman"/>
+                <w:color w:val="333333"/>
+                <w:sz w:val="19"/>
+              </w:rPr>
+              <w:t>$[0.45, 0.20, 0.15, 0.10, 0.10]$</w:t>
+            </w:r>
+          </w:p>
+        </w:tc>
+        <w:tc>
+          <w:tcPr>
+            <w:tcW w:type="dxa" w:w="1170"/>
+            <w:tcMar>
+              <w:top w:w="100" w:type="dxa"/>
+              <w:bottom w:w="100" w:type="dxa"/>
+              <w:left w:w="120" w:type="dxa"/>
+              <w:right w:w="120" w:type="dxa"/>
+            </w:tcMar>
+            <w:shd w:fill="F8FAFC"/>
+          </w:tcPr>
+          <w:p>
+            <w:pPr>
+              <w:spacing w:after="40" w:line="252" w:lineRule="auto"/>
+            </w:pPr>
+            <w:r>
+              <w:rPr>
+                <w:rFonts w:ascii="Times New Roman" w:hAnsi="Times New Roman"/>
+                <w:color w:val="333333"/>
+                <w:sz w:val="19"/>
+              </w:rPr>
+              <w:t>$38.50\%$</w:t>
+            </w:r>
+          </w:p>
+        </w:tc>
+        <w:tc>
+          <w:tcPr>
+            <w:tcW w:type="dxa" w:w="1170"/>
+            <w:tcMar>
+              <w:top w:w="100" w:type="dxa"/>
+              <w:bottom w:w="100" w:type="dxa"/>
+              <w:left w:w="120" w:type="dxa"/>
+              <w:right w:w="120" w:type="dxa"/>
+            </w:tcMar>
+            <w:shd w:fill="F8FAFC"/>
+          </w:tcPr>
+          <w:p>
+            <w:pPr>
+              <w:spacing w:after="40" w:line="252" w:lineRule="auto"/>
+            </w:pPr>
+            <w:r>
+              <w:rPr>
+                <w:rFonts w:ascii="Times New Roman" w:hAnsi="Times New Roman"/>
+                <w:color w:val="333333"/>
+                <w:sz w:val="19"/>
+              </w:rPr>
+              <w:t>$0.5999$</w:t>
+            </w:r>
+          </w:p>
+        </w:tc>
+        <w:tc>
+          <w:tcPr>
+            <w:tcW w:type="dxa" w:w="1170"/>
+            <w:tcMar>
+              <w:top w:w="100" w:type="dxa"/>
+              <w:bottom w:w="100" w:type="dxa"/>
+              <w:left w:w="120" w:type="dxa"/>
+              <w:right w:w="120" w:type="dxa"/>
+            </w:tcMar>
+            <w:shd w:fill="F8FAFC"/>
+          </w:tcPr>
+          <w:p>
+            <w:pPr>
+              <w:spacing w:after="40" w:line="252" w:lineRule="auto"/>
+            </w:pPr>
+            <w:r>
+              <w:rPr>
+                <w:rFonts w:ascii="Times New Roman" w:hAnsi="Times New Roman"/>
+                <w:color w:val="333333"/>
+                <w:sz w:val="19"/>
+              </w:rPr>
+              <w:t>9</w:t>
+            </w:r>
+          </w:p>
+        </w:tc>
+        <w:tc>
+          <w:tcPr>
+            <w:tcW w:type="dxa" w:w="1170"/>
+            <w:tcMar>
+              <w:top w:w="100" w:type="dxa"/>
+              <w:bottom w:w="100" w:type="dxa"/>
+              <w:left w:w="120" w:type="dxa"/>
+              <w:right w:w="120" w:type="dxa"/>
+            </w:tcMar>
+            <w:shd w:fill="F8FAFC"/>
+          </w:tcPr>
+          <w:p>
+            <w:pPr>
+              <w:spacing w:after="40" w:line="252" w:lineRule="auto"/>
+            </w:pPr>
+            <w:r>
+              <w:rPr>
+                <w:rFonts w:ascii="Times New Roman" w:hAnsi="Times New Roman"/>
+                <w:color w:val="333333"/>
+                <w:sz w:val="19"/>
+              </w:rPr>
+              <w:t>$[0.000, 0.000]$</w:t>
+            </w:r>
+          </w:p>
+        </w:tc>
+        <w:tc>
+          <w:tcPr>
+            <w:tcW w:type="dxa" w:w="1170"/>
+            <w:tcMar>
+              <w:top w:w="100" w:type="dxa"/>
+              <w:bottom w:w="100" w:type="dxa"/>
+              <w:left w:w="120" w:type="dxa"/>
+              <w:right w:w="120" w:type="dxa"/>
+            </w:tcMar>
+            <w:shd w:fill="F8FAFC"/>
+          </w:tcPr>
+          <w:p>
+            <w:pPr>
+              <w:spacing w:after="40" w:line="252" w:lineRule="auto"/>
+            </w:pPr>
+            <w:r>
+              <w:rPr>
+                <w:rFonts w:ascii="Times New Roman" w:hAnsi="Times New Roman"/>
+                <w:color w:val="333333"/>
+                <w:sz w:val="19"/>
+              </w:rPr>
+              <w:t>$[0.559, 0.637]$</w:t>
+            </w:r>
+          </w:p>
+        </w:tc>
+      </w:tr>
+      <w:tr>
+        <w:tc>
+          <w:tcPr>
+            <w:tcW w:type="dxa" w:w="1170"/>
+            <w:tcMar>
+              <w:top w:w="100" w:type="dxa"/>
+              <w:bottom w:w="100" w:type="dxa"/>
+              <w:left w:w="120" w:type="dxa"/>
+              <w:right w:w="120" w:type="dxa"/>
+            </w:tcMar>
+          </w:tcPr>
+          <w:p>
+            <w:pPr>
+              <w:spacing w:after="40" w:line="252" w:lineRule="auto"/>
+            </w:pPr>
+            <w:r>
+              <w:rPr>
+                <w:rFonts w:ascii="Times New Roman" w:hAnsi="Times New Roman"/>
+                <w:color w:val="333333"/>
+                <w:sz w:val="19"/>
+              </w:rPr>
+            </w:r>
+          </w:p>
+        </w:tc>
+        <w:tc>
+          <w:tcPr>
+            <w:tcW w:type="dxa" w:w="1170"/>
+            <w:tcMar>
+              <w:top w:w="100" w:type="dxa"/>
+              <w:bottom w:w="100" w:type="dxa"/>
+              <w:left w:w="120" w:type="dxa"/>
+              <w:right w:w="120" w:type="dxa"/>
+            </w:tcMar>
+          </w:tcPr>
+          <w:p>
+            <w:pPr>
+              <w:spacing w:after="40" w:line="252" w:lineRule="auto"/>
+            </w:pPr>
+            <w:r>
+              <w:rPr>
+                <w:rFonts w:ascii="Times New Roman" w:hAnsi="Times New Roman"/>
+                <w:color w:val="333333"/>
+                <w:sz w:val="19"/>
+              </w:rPr>
+              <w:t>Accuracy-Critical</w:t>
+            </w:r>
+          </w:p>
+        </w:tc>
+        <w:tc>
+          <w:tcPr>
+            <w:tcW w:type="dxa" w:w="1170"/>
+            <w:tcMar>
+              <w:top w:w="100" w:type="dxa"/>
+              <w:bottom w:w="100" w:type="dxa"/>
+              <w:left w:w="120" w:type="dxa"/>
+              <w:right w:w="120" w:type="dxa"/>
+            </w:tcMar>
+          </w:tcPr>
+          <w:p>
+            <w:pPr>
+              <w:spacing w:after="40" w:line="252" w:lineRule="auto"/>
+            </w:pPr>
+            <w:r>
+              <w:rPr>
+                <w:rFonts w:ascii="Times New Roman" w:hAnsi="Times New Roman"/>
+                <w:color w:val="333333"/>
+                <w:sz w:val="19"/>
+              </w:rPr>
+              <w:t>$[0.80, 0.08, 0.06, 0.03, 0.03]$</w:t>
+            </w:r>
+          </w:p>
+        </w:tc>
+        <w:tc>
+          <w:tcPr>
+            <w:tcW w:type="dxa" w:w="1170"/>
+            <w:tcMar>
+              <w:top w:w="100" w:type="dxa"/>
+              <w:bottom w:w="100" w:type="dxa"/>
+              <w:left w:w="120" w:type="dxa"/>
+              <w:right w:w="120" w:type="dxa"/>
+            </w:tcMar>
+          </w:tcPr>
+          <w:p>
+            <w:pPr>
+              <w:spacing w:after="40" w:line="252" w:lineRule="auto"/>
+            </w:pPr>
+            <w:r>
+              <w:rPr>
+                <w:rFonts w:ascii="Times New Roman" w:hAnsi="Times New Roman"/>
+                <w:color w:val="333333"/>
+                <w:sz w:val="19"/>
+              </w:rPr>
+              <w:t>$36.00\%$</w:t>
+            </w:r>
+          </w:p>
+        </w:tc>
+        <w:tc>
+          <w:tcPr>
+            <w:tcW w:type="dxa" w:w="1170"/>
+            <w:tcMar>
+              <w:top w:w="100" w:type="dxa"/>
+              <w:bottom w:w="100" w:type="dxa"/>
+              <w:left w:w="120" w:type="dxa"/>
+              <w:right w:w="120" w:type="dxa"/>
+            </w:tcMar>
+          </w:tcPr>
+          <w:p>
+            <w:pPr>
+              <w:spacing w:after="40" w:line="252" w:lineRule="auto"/>
+            </w:pPr>
+            <w:r>
+              <w:rPr>
+                <w:rFonts w:ascii="Times New Roman" w:hAnsi="Times New Roman"/>
+                <w:color w:val="333333"/>
+                <w:sz w:val="19"/>
+              </w:rPr>
+              <w:t>$0.8653$</w:t>
+            </w:r>
+          </w:p>
+        </w:tc>
+        <w:tc>
+          <w:tcPr>
+            <w:tcW w:type="dxa" w:w="1170"/>
+            <w:tcMar>
+              <w:top w:w="100" w:type="dxa"/>
+              <w:bottom w:w="100" w:type="dxa"/>
+              <w:left w:w="120" w:type="dxa"/>
+              <w:right w:w="120" w:type="dxa"/>
+            </w:tcMar>
+          </w:tcPr>
+          <w:p>
+            <w:pPr>
+              <w:spacing w:after="40" w:line="252" w:lineRule="auto"/>
+            </w:pPr>
+            <w:r>
+              <w:rPr>
+                <w:rFonts w:ascii="Times New Roman" w:hAnsi="Times New Roman"/>
+                <w:color w:val="333333"/>
+                <w:sz w:val="19"/>
+              </w:rPr>
+              <w:t>2</w:t>
+            </w:r>
+          </w:p>
+        </w:tc>
+        <w:tc>
+          <w:tcPr>
+            <w:tcW w:type="dxa" w:w="1170"/>
+            <w:tcMar>
+              <w:top w:w="100" w:type="dxa"/>
+              <w:bottom w:w="100" w:type="dxa"/>
+              <w:left w:w="120" w:type="dxa"/>
+              <w:right w:w="120" w:type="dxa"/>
+            </w:tcMar>
+          </w:tcPr>
+          <w:p>
+            <w:pPr>
+              <w:spacing w:after="40" w:line="252" w:lineRule="auto"/>
+            </w:pPr>
+            <w:r>
+              <w:rPr>
+                <w:rFonts w:ascii="Times New Roman" w:hAnsi="Times New Roman"/>
+                <w:color w:val="333333"/>
+                <w:sz w:val="19"/>
+              </w:rPr>
+              <w:t>$[0.000, 0.000]$</w:t>
+            </w:r>
+          </w:p>
+        </w:tc>
+        <w:tc>
+          <w:tcPr>
+            <w:tcW w:type="dxa" w:w="1170"/>
+            <w:tcMar>
+              <w:top w:w="100" w:type="dxa"/>
+              <w:bottom w:w="100" w:type="dxa"/>
+              <w:left w:w="120" w:type="dxa"/>
+              <w:right w:w="120" w:type="dxa"/>
+            </w:tcMar>
+          </w:tcPr>
+          <w:p>
+            <w:pPr>
+              <w:spacing w:after="40" w:line="252" w:lineRule="auto"/>
+            </w:pPr>
+            <w:r>
+              <w:rPr>
+                <w:rFonts w:ascii="Times New Roman" w:hAnsi="Times New Roman"/>
+                <w:color w:val="333333"/>
+                <w:sz w:val="19"/>
+              </w:rPr>
+              <w:t>$[0.865, 0.867]$</w:t>
+            </w:r>
+          </w:p>
+        </w:tc>
+      </w:tr>
+      <w:tr>
+        <w:tc>
+          <w:tcPr>
+            <w:tcW w:type="dxa" w:w="1170"/>
+            <w:tcMar>
+              <w:top w:w="100" w:type="dxa"/>
+              <w:bottom w:w="100" w:type="dxa"/>
+              <w:left w:w="120" w:type="dxa"/>
+              <w:right w:w="120" w:type="dxa"/>
+            </w:tcMar>
+            <w:shd w:fill="F8FAFC"/>
+          </w:tcPr>
+          <w:p>
+            <w:pPr>
+              <w:spacing w:after="40" w:line="252" w:lineRule="auto"/>
+            </w:pPr>
+            <w:r>
+              <w:rPr>
+                <w:rFonts w:ascii="Times New Roman" w:hAnsi="Times New Roman"/>
+                <w:color w:val="333333"/>
+                <w:sz w:val="19"/>
+              </w:rPr>
+            </w:r>
+          </w:p>
+        </w:tc>
+        <w:tc>
+          <w:tcPr>
+            <w:tcW w:type="dxa" w:w="1170"/>
+            <w:tcMar>
+              <w:top w:w="100" w:type="dxa"/>
+              <w:bottom w:w="100" w:type="dxa"/>
+              <w:left w:w="120" w:type="dxa"/>
+              <w:right w:w="120" w:type="dxa"/>
+            </w:tcMar>
+            <w:shd w:fill="F8FAFC"/>
+          </w:tcPr>
+          <w:p>
+            <w:pPr>
+              <w:spacing w:after="40" w:line="252" w:lineRule="auto"/>
+            </w:pPr>
+            <w:r>
+              <w:rPr>
+                <w:rFonts w:ascii="Times New Roman" w:hAnsi="Times New Roman"/>
+                <w:color w:val="333333"/>
+                <w:sz w:val="19"/>
+              </w:rPr>
+              <w:t>Bandwidth-Constrained</w:t>
+            </w:r>
+          </w:p>
+        </w:tc>
+        <w:tc>
+          <w:tcPr>
+            <w:tcW w:type="dxa" w:w="1170"/>
+            <w:tcMar>
+              <w:top w:w="100" w:type="dxa"/>
+              <w:bottom w:w="100" w:type="dxa"/>
+              <w:left w:w="120" w:type="dxa"/>
+              <w:right w:w="120" w:type="dxa"/>
+            </w:tcMar>
+            <w:shd w:fill="F8FAFC"/>
+          </w:tcPr>
+          <w:p>
+            <w:pPr>
+              <w:spacing w:after="40" w:line="252" w:lineRule="auto"/>
+            </w:pPr>
+            <w:r>
+              <w:rPr>
+                <w:rFonts w:ascii="Times New Roman" w:hAnsi="Times New Roman"/>
+                <w:color w:val="333333"/>
+                <w:sz w:val="19"/>
+              </w:rPr>
+              <w:t>$[0.25, 0.10, 0.10, 0.05, 0.50]$</w:t>
+            </w:r>
+          </w:p>
+        </w:tc>
+        <w:tc>
+          <w:tcPr>
+            <w:tcW w:type="dxa" w:w="1170"/>
+            <w:tcMar>
+              <w:top w:w="100" w:type="dxa"/>
+              <w:bottom w:w="100" w:type="dxa"/>
+              <w:left w:w="120" w:type="dxa"/>
+              <w:right w:w="120" w:type="dxa"/>
+            </w:tcMar>
+            <w:shd w:fill="F8FAFC"/>
+          </w:tcPr>
+          <w:p>
+            <w:pPr>
+              <w:spacing w:after="40" w:line="252" w:lineRule="auto"/>
+            </w:pPr>
+            <w:r>
+              <w:rPr>
+                <w:rFonts w:ascii="Times New Roman" w:hAnsi="Times New Roman"/>
+                <w:color w:val="333333"/>
+                <w:sz w:val="19"/>
+              </w:rPr>
+              <w:t>$37.50\%$</w:t>
+            </w:r>
+          </w:p>
+        </w:tc>
+        <w:tc>
+          <w:tcPr>
+            <w:tcW w:type="dxa" w:w="1170"/>
+            <w:tcMar>
+              <w:top w:w="100" w:type="dxa"/>
+              <w:bottom w:w="100" w:type="dxa"/>
+              <w:left w:w="120" w:type="dxa"/>
+              <w:right w:w="120" w:type="dxa"/>
+            </w:tcMar>
+            <w:shd w:fill="F8FAFC"/>
+          </w:tcPr>
+          <w:p>
+            <w:pPr>
+              <w:spacing w:after="40" w:line="252" w:lineRule="auto"/>
+            </w:pPr>
+            <w:r>
+              <w:rPr>
+                <w:rFonts w:ascii="Times New Roman" w:hAnsi="Times New Roman"/>
+                <w:color w:val="333333"/>
+                <w:sz w:val="19"/>
+              </w:rPr>
+              <w:t>$0.7461$</w:t>
+            </w:r>
+          </w:p>
+        </w:tc>
+        <w:tc>
+          <w:tcPr>
+            <w:tcW w:type="dxa" w:w="1170"/>
+            <w:tcMar>
+              <w:top w:w="100" w:type="dxa"/>
+              <w:bottom w:w="100" w:type="dxa"/>
+              <w:left w:w="120" w:type="dxa"/>
+              <w:right w:w="120" w:type="dxa"/>
+            </w:tcMar>
+            <w:shd w:fill="F8FAFC"/>
+          </w:tcPr>
+          <w:p>
+            <w:pPr>
+              <w:spacing w:after="40" w:line="252" w:lineRule="auto"/>
+            </w:pPr>
+            <w:r>
+              <w:rPr>
+                <w:rFonts w:ascii="Times New Roman" w:hAnsi="Times New Roman"/>
+                <w:color w:val="333333"/>
+                <w:sz w:val="19"/>
+              </w:rPr>
+              <w:t>17</w:t>
+            </w:r>
+          </w:p>
+        </w:tc>
+        <w:tc>
+          <w:tcPr>
+            <w:tcW w:type="dxa" w:w="1170"/>
+            <w:tcMar>
+              <w:top w:w="100" w:type="dxa"/>
+              <w:bottom w:w="100" w:type="dxa"/>
+              <w:left w:w="120" w:type="dxa"/>
+              <w:right w:w="120" w:type="dxa"/>
+            </w:tcMar>
+            <w:shd w:fill="F8FAFC"/>
+          </w:tcPr>
+          <w:p>
+            <w:pPr>
+              <w:spacing w:after="40" w:line="252" w:lineRule="auto"/>
+            </w:pPr>
+            <w:r>
+              <w:rPr>
+                <w:rFonts w:ascii="Times New Roman" w:hAnsi="Times New Roman"/>
+                <w:color w:val="333333"/>
+                <w:sz w:val="19"/>
+              </w:rPr>
+              <w:t>$[0.000, 1.000]$</w:t>
+            </w:r>
+          </w:p>
+        </w:tc>
+        <w:tc>
+          <w:tcPr>
+            <w:tcW w:type="dxa" w:w="1170"/>
+            <w:tcMar>
+              <w:top w:w="100" w:type="dxa"/>
+              <w:bottom w:w="100" w:type="dxa"/>
+              <w:left w:w="120" w:type="dxa"/>
+              <w:right w:w="120" w:type="dxa"/>
+            </w:tcMar>
+            <w:shd w:fill="F8FAFC"/>
+          </w:tcPr>
+          <w:p>
+            <w:pPr>
+              <w:spacing w:after="40" w:line="252" w:lineRule="auto"/>
+            </w:pPr>
+            <w:r>
+              <w:rPr>
+                <w:rFonts w:ascii="Times New Roman" w:hAnsi="Times New Roman"/>
+                <w:color w:val="333333"/>
+                <w:sz w:val="19"/>
+              </w:rPr>
+              <w:t>$[0.412, 0.781]$</w:t>
+            </w:r>
+          </w:p>
+        </w:tc>
+      </w:tr>
+      <w:tr>
+        <w:tc>
+          <w:tcPr>
+            <w:tcW w:type="dxa" w:w="1170"/>
+            <w:tcMar>
+              <w:top w:w="100" w:type="dxa"/>
+              <w:bottom w:w="100" w:type="dxa"/>
+              <w:left w:w="120" w:type="dxa"/>
+              <w:right w:w="120" w:type="dxa"/>
+            </w:tcMar>
+          </w:tcPr>
+          <w:p>
+            <w:pPr>
+              <w:spacing w:after="40" w:line="252" w:lineRule="auto"/>
+            </w:pPr>
+            <w:r>
+              <w:rPr>
+                <w:rFonts w:ascii="Times New Roman" w:hAnsi="Times New Roman"/>
+                <w:color w:val="333333"/>
+                <w:sz w:val="19"/>
+              </w:rPr>
+            </w:r>
+          </w:p>
+        </w:tc>
+        <w:tc>
+          <w:tcPr>
+            <w:tcW w:type="dxa" w:w="1170"/>
+            <w:tcMar>
+              <w:top w:w="100" w:type="dxa"/>
+              <w:bottom w:w="100" w:type="dxa"/>
+              <w:left w:w="120" w:type="dxa"/>
+              <w:right w:w="120" w:type="dxa"/>
+            </w:tcMar>
+          </w:tcPr>
+          <w:p>
+            <w:pPr>
+              <w:spacing w:after="40" w:line="252" w:lineRule="auto"/>
+            </w:pPr>
+            <w:r>
+              <w:rPr>
+                <w:rFonts w:ascii="Times New Roman" w:hAnsi="Times New Roman"/>
+                <w:color w:val="333333"/>
+                <w:sz w:val="19"/>
+              </w:rPr>
+              <w:t>Latency-Sensitive</w:t>
+            </w:r>
+          </w:p>
+        </w:tc>
+        <w:tc>
+          <w:tcPr>
+            <w:tcW w:type="dxa" w:w="1170"/>
+            <w:tcMar>
+              <w:top w:w="100" w:type="dxa"/>
+              <w:bottom w:w="100" w:type="dxa"/>
+              <w:left w:w="120" w:type="dxa"/>
+              <w:right w:w="120" w:type="dxa"/>
+            </w:tcMar>
+          </w:tcPr>
+          <w:p>
+            <w:pPr>
+              <w:spacing w:after="40" w:line="252" w:lineRule="auto"/>
+            </w:pPr>
+            <w:r>
+              <w:rPr>
+                <w:rFonts w:ascii="Times New Roman" w:hAnsi="Times New Roman"/>
+                <w:color w:val="333333"/>
+                <w:sz w:val="19"/>
+              </w:rPr>
+              <w:t>$[0.25, 0.10, 0.10, 0.50, 0.05]$</w:t>
+            </w:r>
+          </w:p>
+        </w:tc>
+        <w:tc>
+          <w:tcPr>
+            <w:tcW w:type="dxa" w:w="1170"/>
+            <w:tcMar>
+              <w:top w:w="100" w:type="dxa"/>
+              <w:bottom w:w="100" w:type="dxa"/>
+              <w:left w:w="120" w:type="dxa"/>
+              <w:right w:w="120" w:type="dxa"/>
+            </w:tcMar>
+          </w:tcPr>
+          <w:p>
+            <w:pPr>
+              <w:spacing w:after="40" w:line="252" w:lineRule="auto"/>
+            </w:pPr>
+            <w:r>
+              <w:rPr>
+                <w:rFonts w:ascii="Times New Roman" w:hAnsi="Times New Roman"/>
+                <w:color w:val="333333"/>
+                <w:sz w:val="19"/>
+              </w:rPr>
+              <w:t>$39.00\%$</w:t>
+            </w:r>
+          </w:p>
+        </w:tc>
+        <w:tc>
+          <w:tcPr>
+            <w:tcW w:type="dxa" w:w="1170"/>
+            <w:tcMar>
+              <w:top w:w="100" w:type="dxa"/>
+              <w:bottom w:w="100" w:type="dxa"/>
+              <w:left w:w="120" w:type="dxa"/>
+              <w:right w:w="120" w:type="dxa"/>
+            </w:tcMar>
+          </w:tcPr>
+          <w:p>
+            <w:pPr>
+              <w:spacing w:after="40" w:line="252" w:lineRule="auto"/>
+            </w:pPr>
+            <w:r>
+              <w:rPr>
+                <w:rFonts w:ascii="Times New Roman" w:hAnsi="Times New Roman"/>
+                <w:color w:val="333333"/>
+                <w:sz w:val="19"/>
+              </w:rPr>
+              <w:t>$0.4372$</w:t>
+            </w:r>
+          </w:p>
+        </w:tc>
+        <w:tc>
+          <w:tcPr>
+            <w:tcW w:type="dxa" w:w="1170"/>
+            <w:tcMar>
+              <w:top w:w="100" w:type="dxa"/>
+              <w:bottom w:w="100" w:type="dxa"/>
+              <w:left w:w="120" w:type="dxa"/>
+              <w:right w:w="120" w:type="dxa"/>
+            </w:tcMar>
+          </w:tcPr>
+          <w:p>
+            <w:pPr>
+              <w:spacing w:after="40" w:line="252" w:lineRule="auto"/>
+            </w:pPr>
+            <w:r>
+              <w:rPr>
+                <w:rFonts w:ascii="Times New Roman" w:hAnsi="Times New Roman"/>
+                <w:color w:val="333333"/>
+                <w:sz w:val="19"/>
+              </w:rPr>
+              <w:t>15</w:t>
+            </w:r>
+          </w:p>
+        </w:tc>
+        <w:tc>
+          <w:tcPr>
+            <w:tcW w:type="dxa" w:w="1170"/>
+            <w:tcMar>
+              <w:top w:w="100" w:type="dxa"/>
+              <w:bottom w:w="100" w:type="dxa"/>
+              <w:left w:w="120" w:type="dxa"/>
+              <w:right w:w="120" w:type="dxa"/>
+            </w:tcMar>
+          </w:tcPr>
+          <w:p>
+            <w:pPr>
+              <w:spacing w:after="40" w:line="252" w:lineRule="auto"/>
+            </w:pPr>
+            <w:r>
+              <w:rPr>
+                <w:rFonts w:ascii="Times New Roman" w:hAnsi="Times New Roman"/>
+                <w:color w:val="333333"/>
+                <w:sz w:val="19"/>
+              </w:rPr>
+              <w:t>$[0.000, 0.368]$</w:t>
+            </w:r>
+          </w:p>
+        </w:tc>
+        <w:tc>
+          <w:tcPr>
+            <w:tcW w:type="dxa" w:w="1170"/>
+            <w:tcMar>
+              <w:top w:w="100" w:type="dxa"/>
+              <w:bottom w:w="100" w:type="dxa"/>
+              <w:left w:w="120" w:type="dxa"/>
+              <w:right w:w="120" w:type="dxa"/>
+            </w:tcMar>
+          </w:tcPr>
+          <w:p>
+            <w:pPr>
+              <w:spacing w:after="40" w:line="252" w:lineRule="auto"/>
+            </w:pPr>
+            <w:r>
+              <w:rPr>
+                <w:rFonts w:ascii="Times New Roman" w:hAnsi="Times New Roman"/>
+                <w:color w:val="333333"/>
+                <w:sz w:val="19"/>
+              </w:rPr>
+              <w:t>$[0.275, 0.451]$</w:t>
+            </w:r>
+          </w:p>
+        </w:tc>
+      </w:tr>
+    </w:tbl>
+    <w:p/>
+    <w:p>
+      <w:r/>
+      <w:r>
+        <w:rPr>
+          <w:i/>
+        </w:rPr>
+        <w:t>Policy Insight</w:t>
+      </w:r>
+      <w:r>
+        <w:t>: While policy weighting successfully shifts the swarm toward sparser or lower-overhead solutions, on encrypted traffic (ISCX VPN) no policy achieves acceptable classification performance. The senior paper [1] reported $94.33\%$ accuracy for MOPSO-FFNN-AD because it was evaluated on synthetic Gaussian clusters. Synthetic clusters are separable by design; real-world network traffic is non-stationary, encrypted, and heavily overlapping. Synthetic evaluations create a false sense of viability that collapses upon real PCAP deployment.</w:t>
       </w:r>
     </w:p>
     <w:p>
@@ -10290,7 +14409,7 @@
         <w:rPr>
           <w:rFonts w:ascii="Times New Roman" w:hAnsi="Times New Roman"/>
           <w:b/>
-          <w:color w:val="1E293B"/>
+          <w:color w:val="1E3A8A"/>
           <w:sz w:val="27"/>
         </w:rPr>
         <w:t>VIII. Lessons Learned &amp; Recommendations for SDWN Edge AI</w:t>
@@ -10382,7 +14501,7 @@
         <w:rPr>
           <w:rFonts w:ascii="Times New Roman" w:hAnsi="Times New Roman"/>
           <w:b/>
-          <w:color w:val="1E293B"/>
+          <w:color w:val="1E3A8A"/>
           <w:sz w:val="27"/>
         </w:rPr>
         <w:t>IX. Conclusion</w:t>
@@ -10433,7 +14552,7 @@
         <w:rPr>
           <w:rFonts w:ascii="Times New Roman" w:hAnsi="Times New Roman"/>
           <w:b/>
-          <w:color w:val="1E293B"/>
+          <w:color w:val="1E3A8A"/>
           <w:sz w:val="27"/>
         </w:rPr>
         <w:t>References</w:t>
@@ -10672,7 +14791,7 @@
         <w:rPr>
           <w:rFonts w:ascii="Times New Roman" w:hAnsi="Times New Roman"/>
           <w:b/>
-          <w:color w:val="1E293B"/>
+          <w:color w:val="1E3A8A"/>
           <w:sz w:val="27"/>
         </w:rPr>
         <w:t>Appendix A: Mathematical Swarm Stability Proofs</w:t>
@@ -10680,7 +14799,7 @@
     </w:p>
     <w:p>
       <w:pPr>
-        <w:spacing w:before="200" w:after="40"/>
+        <w:spacing w:before="200" w:after="60"/>
       </w:pPr>
       <w:r>
         <w:rPr>
@@ -10758,7 +14877,7 @@
     </w:p>
     <w:p>
       <w:pPr>
-        <w:spacing w:before="200" w:after="40"/>
+        <w:spacing w:before="200" w:after="60"/>
       </w:pPr>
       <w:r>
         <w:rPr>
@@ -10852,10 +14971,24 @@
         <w:rPr>
           <w:rFonts w:ascii="Times New Roman" w:hAnsi="Times New Roman"/>
           <w:b/>
-          <w:color w:val="1E293B"/>
+          <w:color w:val="1E3A8A"/>
           <w:sz w:val="27"/>
         </w:rPr>
         <w:t>Appendix B: Experimental Configurations &amp; Hyperparameters</w:t>
+      </w:r>
+    </w:p>
+    <w:p>
+      <w:pPr>
+        <w:spacing w:before="200" w:after="60"/>
+      </w:pPr>
+      <w:r>
+        <w:rPr>
+          <w:rFonts w:ascii="Times New Roman" w:hAnsi="Times New Roman"/>
+          <w:b/>
+          <w:color w:val="334155"/>
+          <w:sz w:val="23"/>
+        </w:rPr>
+        <w:t>Table 10: Complete System Configurations &amp; Hyperparameters</w:t>
       </w:r>
     </w:p>
     <w:tbl>
@@ -10866,7 +14999,7 @@
         <w:tblBorders>
           <w:top w:val="single" w:sz="6" w:space="0" w:color="CCCCCC"/>
           <w:bottom w:val="single" w:sz="6" w:space="0" w:color="CCCCCC"/>
-          <w:insideH w:val="single" w:sz="4" w:space="0" w:color="E0E0E0"/>
+          <w:insideH w:val="single" w:sz="4" w:space="0" w:color="E2E8F0"/>
           <w:insideV w:val="none"/>
           <w:left w:val="none"/>
           <w:right w:val="none"/>
@@ -10888,7 +15021,7 @@
               <w:left w:w="120" w:type="dxa"/>
               <w:right w:w="120" w:type="dxa"/>
             </w:tcMar>
-            <w:shd w:fill="F0F4F8"/>
+            <w:shd w:fill="1E3A8A"/>
           </w:tcPr>
           <w:p>
             <w:pPr>
@@ -10898,7 +15031,7 @@
               <w:rPr>
                 <w:rFonts w:ascii="Times New Roman" w:hAnsi="Times New Roman"/>
                 <w:b/>
-                <w:color w:val="111827"/>
+                <w:color w:val="FFFFFF"/>
                 <w:sz w:val="19"/>
               </w:rPr>
               <w:t>Parameter Description</w:t>
@@ -10914,7 +15047,7 @@
               <w:left w:w="120" w:type="dxa"/>
               <w:right w:w="120" w:type="dxa"/>
             </w:tcMar>
-            <w:shd w:fill="F0F4F8"/>
+            <w:shd w:fill="1E3A8A"/>
           </w:tcPr>
           <w:p>
             <w:pPr>
@@ -10924,7 +15057,7 @@
               <w:rPr>
                 <w:rFonts w:ascii="Times New Roman" w:hAnsi="Times New Roman"/>
                 <w:b/>
-                <w:color w:val="111827"/>
+                <w:color w:val="FFFFFF"/>
                 <w:sz w:val="19"/>
               </w:rPr>
               <w:t>Symbol</w:t>
@@ -10940,7 +15073,7 @@
               <w:left w:w="120" w:type="dxa"/>
               <w:right w:w="120" w:type="dxa"/>
             </w:tcMar>
-            <w:shd w:fill="F0F4F8"/>
+            <w:shd w:fill="1E3A8A"/>
           </w:tcPr>
           <w:p>
             <w:pPr>
@@ -10950,7 +15083,7 @@
               <w:rPr>
                 <w:rFonts w:ascii="Times New Roman" w:hAnsi="Times New Roman"/>
                 <w:b/>
-                <w:color w:val="111827"/>
+                <w:color w:val="FFFFFF"/>
                 <w:sz w:val="19"/>
               </w:rPr>
               <w:t>Numerical Value</w:t>
@@ -10966,7 +15099,7 @@
               <w:left w:w="120" w:type="dxa"/>
               <w:right w:w="120" w:type="dxa"/>
             </w:tcMar>
-            <w:shd w:fill="F0F4F8"/>
+            <w:shd w:fill="1E3A8A"/>
           </w:tcPr>
           <w:p>
             <w:pPr>
@@ -10976,7 +15109,7 @@
               <w:rPr>
                 <w:rFonts w:ascii="Times New Roman" w:hAnsi="Times New Roman"/>
                 <w:b/>
-                <w:color w:val="111827"/>
+                <w:color w:val="FFFFFF"/>
                 <w:sz w:val="19"/>
               </w:rPr>
               <w:t>Source / Justification</w:t>
@@ -10994,7 +15127,7 @@
               <w:left w:w="120" w:type="dxa"/>
               <w:right w:w="120" w:type="dxa"/>
             </w:tcMar>
-            <w:shd w:fill="FAFAFA"/>
+            <w:shd w:fill="F8FAFC"/>
           </w:tcPr>
           <w:p>
             <w:pPr>
@@ -11019,7 +15152,7 @@
               <w:left w:w="120" w:type="dxa"/>
               <w:right w:w="120" w:type="dxa"/>
             </w:tcMar>
-            <w:shd w:fill="FAFAFA"/>
+            <w:shd w:fill="F8FAFC"/>
           </w:tcPr>
           <w:p>
             <w:pPr>
@@ -11044,7 +15177,7 @@
               <w:left w:w="120" w:type="dxa"/>
               <w:right w:w="120" w:type="dxa"/>
             </w:tcMar>
-            <w:shd w:fill="FAFAFA"/>
+            <w:shd w:fill="F8FAFC"/>
           </w:tcPr>
           <w:p>
             <w:pPr>
@@ -11069,7 +15202,7 @@
               <w:left w:w="120" w:type="dxa"/>
               <w:right w:w="120" w:type="dxa"/>
             </w:tcMar>
-            <w:shd w:fill="FAFAFA"/>
+            <w:shd w:fill="F8FAFC"/>
           </w:tcPr>
           <w:p>
             <w:pPr>
@@ -11194,7 +15327,7 @@
               <w:left w:w="120" w:type="dxa"/>
               <w:right w:w="120" w:type="dxa"/>
             </w:tcMar>
-            <w:shd w:fill="FAFAFA"/>
+            <w:shd w:fill="F8FAFC"/>
           </w:tcPr>
           <w:p>
             <w:pPr>
@@ -11219,7 +15352,7 @@
               <w:left w:w="120" w:type="dxa"/>
               <w:right w:w="120" w:type="dxa"/>
             </w:tcMar>
-            <w:shd w:fill="FAFAFA"/>
+            <w:shd w:fill="F8FAFC"/>
           </w:tcPr>
           <w:p>
             <w:pPr>
@@ -11244,7 +15377,7 @@
               <w:left w:w="120" w:type="dxa"/>
               <w:right w:w="120" w:type="dxa"/>
             </w:tcMar>
-            <w:shd w:fill="FAFAFA"/>
+            <w:shd w:fill="F8FAFC"/>
           </w:tcPr>
           <w:p>
             <w:pPr>
@@ -11269,7 +15402,7 @@
               <w:left w:w="120" w:type="dxa"/>
               <w:right w:w="120" w:type="dxa"/>
             </w:tcMar>
-            <w:shd w:fill="FAFAFA"/>
+            <w:shd w:fill="F8FAFC"/>
           </w:tcPr>
           <w:p>
             <w:pPr>
@@ -11394,7 +15527,7 @@
               <w:left w:w="120" w:type="dxa"/>
               <w:right w:w="120" w:type="dxa"/>
             </w:tcMar>
-            <w:shd w:fill="FAFAFA"/>
+            <w:shd w:fill="F8FAFC"/>
           </w:tcPr>
           <w:p>
             <w:pPr>
@@ -11419,7 +15552,7 @@
               <w:left w:w="120" w:type="dxa"/>
               <w:right w:w="120" w:type="dxa"/>
             </w:tcMar>
-            <w:shd w:fill="FAFAFA"/>
+            <w:shd w:fill="F8FAFC"/>
           </w:tcPr>
           <w:p>
             <w:pPr>
@@ -11444,7 +15577,7 @@
               <w:left w:w="120" w:type="dxa"/>
               <w:right w:w="120" w:type="dxa"/>
             </w:tcMar>
-            <w:shd w:fill="FAFAFA"/>
+            <w:shd w:fill="F8FAFC"/>
           </w:tcPr>
           <w:p>
             <w:pPr>
@@ -11469,7 +15602,7 @@
               <w:left w:w="120" w:type="dxa"/>
               <w:right w:w="120" w:type="dxa"/>
             </w:tcMar>
-            <w:shd w:fill="FAFAFA"/>
+            <w:shd w:fill="F8FAFC"/>
           </w:tcPr>
           <w:p>
             <w:pPr>
@@ -11594,7 +15727,7 @@
               <w:left w:w="120" w:type="dxa"/>
               <w:right w:w="120" w:type="dxa"/>
             </w:tcMar>
-            <w:shd w:fill="FAFAFA"/>
+            <w:shd w:fill="F8FAFC"/>
           </w:tcPr>
           <w:p>
             <w:pPr>
@@ -11619,7 +15752,7 @@
               <w:left w:w="120" w:type="dxa"/>
               <w:right w:w="120" w:type="dxa"/>
             </w:tcMar>
-            <w:shd w:fill="FAFAFA"/>
+            <w:shd w:fill="F8FAFC"/>
           </w:tcPr>
           <w:p>
             <w:pPr>
@@ -11644,7 +15777,7 @@
               <w:left w:w="120" w:type="dxa"/>
               <w:right w:w="120" w:type="dxa"/>
             </w:tcMar>
-            <w:shd w:fill="FAFAFA"/>
+            <w:shd w:fill="F8FAFC"/>
           </w:tcPr>
           <w:p>
             <w:pPr>
@@ -11669,7 +15802,7 @@
               <w:left w:w="120" w:type="dxa"/>
               <w:right w:w="120" w:type="dxa"/>
             </w:tcMar>
-            <w:shd w:fill="FAFAFA"/>
+            <w:shd w:fill="F8FAFC"/>
           </w:tcPr>
           <w:p>
             <w:pPr>
@@ -11794,7 +15927,7 @@
               <w:left w:w="120" w:type="dxa"/>
               <w:right w:w="120" w:type="dxa"/>
             </w:tcMar>
-            <w:shd w:fill="FAFAFA"/>
+            <w:shd w:fill="F8FAFC"/>
           </w:tcPr>
           <w:p>
             <w:pPr>
@@ -11819,7 +15952,7 @@
               <w:left w:w="120" w:type="dxa"/>
               <w:right w:w="120" w:type="dxa"/>
             </w:tcMar>
-            <w:shd w:fill="FAFAFA"/>
+            <w:shd w:fill="F8FAFC"/>
           </w:tcPr>
           <w:p>
             <w:pPr>
@@ -11844,7 +15977,7 @@
               <w:left w:w="120" w:type="dxa"/>
               <w:right w:w="120" w:type="dxa"/>
             </w:tcMar>
-            <w:shd w:fill="FAFAFA"/>
+            <w:shd w:fill="F8FAFC"/>
           </w:tcPr>
           <w:p>
             <w:pPr>
@@ -11869,7 +16002,7 @@
               <w:left w:w="120" w:type="dxa"/>
               <w:right w:w="120" w:type="dxa"/>
             </w:tcMar>
-            <w:shd w:fill="FAFAFA"/>
+            <w:shd w:fill="F8FAFC"/>
           </w:tcPr>
           <w:p>
             <w:pPr>
@@ -11994,7 +16127,7 @@
               <w:left w:w="120" w:type="dxa"/>
               <w:right w:w="120" w:type="dxa"/>
             </w:tcMar>
-            <w:shd w:fill="FAFAFA"/>
+            <w:shd w:fill="F8FAFC"/>
           </w:tcPr>
           <w:p>
             <w:pPr>
@@ -12019,7 +16152,7 @@
               <w:left w:w="120" w:type="dxa"/>
               <w:right w:w="120" w:type="dxa"/>
             </w:tcMar>
-            <w:shd w:fill="FAFAFA"/>
+            <w:shd w:fill="F8FAFC"/>
           </w:tcPr>
           <w:p>
             <w:pPr>
@@ -12044,7 +16177,7 @@
               <w:left w:w="120" w:type="dxa"/>
               <w:right w:w="120" w:type="dxa"/>
             </w:tcMar>
-            <w:shd w:fill="FAFAFA"/>
+            <w:shd w:fill="F8FAFC"/>
           </w:tcPr>
           <w:p>
             <w:pPr>
@@ -12069,7 +16202,7 @@
               <w:left w:w="120" w:type="dxa"/>
               <w:right w:w="120" w:type="dxa"/>
             </w:tcMar>
-            <w:shd w:fill="FAFAFA"/>
+            <w:shd w:fill="F8FAFC"/>
           </w:tcPr>
           <w:p>
             <w:pPr>
@@ -12194,7 +16327,7 @@
               <w:left w:w="120" w:type="dxa"/>
               <w:right w:w="120" w:type="dxa"/>
             </w:tcMar>
-            <w:shd w:fill="FAFAFA"/>
+            <w:shd w:fill="F8FAFC"/>
           </w:tcPr>
           <w:p>
             <w:pPr>
@@ -12219,7 +16352,7 @@
               <w:left w:w="120" w:type="dxa"/>
               <w:right w:w="120" w:type="dxa"/>
             </w:tcMar>
-            <w:shd w:fill="FAFAFA"/>
+            <w:shd w:fill="F8FAFC"/>
           </w:tcPr>
           <w:p>
             <w:pPr>
@@ -12244,7 +16377,7 @@
               <w:left w:w="120" w:type="dxa"/>
               <w:right w:w="120" w:type="dxa"/>
             </w:tcMar>
-            <w:shd w:fill="FAFAFA"/>
+            <w:shd w:fill="F8FAFC"/>
           </w:tcPr>
           <w:p>
             <w:pPr>
@@ -12269,7 +16402,7 @@
               <w:left w:w="120" w:type="dxa"/>
               <w:right w:w="120" w:type="dxa"/>
             </w:tcMar>
-            <w:shd w:fill="FAFAFA"/>
+            <w:shd w:fill="F8FAFC"/>
           </w:tcPr>
           <w:p>
             <w:pPr>
